--- a/resources/document-templates/doc8-prototype-validation-template.docx
+++ b/resources/document-templates/doc8-prototype-validation-template.docx
@@ -20155,9 +20155,11 @@
           <w:rFonts w:ascii="Times New Roman" w:eastAsia="Times New Roman" w:hAnsi="Times New Roman" w:cs="Times New Roman"/>
           <w:b/>
           <w:bCs/>
+          <w:sz w:val="24"/>
+          <w:szCs w:val="24"/>
         </w:rPr>
         <w:lastRenderedPageBreak/>
-        <w:t>Validated By:</w:t>
+        <w:t xml:space="preserve">${validated_by_label}</w:t>
       </w:r>
     </w:p>
     <w:p>
@@ -20598,6 +20600,14 @@
     </w:p>
     <w:p>
       <w:pPr>
+        <w:spacing w:after="0"/>
+      </w:pPr>
+      <w:r>
+        <w:t>${sig_slot_1}</w:t>
+      </w:r>
+    </w:p>
+    <w:p>
+      <w:pPr>
         <w:rPr>
           <w:rFonts w:ascii="Times New Roman" w:eastAsia="Times New Roman" w:hAnsi="Times New Roman" w:cs="Times New Roman"/>
           <w:lang w:val="en-US"/>
@@ -20608,9 +20618,11 @@
           <w:rFonts w:ascii="Times New Roman" w:eastAsia="Times New Roman" w:hAnsi="Times New Roman" w:cs="Times New Roman"/>
           <w:b/>
           <w:bCs/>
+          <w:sz w:val="24"/>
+          <w:szCs w:val="24"/>
           <w:lang w:val="en-US"/>
         </w:rPr>
-        <w:t>Noted By: </w:t>
+        <w:t xml:space="preserve">${noted_by_label} </w:t>
       </w:r>
     </w:p>
     <w:p>
@@ -20682,6 +20694,14 @@
     </w:p>
     <w:p>
       <w:pPr>
+        <w:spacing w:after="0"/>
+      </w:pPr>
+      <w:r>
+        <w:t>${/sig_slot_1}</w:t>
+      </w:r>
+    </w:p>
+    <w:p>
+      <w:pPr>
         <w:ind w:left="2880"/>
         <w:rPr>
           <w:rFonts w:ascii="Times New Roman" w:eastAsia="Times New Roman" w:hAnsi="Times New Roman" w:cs="Times New Roman"/>
@@ -20693,9 +20713,11 @@
           <w:rFonts w:ascii="Times New Roman" w:eastAsia="Times New Roman" w:hAnsi="Times New Roman" w:cs="Times New Roman"/>
           <w:b/>
           <w:bCs/>
+          <w:sz w:val="24"/>
+          <w:szCs w:val="24"/>
           <w:lang w:val="en-US"/>
         </w:rPr>
-        <w:t>Approved</w:t>
+        <w:t xml:space="preserve">${approved_by_label} </w:t>
       </w:r>
       <w:r>
         <w:rPr>
@@ -20704,7 +20726,7 @@
           <w:bCs/>
           <w:lang w:val="en-US"/>
         </w:rPr>
-        <w:t xml:space="preserve"> By: </w:t>
+        <w:t xml:space="preserve"/>
       </w:r>
     </w:p>
     <w:p>
@@ -20751,23 +20773,6 @@
           <w:lang w:val="en-US"/>
         </w:rPr>
         <w:t xml:space="preserve">${approved_by_position_1}</w:t>
-      </w:r>
-    </w:p>
-    <w:p>
-      <w:pPr>
-        <w:spacing w:after="0"/>
-        <w:ind w:left="2880"/>
-        <w:rPr>
-          <w:rFonts w:ascii="Times New Roman" w:eastAsia="Times New Roman" w:hAnsi="Times New Roman" w:cs="Times New Roman"/>
-          <w:lang w:val="en-US"/>
-        </w:rPr>
-      </w:pPr>
-      <w:r>
-        <w:rPr>
-          <w:rFonts w:ascii="Times New Roman" w:eastAsia="Times New Roman" w:hAnsi="Times New Roman" w:cs="Times New Roman"/>
-          <w:lang w:val="en-US"/>
-        </w:rPr>
-        <w:t xml:space="preserve">${approved_by_position_2}</w:t>
       </w:r>
     </w:p>
     <w:p>

--- a/resources/document-templates/doc8-prototype-validation-template.docx
+++ b/resources/document-templates/doc8-prototype-validation-template.docx
@@ -20774,13 +20774,6 @@
         </w:rPr>
         <w:t xml:space="preserve">${approved_by_position_1}</w:t>
       </w:r>
-    </w:p>
-    <w:p>
-      <w:pPr>
-        <w:rPr>
-          <w:rFonts w:ascii="Times New Roman" w:eastAsia="Times New Roman" w:hAnsi="Times New Roman" w:cs="Times New Roman"/>
-        </w:rPr>
-      </w:pPr>
     </w:p>
     <w:sectPr>
       <w:headerReference w:type="default" r:id="rId14"/>

--- a/resources/document-templates/doc8-prototype-validation-template.docx
+++ b/resources/document-templates/doc8-prototype-validation-template.docx
@@ -20702,7 +20702,7 @@
     </w:p>
     <w:p>
       <w:pPr>
-        <w:ind w:left="2880"/>
+        <w:ind w:left="4130"/>
         <w:rPr>
           <w:rFonts w:ascii="Times New Roman" w:eastAsia="Times New Roman" w:hAnsi="Times New Roman" w:cs="Times New Roman"/>
           <w:lang w:val="en-US"/>
@@ -20741,7 +20741,7 @@
     <w:p>
       <w:pPr>
         <w:spacing w:after="0"/>
-        <w:ind w:left="2880"/>
+        <w:ind w:left="4130"/>
         <w:rPr>
           <w:rFonts w:ascii="Times New Roman" w:eastAsia="Times New Roman" w:hAnsi="Times New Roman" w:cs="Times New Roman"/>
           <w:lang w:val="en-US"/>
@@ -20761,7 +20761,7 @@
     <w:p>
       <w:pPr>
         <w:spacing w:after="0"/>
-        <w:ind w:left="2880"/>
+        <w:ind w:left="4130"/>
         <w:rPr>
           <w:rFonts w:ascii="Times New Roman" w:eastAsia="Times New Roman" w:hAnsi="Times New Roman" w:cs="Times New Roman"/>
           <w:lang w:val="en-US"/>

--- a/resources/document-templates/doc8-prototype-validation-template.docx
+++ b/resources/document-templates/doc8-prototype-validation-template.docx
@@ -20292,6 +20292,8 @@
                               <w:rPr>
                                 <w:rFonts w:ascii="Times New Roman" w:eastAsia="Times New Roman" w:hAnsi="Times New Roman" w:cs="Times New Roman"/>
                                 <w:b/>
+                                <w:i/>
+                                <w:iCs/>
                                 <w:bCs/>
                                 <w:u w:val="single"/>
                               </w:rPr>
@@ -20451,6 +20453,8 @@
                         <w:rPr>
                           <w:rFonts w:ascii="Times New Roman" w:eastAsia="Times New Roman" w:hAnsi="Times New Roman" w:cs="Times New Roman"/>
                           <w:b/>
+                          <w:i/>
+                          <w:iCs/>
                           <w:bCs/>
                           <w:u w:val="single"/>
                         </w:rPr>
@@ -20663,6 +20667,8 @@
       <w:r>
         <w:rPr>
           <w:rFonts w:ascii="Times New Roman" w:eastAsia="Times New Roman" w:hAnsi="Times New Roman" w:cs="Times New Roman"/>
+          <w:i/>
+          <w:iCs/>
           <w:lang w:val="en-US"/>
         </w:rPr>
         <w:t xml:space="preserve">${noted_by_position}</w:t>
@@ -20770,6 +20776,8 @@
       <w:r>
         <w:rPr>
           <w:rFonts w:ascii="Times New Roman" w:eastAsia="Times New Roman" w:hAnsi="Times New Roman" w:cs="Times New Roman"/>
+          <w:i/>
+          <w:iCs/>
           <w:lang w:val="en-US"/>
         </w:rPr>
         <w:t xml:space="preserve">${approved_by_position_1}</w:t>

--- a/resources/document-templates/doc8-prototype-validation-template.docx
+++ b/resources/document-templates/doc8-prototype-validation-template.docx
@@ -193,7 +193,7 @@
         <mc:AlternateContent>
           <mc:Choice Requires="wps">
             <w:drawing>
-              <wp:anchor distT="0" distB="0" distL="114300" distR="114300" simplePos="0" relativeHeight="251664384" behindDoc="0" locked="0" layoutInCell="1" allowOverlap="1" wp14:anchorId="06C008A7" wp14:editId="4D043951">
+              <wp:anchor distT="0" distB="0" distL="114300" distR="114300" simplePos="0" relativeHeight="251664384" behindDoc="0" locked="0" layoutInCell="1" allowOverlap="1" wp14:anchorId="06C008A7" wp14:editId="2A1B829F">
                 <wp:simplePos x="0" y="0"/>
                 <wp:positionH relativeFrom="column">
                   <wp:posOffset>-171450</wp:posOffset>
@@ -284,59 +284,7 @@
                                 <w:sz w:val="20"/>
                                 <w:szCs w:val="20"/>
                               </w:rPr>
-                              <w:t>(</w:t>
-                            </w:r>
-                            <w:r>
-                              <w:rPr>
-                                <w:rFonts w:ascii="Aptos Bold" w:eastAsia="Times New Roman" w:hAnsi="Aptos Bold" w:cs="Times New Roman"/>
-                                <w:b/>
-                                <w:bCs/>
-                                <w:i/>
-                                <w:iCs/>
-                                <w:color w:val="D9D9D9" w:themeColor="background1" w:themeShade="D9"/>
-                                <w:sz w:val="20"/>
-                                <w:szCs w:val="20"/>
-                              </w:rPr>
-                              <w:t>t</w:t>
-                            </w:r>
-                            <w:r>
-                              <w:rPr>
-                                <w:rFonts w:ascii="Aptos Bold" w:eastAsia="Times New Roman" w:hAnsi="Aptos Bold" w:cs="Times New Roman"/>
-                                <w:b/>
-                                <w:bCs/>
-                                <w:i/>
-                                <w:iCs/>
-                                <w:color w:val="D9D9D9" w:themeColor="background1" w:themeShade="D9"/>
-                                <w:sz w:val="20"/>
-                                <w:szCs w:val="20"/>
-                              </w:rPr>
-                              <w:t xml:space="preserve">o be filled up by TBIDO </w:t>
-                            </w:r>
-                            <w:r>
-                              <w:rPr>
-                                <w:rFonts w:ascii="Aptos Bold" w:eastAsia="Times New Roman" w:hAnsi="Aptos Bold" w:cs="Times New Roman"/>
-                                <w:b/>
-                                <w:bCs/>
-                                <w:i/>
-                                <w:iCs/>
-                                <w:color w:val="D9D9D9" w:themeColor="background1" w:themeShade="D9"/>
-                                <w:sz w:val="20"/>
-                                <w:szCs w:val="20"/>
-                              </w:rPr>
-                              <w:t>p</w:t>
-                            </w:r>
-                            <w:r>
-                              <w:rPr>
-                                <w:rFonts w:ascii="Aptos Bold" w:eastAsia="Times New Roman" w:hAnsi="Aptos Bold" w:cs="Times New Roman"/>
-                                <w:b/>
-                                <w:bCs/>
-                                <w:i/>
-                                <w:iCs/>
-                                <w:color w:val="D9D9D9" w:themeColor="background1" w:themeShade="D9"/>
-                                <w:sz w:val="20"/>
-                                <w:szCs w:val="20"/>
-                              </w:rPr>
-                              <w:t>ersonnel)</w:t>
+                              <w:t>(to be filled up by TBIDO personnel)</w:t>
                             </w:r>
                           </w:p>
                         </w:txbxContent>
@@ -407,59 +355,7 @@
                           <w:sz w:val="20"/>
                           <w:szCs w:val="20"/>
                         </w:rPr>
-                        <w:t>(</w:t>
-                      </w:r>
-                      <w:r>
-                        <w:rPr>
-                          <w:rFonts w:ascii="Aptos Bold" w:eastAsia="Times New Roman" w:hAnsi="Aptos Bold" w:cs="Times New Roman"/>
-                          <w:b/>
-                          <w:bCs/>
-                          <w:i/>
-                          <w:iCs/>
-                          <w:color w:val="D9D9D9" w:themeColor="background1" w:themeShade="D9"/>
-                          <w:sz w:val="20"/>
-                          <w:szCs w:val="20"/>
-                        </w:rPr>
-                        <w:t>t</w:t>
-                      </w:r>
-                      <w:r>
-                        <w:rPr>
-                          <w:rFonts w:ascii="Aptos Bold" w:eastAsia="Times New Roman" w:hAnsi="Aptos Bold" w:cs="Times New Roman"/>
-                          <w:b/>
-                          <w:bCs/>
-                          <w:i/>
-                          <w:iCs/>
-                          <w:color w:val="D9D9D9" w:themeColor="background1" w:themeShade="D9"/>
-                          <w:sz w:val="20"/>
-                          <w:szCs w:val="20"/>
-                        </w:rPr>
-                        <w:t xml:space="preserve">o be filled up by TBIDO </w:t>
-                      </w:r>
-                      <w:r>
-                        <w:rPr>
-                          <w:rFonts w:ascii="Aptos Bold" w:eastAsia="Times New Roman" w:hAnsi="Aptos Bold" w:cs="Times New Roman"/>
-                          <w:b/>
-                          <w:bCs/>
-                          <w:i/>
-                          <w:iCs/>
-                          <w:color w:val="D9D9D9" w:themeColor="background1" w:themeShade="D9"/>
-                          <w:sz w:val="20"/>
-                          <w:szCs w:val="20"/>
-                        </w:rPr>
-                        <w:t>p</w:t>
-                      </w:r>
-                      <w:r>
-                        <w:rPr>
-                          <w:rFonts w:ascii="Aptos Bold" w:eastAsia="Times New Roman" w:hAnsi="Aptos Bold" w:cs="Times New Roman"/>
-                          <w:b/>
-                          <w:bCs/>
-                          <w:i/>
-                          <w:iCs/>
-                          <w:color w:val="D9D9D9" w:themeColor="background1" w:themeShade="D9"/>
-                          <w:sz w:val="20"/>
-                          <w:szCs w:val="20"/>
-                        </w:rPr>
-                        <w:t>ersonnel)</w:t>
+                        <w:t>(to be filled up by TBIDO personnel)</w:t>
                       </w:r>
                     </w:p>
                   </w:txbxContent>
@@ -508,7 +404,7 @@
           <w:bCs/>
           <w:u w:val="single"/>
         </w:rPr>
-        <w:t xml:space="preserve">${company_name}</w:t>
+        <w:t>${company_name}</w:t>
       </w:r>
     </w:p>
     <w:p>
@@ -538,7 +434,7 @@
           <w:bCs/>
           <w:u w:val="single"/>
         </w:rPr>
-        <w:t xml:space="preserve">${prototype_name}</w:t>
+        <w:t>${prototype_name}</w:t>
       </w:r>
     </w:p>
     <w:p>
@@ -625,11 +521,9 @@
                             </w:pPr>
                             <w:r>
                               <w:rPr>
-                                <w:rFonts w:ascii="Times New Roman" w:hAnsi="Times New Roman" w:eastAsia="Times New Roman" w:cs="Times New Roman"/>
-                                <w:sz w:val="22"/>
-                                <w:szCs w:val="22"/>
-                              </w:rPr>
-                              <w:t xml:space="preserve">${prototype_description}</w:t>
+                                <w:rFonts w:ascii="Times New Roman" w:eastAsia="Times New Roman" w:hAnsi="Times New Roman" w:cs="Times New Roman"/>
+                              </w:rPr>
+                              <w:t>${prototype_description}</w:t>
                             </w:r>
                           </w:p>
                         </w:txbxContent>
@@ -660,11 +554,9 @@
                       </w:pPr>
                       <w:r>
                         <w:rPr>
-                          <w:rFonts w:ascii="Times New Roman" w:hAnsi="Times New Roman" w:eastAsia="Times New Roman" w:cs="Times New Roman"/>
-                          <w:sz w:val="22"/>
-                          <w:szCs w:val="22"/>
+                          <w:rFonts w:ascii="Times New Roman" w:eastAsia="Times New Roman" w:hAnsi="Times New Roman" w:cs="Times New Roman"/>
                         </w:rPr>
-                        <w:t xml:space="preserve">${prototype_description}</w:t>
+                        <w:t>${prototype_description}</w:t>
                       </w:r>
                     </w:p>
                   </w:txbxContent>
@@ -758,12 +650,12 @@
         <w:tblLook w:val="04A0" w:firstRow="1" w:lastRow="0" w:firstColumn="1" w:lastColumn="0" w:noHBand="0" w:noVBand="1"/>
       </w:tblPr>
       <w:tblGrid>
-        <w:gridCol w:w="2245"/>
-        <w:gridCol w:w="652"/>
-        <w:gridCol w:w="2228"/>
-        <w:gridCol w:w="670"/>
-        <w:gridCol w:w="2930"/>
-        <w:gridCol w:w="625"/>
+        <w:gridCol w:w="1758"/>
+        <w:gridCol w:w="1339"/>
+        <w:gridCol w:w="1646"/>
+        <w:gridCol w:w="1329"/>
+        <w:gridCol w:w="1969"/>
+        <w:gridCol w:w="1309"/>
       </w:tblGrid>
       <w:tr>
         <w:trPr>
@@ -893,7 +785,7 @@
                 <w:sz w:val="18"/>
                 <w:szCs w:val="18"/>
               </w:rPr>
-              <w:t xml:space="preserve">${pc_check_1}</w:t>
+              <w:t>${pc_check_1}</w:t>
             </w:r>
           </w:p>
         </w:tc>
@@ -938,7 +830,7 @@
                 <w:sz w:val="18"/>
                 <w:szCs w:val="18"/>
               </w:rPr>
-              <w:t xml:space="preserve">${ds_check_1}</w:t>
+              <w:t>${ds_check_1}</w:t>
             </w:r>
           </w:p>
         </w:tc>
@@ -983,7 +875,7 @@
                 <w:sz w:val="18"/>
                 <w:szCs w:val="18"/>
               </w:rPr>
-              <w:t xml:space="preserve">${ip_check_1}</w:t>
+              <w:t>${ip_check_1}</w:t>
             </w:r>
           </w:p>
         </w:tc>
@@ -1007,23 +899,7 @@
                 <w:sz w:val="18"/>
                 <w:szCs w:val="18"/>
               </w:rPr>
-              <w:t>Mobile App</w:t>
-            </w:r>
-            <w:r>
-              <w:rPr>
-                <w:rFonts w:ascii="Times New Roman" w:eastAsia="Times New Roman" w:hAnsi="Times New Roman" w:cs="Times New Roman"/>
-                <w:sz w:val="18"/>
-                <w:szCs w:val="18"/>
-              </w:rPr>
-              <w:t xml:space="preserve"> </w:t>
-            </w:r>
-            <w:r>
-              <w:rPr>
-                <w:rFonts w:ascii="Times New Roman" w:eastAsia="Times New Roman" w:hAnsi="Times New Roman" w:cs="Times New Roman"/>
-                <w:sz w:val="18"/>
-                <w:szCs w:val="18"/>
-              </w:rPr>
-              <w:t>(Android/iOS)</w:t>
+              <w:t>Mobile App (Android/iOS)</w:t>
             </w:r>
           </w:p>
         </w:tc>
@@ -1046,7 +922,7 @@
                 <w:sz w:val="18"/>
                 <w:szCs w:val="18"/>
               </w:rPr>
-              <w:t xml:space="preserve">${pc_check_2}</w:t>
+              <w:t>${pc_check_2}</w:t>
             </w:r>
           </w:p>
         </w:tc>
@@ -1099,7 +975,7 @@
                 <w:sz w:val="18"/>
                 <w:szCs w:val="18"/>
               </w:rPr>
-              <w:t xml:space="preserve">${ds_check_2}</w:t>
+              <w:t>${ds_check_2}</w:t>
             </w:r>
           </w:p>
         </w:tc>
@@ -1144,7 +1020,7 @@
                 <w:sz w:val="18"/>
                 <w:szCs w:val="18"/>
               </w:rPr>
-              <w:t xml:space="preserve">${ip_check_2}</w:t>
+              <w:t>${ip_check_2}</w:t>
             </w:r>
           </w:p>
         </w:tc>
@@ -1191,7 +1067,7 @@
                 <w:sz w:val="18"/>
                 <w:szCs w:val="18"/>
               </w:rPr>
-              <w:t xml:space="preserve">${pc_check_3}</w:t>
+              <w:t>${pc_check_3}</w:t>
             </w:r>
           </w:p>
         </w:tc>
@@ -1236,7 +1112,7 @@
                 <w:sz w:val="18"/>
                 <w:szCs w:val="18"/>
               </w:rPr>
-              <w:t xml:space="preserve">${ds_check_3}</w:t>
+              <w:t>${ds_check_3}</w:t>
             </w:r>
           </w:p>
         </w:tc>
@@ -1281,7 +1157,7 @@
                 <w:sz w:val="18"/>
                 <w:szCs w:val="18"/>
               </w:rPr>
-              <w:t xml:space="preserve">${ip_check_3}</w:t>
+              <w:t>${ip_check_3}</w:t>
             </w:r>
           </w:p>
         </w:tc>
@@ -1328,7 +1204,7 @@
                 <w:sz w:val="18"/>
                 <w:szCs w:val="18"/>
               </w:rPr>
-              <w:t xml:space="preserve">${pc_check_4}</w:t>
+              <w:t>${pc_check_4}</w:t>
             </w:r>
           </w:p>
         </w:tc>
@@ -1373,7 +1249,7 @@
                 <w:sz w:val="18"/>
                 <w:szCs w:val="18"/>
               </w:rPr>
-              <w:t xml:space="preserve">${ds_check_4}</w:t>
+              <w:t>${ds_check_4}</w:t>
             </w:r>
           </w:p>
         </w:tc>
@@ -1418,7 +1294,7 @@
                 <w:sz w:val="18"/>
                 <w:szCs w:val="18"/>
               </w:rPr>
-              <w:t xml:space="preserve">${ip_check_4}</w:t>
+              <w:t>${ip_check_4}</w:t>
             </w:r>
           </w:p>
         </w:tc>
@@ -1465,7 +1341,7 @@
                 <w:sz w:val="18"/>
                 <w:szCs w:val="18"/>
               </w:rPr>
-              <w:t xml:space="preserve">${pc_check_5}</w:t>
+              <w:t>${pc_check_5}</w:t>
             </w:r>
           </w:p>
         </w:tc>
@@ -1510,7 +1386,7 @@
                 <w:sz w:val="18"/>
                 <w:szCs w:val="18"/>
               </w:rPr>
-              <w:t xml:space="preserve">${ds_check_5}</w:t>
+              <w:t>${ds_check_5}</w:t>
             </w:r>
           </w:p>
         </w:tc>
@@ -1555,7 +1431,7 @@
                 <w:sz w:val="18"/>
                 <w:szCs w:val="18"/>
               </w:rPr>
-              <w:t xml:space="preserve">${ip_check_5}</w:t>
+              <w:t>${ip_check_5}</w:t>
             </w:r>
           </w:p>
         </w:tc>
@@ -1602,7 +1478,7 @@
                 <w:sz w:val="18"/>
                 <w:szCs w:val="18"/>
               </w:rPr>
-              <w:t xml:space="preserve">${pc_check_6}</w:t>
+              <w:t>${pc_check_6}</w:t>
             </w:r>
           </w:p>
         </w:tc>
@@ -1647,7 +1523,7 @@
                 <w:sz w:val="18"/>
                 <w:szCs w:val="18"/>
               </w:rPr>
-              <w:t xml:space="preserve">${ds_check_6}</w:t>
+              <w:t>${ds_check_6}</w:t>
             </w:r>
           </w:p>
         </w:tc>
@@ -1681,7 +1557,7 @@
                 <w:szCs w:val="18"/>
                 <w:u w:val="single"/>
               </w:rPr>
-              <w:t xml:space="preserve">${ip_others}</w:t>
+              <w:t>${ip_others}</w:t>
             </w:r>
           </w:p>
           <w:p>
@@ -1740,7 +1616,7 @@
                 <w:szCs w:val="18"/>
                 <w:u w:val="single"/>
               </w:rPr>
-              <w:t xml:space="preserve">${pc_others}</w:t>
+              <w:t>${pc_others}</w:t>
             </w:r>
           </w:p>
         </w:tc>
@@ -1776,7 +1652,7 @@
                 <w:szCs w:val="18"/>
                 <w:u w:val="single"/>
               </w:rPr>
-              <w:t xml:space="preserve">${ds_others}</w:t>
+              <w:t>${ds_others}</w:t>
             </w:r>
           </w:p>
         </w:tc>
@@ -1839,7 +1715,7 @@
         <mc:AlternateContent>
           <mc:Choice Requires="wps">
             <w:drawing>
-              <wp:anchor distT="0" distB="0" distL="114300" distR="114300" simplePos="0" relativeHeight="251666432" behindDoc="1" locked="0" layoutInCell="1" allowOverlap="1" wp14:anchorId="24712541" wp14:editId="6800D851">
+              <wp:anchor distT="0" distB="0" distL="114300" distR="114300" simplePos="0" relativeHeight="251666432" behindDoc="1" locked="0" layoutInCell="1" allowOverlap="1" wp14:anchorId="24712541" wp14:editId="7E9EB891">
                 <wp:simplePos x="0" y="0"/>
                 <wp:positionH relativeFrom="margin">
                   <wp:posOffset>-222885</wp:posOffset>
@@ -2213,6 +2089,7 @@
           <w:rFonts w:ascii="Times New Roman" w:eastAsia="Times New Roman" w:hAnsi="Times New Roman" w:cs="Times New Roman"/>
           <w:b/>
           <w:bCs/>
+          <w:noProof/>
           <w:sz w:val="20"/>
           <w:szCs w:val="20"/>
         </w:rPr>
@@ -2532,7 +2409,6 @@
           <w:bCs/>
           <w:noProof/>
         </w:rPr>
-        <w:lastRenderedPageBreak/>
         <mc:AlternateContent>
           <mc:Choice Requires="wps">
             <w:drawing>
@@ -2576,19 +2452,18 @@
                             </w:tblPr>
                             <w:tblGrid>
                               <w:gridCol w:w="452"/>
-                              <w:gridCol w:w="7"/>
-                              <w:gridCol w:w="2405"/>
-                              <w:gridCol w:w="296"/>
-                              <w:gridCol w:w="296"/>
-                              <w:gridCol w:w="296"/>
-                              <w:gridCol w:w="296"/>
-                              <w:gridCol w:w="296"/>
+                              <w:gridCol w:w="1566"/>
+                              <w:gridCol w:w="2089"/>
+                              <w:gridCol w:w="2089"/>
+                              <w:gridCol w:w="2089"/>
+                              <w:gridCol w:w="2089"/>
+                              <w:gridCol w:w="2089"/>
                             </w:tblGrid>
                             <w:tr>
                               <w:tc>
                                 <w:tcPr>
                                   <w:tcW w:w="4344" w:type="dxa"/>
-                                  <w:gridSpan w:val="8"/>
+                                  <w:gridSpan w:val="7"/>
                                 </w:tcPr>
                                 <w:p>
                                   <w:pPr>
@@ -2617,7 +2492,6 @@
                               <w:tc>
                                 <w:tcPr>
                                   <w:tcW w:w="459" w:type="dxa"/>
-                                  <w:gridSpan w:val="2"/>
                                 </w:tcPr>
                                 <w:p>
                                   <w:pPr>
@@ -2802,7 +2676,6 @@
                               <w:tc>
                                 <w:tcPr>
                                   <w:tcW w:w="459" w:type="dxa"/>
-                                  <w:gridSpan w:val="2"/>
                                   <w:vAlign w:val="center"/>
                                 </w:tcPr>
                                 <w:p>
@@ -2865,7 +2738,7 @@
                                       <w:b/>
                                       <w:bCs/>
                                     </w:rPr>
-                                    <w:t xml:space="preserve">${rt_ux_0_5}</w:t>
+                                    <w:t>${rt_ux_0_5}</w:t>
                                   </w:r>
                                 </w:p>
                               </w:tc>
@@ -2888,7 +2761,7 @@
                                       <w:b/>
                                       <w:bCs/>
                                     </w:rPr>
-                                    <w:t xml:space="preserve">${rt_ux_0_4}</w:t>
+                                    <w:t>${rt_ux_0_4}</w:t>
                                   </w:r>
                                 </w:p>
                               </w:tc>
@@ -2911,7 +2784,7 @@
                                       <w:b/>
                                       <w:bCs/>
                                     </w:rPr>
-                                    <w:t xml:space="preserve">${rt_ux_0_3}</w:t>
+                                    <w:t>${rt_ux_0_3}</w:t>
                                   </w:r>
                                 </w:p>
                               </w:tc>
@@ -2934,7 +2807,7 @@
                                       <w:b/>
                                       <w:bCs/>
                                     </w:rPr>
-                                    <w:t xml:space="preserve">${rt_ux_0_2}</w:t>
+                                    <w:t>${rt_ux_0_2}</w:t>
                                   </w:r>
                                 </w:p>
                               </w:tc>
@@ -2957,7 +2830,7 @@
                                       <w:b/>
                                       <w:bCs/>
                                     </w:rPr>
-                                    <w:t xml:space="preserve">${rt_ux_0_1}</w:t>
+                                    <w:t>${rt_ux_0_1}</w:t>
                                   </w:r>
                                 </w:p>
                               </w:tc>
@@ -2966,7 +2839,6 @@
                               <w:tc>
                                 <w:tcPr>
                                   <w:tcW w:w="459" w:type="dxa"/>
-                                  <w:gridSpan w:val="2"/>
                                   <w:vAlign w:val="center"/>
                                 </w:tcPr>
                                 <w:p>
@@ -3029,7 +2901,7 @@
                                       <w:b/>
                                       <w:bCs/>
                                     </w:rPr>
-                                    <w:t xml:space="preserve">${rt_ux_1_5}</w:t>
+                                    <w:t>${rt_ux_1_5}</w:t>
                                   </w:r>
                                 </w:p>
                               </w:tc>
@@ -3052,7 +2924,7 @@
                                       <w:b/>
                                       <w:bCs/>
                                     </w:rPr>
-                                    <w:t xml:space="preserve">${rt_ux_1_4}</w:t>
+                                    <w:t>${rt_ux_1_4}</w:t>
                                   </w:r>
                                 </w:p>
                               </w:tc>
@@ -3075,7 +2947,7 @@
                                       <w:b/>
                                       <w:bCs/>
                                     </w:rPr>
-                                    <w:t xml:space="preserve">${rt_ux_1_3}</w:t>
+                                    <w:t>${rt_ux_1_3}</w:t>
                                   </w:r>
                                 </w:p>
                               </w:tc>
@@ -3098,7 +2970,7 @@
                                       <w:b/>
                                       <w:bCs/>
                                     </w:rPr>
-                                    <w:t xml:space="preserve">${rt_ux_1_2}</w:t>
+                                    <w:t>${rt_ux_1_2}</w:t>
                                   </w:r>
                                 </w:p>
                               </w:tc>
@@ -3121,7 +2993,7 @@
                                       <w:b/>
                                       <w:bCs/>
                                     </w:rPr>
-                                    <w:t xml:space="preserve">${rt_ux_1_1}</w:t>
+                                    <w:t>${rt_ux_1_1}</w:t>
                                   </w:r>
                                 </w:p>
                               </w:tc>
@@ -3130,7 +3002,6 @@
                               <w:tc>
                                 <w:tcPr>
                                   <w:tcW w:w="459" w:type="dxa"/>
-                                  <w:gridSpan w:val="2"/>
                                   <w:vAlign w:val="center"/>
                                 </w:tcPr>
                                 <w:p>
@@ -3193,7 +3064,7 @@
                                       <w:b/>
                                       <w:bCs/>
                                     </w:rPr>
-                                    <w:t xml:space="preserve">${rt_ux_2_5}</w:t>
+                                    <w:t>${rt_ux_2_5}</w:t>
                                   </w:r>
                                 </w:p>
                               </w:tc>
@@ -3216,7 +3087,7 @@
                                       <w:b/>
                                       <w:bCs/>
                                     </w:rPr>
-                                    <w:t xml:space="preserve">${rt_ux_2_4}</w:t>
+                                    <w:t>${rt_ux_2_4}</w:t>
                                   </w:r>
                                 </w:p>
                               </w:tc>
@@ -3239,7 +3110,7 @@
                                       <w:b/>
                                       <w:bCs/>
                                     </w:rPr>
-                                    <w:t xml:space="preserve">${rt_ux_2_3}</w:t>
+                                    <w:t>${rt_ux_2_3}</w:t>
                                   </w:r>
                                 </w:p>
                               </w:tc>
@@ -3262,7 +3133,7 @@
                                       <w:b/>
                                       <w:bCs/>
                                     </w:rPr>
-                                    <w:t xml:space="preserve">${rt_ux_2_2}</w:t>
+                                    <w:t>${rt_ux_2_2}</w:t>
                                   </w:r>
                                 </w:p>
                               </w:tc>
@@ -3285,7 +3156,7 @@
                                       <w:b/>
                                       <w:bCs/>
                                     </w:rPr>
-                                    <w:t xml:space="preserve">${rt_ux_2_1}</w:t>
+                                    <w:t>${rt_ux_2_1}</w:t>
                                   </w:r>
                                 </w:p>
                               </w:tc>
@@ -3294,7 +3165,6 @@
                               <w:tc>
                                 <w:tcPr>
                                   <w:tcW w:w="459" w:type="dxa"/>
-                                  <w:gridSpan w:val="2"/>
                                   <w:vAlign w:val="center"/>
                                 </w:tcPr>
                                 <w:p>
@@ -3357,7 +3227,7 @@
                                       <w:b/>
                                       <w:bCs/>
                                     </w:rPr>
-                                    <w:t xml:space="preserve">${rt_ux_3_5}</w:t>
+                                    <w:t>${rt_ux_3_5}</w:t>
                                   </w:r>
                                 </w:p>
                               </w:tc>
@@ -3380,7 +3250,7 @@
                                       <w:b/>
                                       <w:bCs/>
                                     </w:rPr>
-                                    <w:t xml:space="preserve">${rt_ux_3_4}</w:t>
+                                    <w:t>${rt_ux_3_4}</w:t>
                                   </w:r>
                                 </w:p>
                               </w:tc>
@@ -3403,7 +3273,7 @@
                                       <w:b/>
                                       <w:bCs/>
                                     </w:rPr>
-                                    <w:t xml:space="preserve">${rt_ux_3_3}</w:t>
+                                    <w:t>${rt_ux_3_3}</w:t>
                                   </w:r>
                                 </w:p>
                               </w:tc>
@@ -3426,7 +3296,7 @@
                                       <w:b/>
                                       <w:bCs/>
                                     </w:rPr>
-                                    <w:t xml:space="preserve">${rt_ux_3_2}</w:t>
+                                    <w:t>${rt_ux_3_2}</w:t>
                                   </w:r>
                                 </w:p>
                               </w:tc>
@@ -3449,7 +3319,7 @@
                                       <w:b/>
                                       <w:bCs/>
                                     </w:rPr>
-                                    <w:t xml:space="preserve">${rt_ux_3_1}</w:t>
+                                    <w:t>${rt_ux_3_1}</w:t>
                                   </w:r>
                                 </w:p>
                               </w:tc>
@@ -3458,7 +3328,6 @@
                               <w:tc>
                                 <w:tcPr>
                                   <w:tcW w:w="459" w:type="dxa"/>
-                                  <w:gridSpan w:val="2"/>
                                   <w:vAlign w:val="center"/>
                                 </w:tcPr>
                                 <w:p>
@@ -3521,7 +3390,7 @@
                                       <w:b/>
                                       <w:bCs/>
                                     </w:rPr>
-                                    <w:t xml:space="preserve">${rt_ux_4_5}</w:t>
+                                    <w:t>${rt_ux_4_5}</w:t>
                                   </w:r>
                                 </w:p>
                               </w:tc>
@@ -3544,7 +3413,7 @@
                                       <w:b/>
                                       <w:bCs/>
                                     </w:rPr>
-                                    <w:t xml:space="preserve">${rt_ux_4_4}</w:t>
+                                    <w:t>${rt_ux_4_4}</w:t>
                                   </w:r>
                                 </w:p>
                               </w:tc>
@@ -3567,7 +3436,7 @@
                                       <w:b/>
                                       <w:bCs/>
                                     </w:rPr>
-                                    <w:t xml:space="preserve">${rt_ux_4_3}</w:t>
+                                    <w:t>${rt_ux_4_3}</w:t>
                                   </w:r>
                                 </w:p>
                               </w:tc>
@@ -3590,7 +3459,7 @@
                                       <w:b/>
                                       <w:bCs/>
                                     </w:rPr>
-                                    <w:t xml:space="preserve">${rt_ux_4_2}</w:t>
+                                    <w:t>${rt_ux_4_2}</w:t>
                                   </w:r>
                                 </w:p>
                               </w:tc>
@@ -3613,7 +3482,7 @@
                                       <w:b/>
                                       <w:bCs/>
                                     </w:rPr>
-                                    <w:t xml:space="preserve">${rt_ux_4_1}</w:t>
+                                    <w:t>${rt_ux_4_1}</w:t>
                                   </w:r>
                                 </w:p>
                               </w:tc>
@@ -3622,7 +3491,6 @@
                               <w:tc>
                                 <w:tcPr>
                                   <w:tcW w:w="459" w:type="dxa"/>
-                                  <w:gridSpan w:val="2"/>
                                   <w:vAlign w:val="center"/>
                                 </w:tcPr>
                                 <w:p>
@@ -3685,7 +3553,7 @@
                                       <w:b/>
                                       <w:bCs/>
                                     </w:rPr>
-                                    <w:t xml:space="preserve">${rt_ux_5_5}</w:t>
+                                    <w:t>${rt_ux_5_5}</w:t>
                                   </w:r>
                                 </w:p>
                               </w:tc>
@@ -3708,7 +3576,7 @@
                                       <w:b/>
                                       <w:bCs/>
                                     </w:rPr>
-                                    <w:t xml:space="preserve">${rt_ux_5_4}</w:t>
+                                    <w:t>${rt_ux_5_4}</w:t>
                                   </w:r>
                                 </w:p>
                               </w:tc>
@@ -3731,7 +3599,7 @@
                                       <w:b/>
                                       <w:bCs/>
                                     </w:rPr>
-                                    <w:t xml:space="preserve">${rt_ux_5_3}</w:t>
+                                    <w:t>${rt_ux_5_3}</w:t>
                                   </w:r>
                                 </w:p>
                               </w:tc>
@@ -3754,7 +3622,7 @@
                                       <w:b/>
                                       <w:bCs/>
                                     </w:rPr>
-                                    <w:t xml:space="preserve">${rt_ux_5_2}</w:t>
+                                    <w:t>${rt_ux_5_2}</w:t>
                                   </w:r>
                                 </w:p>
                               </w:tc>
@@ -3777,7 +3645,7 @@
                                       <w:b/>
                                       <w:bCs/>
                                     </w:rPr>
-                                    <w:t xml:space="preserve">${rt_ux_5_1}</w:t>
+                                    <w:t>${rt_ux_5_1}</w:t>
                                   </w:r>
                                 </w:p>
                               </w:tc>
@@ -3789,7 +3657,7 @@
                               <w:tc>
                                 <w:tcPr>
                                   <w:tcW w:w="2864" w:type="dxa"/>
-                                  <w:gridSpan w:val="3"/>
+                                  <w:gridSpan w:val="2"/>
                                   <w:shd w:val="clear" w:color="auto" w:fill="F2F2F2" w:themeFill="background1" w:themeFillShade="F2"/>
                                   <w:vAlign w:val="center"/>
                                 </w:tcPr>
@@ -3836,7 +3704,7 @@
                                       <w:b/>
                                       <w:bCs/>
                                     </w:rPr>
-                                    <w:t xml:space="preserve">${avg_ux}</w:t>
+                                    <w:t>${avg_ux}</w:t>
                                   </w:r>
                                 </w:p>
                               </w:tc>
@@ -3848,7 +3716,7 @@
                               <w:tc>
                                 <w:tcPr>
                                   <w:tcW w:w="2864" w:type="dxa"/>
-                                  <w:gridSpan w:val="3"/>
+                                  <w:gridSpan w:val="2"/>
                                   <w:shd w:val="clear" w:color="auto" w:fill="F2F2F2" w:themeFill="background1" w:themeFillShade="F2"/>
                                   <w:vAlign w:val="center"/>
                                 </w:tcPr>
@@ -3905,7 +3773,7 @@
                                       <w:b/>
                                       <w:bCs/>
                                     </w:rPr>
-                                    <w:t xml:space="preserve">${interp_ux}</w:t>
+                                    <w:t>${interp_ux}</w:t>
                                   </w:r>
                                 </w:p>
                               </w:tc>
@@ -3917,8 +3785,7 @@
                               <w:tc>
                                 <w:tcPr>
                                   <w:tcW w:w="4344" w:type="dxa"/>
-                                  <w:gridSpan w:val="8"/>
-                                  <w:shd w:val="clear" w:color="auto" w:fill="auto"/>
+                                  <w:gridSpan w:val="7"/>
                                   <w:vAlign w:val="center"/>
                                 </w:tcPr>
                                 <w:p>
@@ -3939,7 +3806,7 @@
                               <w:tc>
                                 <w:tcPr>
                                   <w:tcW w:w="4344" w:type="dxa"/>
-                                  <w:gridSpan w:val="8"/>
+                                  <w:gridSpan w:val="7"/>
                                   <w:shd w:val="clear" w:color="auto" w:fill="FFFFFF" w:themeFill="background1"/>
                                   <w:vAlign w:val="center"/>
                                 </w:tcPr>
@@ -3998,7 +3865,6 @@
                               <w:tc>
                                 <w:tcPr>
                                   <w:tcW w:w="2412" w:type="dxa"/>
-                                  <w:gridSpan w:val="2"/>
                                   <w:shd w:val="clear" w:color="auto" w:fill="FFFFFF" w:themeFill="background1"/>
                                 </w:tcPr>
                                 <w:p>
@@ -4183,7 +4049,6 @@
                               <w:tc>
                                 <w:tcPr>
                                   <w:tcW w:w="2412" w:type="dxa"/>
-                                  <w:gridSpan w:val="2"/>
                                   <w:shd w:val="clear" w:color="auto" w:fill="FFFFFF" w:themeFill="background1"/>
                                 </w:tcPr>
                                 <w:p>
@@ -4226,7 +4091,7 @@
                                       <w:b/>
                                       <w:bCs/>
                                     </w:rPr>
-                                    <w:t xml:space="preserve">${rt_branding_0_5}</w:t>
+                                    <w:t>${rt_branding_0_5}</w:t>
                                   </w:r>
                                 </w:p>
                               </w:tc>
@@ -4250,7 +4115,7 @@
                                       <w:b/>
                                       <w:bCs/>
                                     </w:rPr>
-                                    <w:t xml:space="preserve">${rt_branding_0_4}</w:t>
+                                    <w:t>${rt_branding_0_4}</w:t>
                                   </w:r>
                                 </w:p>
                               </w:tc>
@@ -4274,7 +4139,7 @@
                                       <w:b/>
                                       <w:bCs/>
                                     </w:rPr>
-                                    <w:t xml:space="preserve">${rt_branding_0_3}</w:t>
+                                    <w:t>${rt_branding_0_3}</w:t>
                                   </w:r>
                                 </w:p>
                               </w:tc>
@@ -4298,7 +4163,7 @@
                                       <w:b/>
                                       <w:bCs/>
                                     </w:rPr>
-                                    <w:t xml:space="preserve">${rt_branding_0_2}</w:t>
+                                    <w:t>${rt_branding_0_2}</w:t>
                                   </w:r>
                                 </w:p>
                               </w:tc>
@@ -4322,7 +4187,7 @@
                                       <w:b/>
                                       <w:bCs/>
                                     </w:rPr>
-                                    <w:t xml:space="preserve">${rt_branding_0_1}</w:t>
+                                    <w:t>${rt_branding_0_1}</w:t>
                                   </w:r>
                                 </w:p>
                               </w:tc>
@@ -4361,7 +4226,6 @@
                               <w:tc>
                                 <w:tcPr>
                                   <w:tcW w:w="2412" w:type="dxa"/>
-                                  <w:gridSpan w:val="2"/>
                                   <w:shd w:val="clear" w:color="auto" w:fill="FFFFFF" w:themeFill="background1"/>
                                 </w:tcPr>
                                 <w:p>
@@ -4404,7 +4268,7 @@
                                       <w:b/>
                                       <w:bCs/>
                                     </w:rPr>
-                                    <w:t xml:space="preserve">${rt_branding_1_5}</w:t>
+                                    <w:t>${rt_branding_1_5}</w:t>
                                   </w:r>
                                 </w:p>
                               </w:tc>
@@ -4428,7 +4292,7 @@
                                       <w:b/>
                                       <w:bCs/>
                                     </w:rPr>
-                                    <w:t xml:space="preserve">${rt_branding_1_4}</w:t>
+                                    <w:t>${rt_branding_1_4}</w:t>
                                   </w:r>
                                 </w:p>
                               </w:tc>
@@ -4452,7 +4316,7 @@
                                       <w:b/>
                                       <w:bCs/>
                                     </w:rPr>
-                                    <w:t xml:space="preserve">${rt_branding_1_3}</w:t>
+                                    <w:t>${rt_branding_1_3}</w:t>
                                   </w:r>
                                 </w:p>
                               </w:tc>
@@ -4476,7 +4340,7 @@
                                       <w:b/>
                                       <w:bCs/>
                                     </w:rPr>
-                                    <w:t xml:space="preserve">${rt_branding_1_2}</w:t>
+                                    <w:t>${rt_branding_1_2}</w:t>
                                   </w:r>
                                 </w:p>
                               </w:tc>
@@ -4500,7 +4364,7 @@
                                       <w:b/>
                                       <w:bCs/>
                                     </w:rPr>
-                                    <w:t xml:space="preserve">${rt_branding_1_1}</w:t>
+                                    <w:t>${rt_branding_1_1}</w:t>
                                   </w:r>
                                 </w:p>
                               </w:tc>
@@ -4539,7 +4403,6 @@
                               <w:tc>
                                 <w:tcPr>
                                   <w:tcW w:w="2412" w:type="dxa"/>
-                                  <w:gridSpan w:val="2"/>
                                   <w:shd w:val="clear" w:color="auto" w:fill="FFFFFF" w:themeFill="background1"/>
                                 </w:tcPr>
                                 <w:tbl>
@@ -4555,7 +4418,7 @@
                                     <w:tblLook w:val="04A0" w:firstRow="1" w:lastRow="0" w:firstColumn="1" w:lastColumn="0" w:noHBand="0" w:noVBand="1"/>
                                   </w:tblPr>
                                   <w:tblGrid>
-                                    <w:gridCol w:w="2196"/>
+                                    <w:gridCol w:w="1350"/>
                                   </w:tblGrid>
                                   <w:tr>
                                     <w:trPr>
@@ -4620,7 +4483,7 @@
                                       <w:b/>
                                       <w:bCs/>
                                     </w:rPr>
-                                    <w:t xml:space="preserve">${rt_branding_2_5}</w:t>
+                                    <w:t>${rt_branding_2_5}</w:t>
                                   </w:r>
                                 </w:p>
                               </w:tc>
@@ -4644,7 +4507,7 @@
                                       <w:b/>
                                       <w:bCs/>
                                     </w:rPr>
-                                    <w:t xml:space="preserve">${rt_branding_2_4}</w:t>
+                                    <w:t>${rt_branding_2_4}</w:t>
                                   </w:r>
                                 </w:p>
                               </w:tc>
@@ -4668,7 +4531,7 @@
                                       <w:b/>
                                       <w:bCs/>
                                     </w:rPr>
-                                    <w:t xml:space="preserve">${rt_branding_2_3}</w:t>
+                                    <w:t>${rt_branding_2_3}</w:t>
                                   </w:r>
                                 </w:p>
                               </w:tc>
@@ -4692,7 +4555,7 @@
                                       <w:b/>
                                       <w:bCs/>
                                     </w:rPr>
-                                    <w:t xml:space="preserve">${rt_branding_2_2}</w:t>
+                                    <w:t>${rt_branding_2_2}</w:t>
                                   </w:r>
                                 </w:p>
                               </w:tc>
@@ -4716,7 +4579,7 @@
                                       <w:b/>
                                       <w:bCs/>
                                     </w:rPr>
-                                    <w:t xml:space="preserve">${rt_branding_2_1}</w:t>
+                                    <w:t>${rt_branding_2_1}</w:t>
                                   </w:r>
                                 </w:p>
                               </w:tc>
@@ -4755,7 +4618,6 @@
                               <w:tc>
                                 <w:tcPr>
                                   <w:tcW w:w="2412" w:type="dxa"/>
-                                  <w:gridSpan w:val="2"/>
                                   <w:shd w:val="clear" w:color="auto" w:fill="FFFFFF" w:themeFill="background1"/>
                                 </w:tcPr>
                                 <w:p>
@@ -4798,7 +4660,7 @@
                                       <w:b/>
                                       <w:bCs/>
                                     </w:rPr>
-                                    <w:t xml:space="preserve">${rt_branding_3_5}</w:t>
+                                    <w:t>${rt_branding_3_5}</w:t>
                                   </w:r>
                                 </w:p>
                               </w:tc>
@@ -4822,7 +4684,7 @@
                                       <w:b/>
                                       <w:bCs/>
                                     </w:rPr>
-                                    <w:t xml:space="preserve">${rt_branding_3_4}</w:t>
+                                    <w:t>${rt_branding_3_4}</w:t>
                                   </w:r>
                                 </w:p>
                               </w:tc>
@@ -4846,7 +4708,7 @@
                                       <w:b/>
                                       <w:bCs/>
                                     </w:rPr>
-                                    <w:t xml:space="preserve">${rt_branding_3_3}</w:t>
+                                    <w:t>${rt_branding_3_3}</w:t>
                                   </w:r>
                                 </w:p>
                               </w:tc>
@@ -4870,7 +4732,7 @@
                                       <w:b/>
                                       <w:bCs/>
                                     </w:rPr>
-                                    <w:t xml:space="preserve">${rt_branding_3_2}</w:t>
+                                    <w:t>${rt_branding_3_2}</w:t>
                                   </w:r>
                                 </w:p>
                               </w:tc>
@@ -4894,7 +4756,7 @@
                                       <w:b/>
                                       <w:bCs/>
                                     </w:rPr>
-                                    <w:t xml:space="preserve">${rt_branding_3_1}</w:t>
+                                    <w:t>${rt_branding_3_1}</w:t>
                                   </w:r>
                                 </w:p>
                               </w:tc>
@@ -4931,7 +4793,6 @@
                               <w:tc>
                                 <w:tcPr>
                                   <w:tcW w:w="2412" w:type="dxa"/>
-                                  <w:gridSpan w:val="2"/>
                                   <w:shd w:val="clear" w:color="auto" w:fill="FFFFFF" w:themeFill="background1"/>
                                 </w:tcPr>
                                 <w:p>
@@ -4972,7 +4833,7 @@
                                       <w:b/>
                                       <w:bCs/>
                                     </w:rPr>
-                                    <w:t xml:space="preserve">${rt_branding_4_5}</w:t>
+                                    <w:t>${rt_branding_4_5}</w:t>
                                   </w:r>
                                 </w:p>
                               </w:tc>
@@ -4996,7 +4857,7 @@
                                       <w:b/>
                                       <w:bCs/>
                                     </w:rPr>
-                                    <w:t xml:space="preserve">${rt_branding_4_4}</w:t>
+                                    <w:t>${rt_branding_4_4}</w:t>
                                   </w:r>
                                 </w:p>
                               </w:tc>
@@ -5020,7 +4881,7 @@
                                       <w:b/>
                                       <w:bCs/>
                                     </w:rPr>
-                                    <w:t xml:space="preserve">${rt_branding_4_3}</w:t>
+                                    <w:t>${rt_branding_4_3}</w:t>
                                   </w:r>
                                 </w:p>
                               </w:tc>
@@ -5044,7 +4905,7 @@
                                       <w:b/>
                                       <w:bCs/>
                                     </w:rPr>
-                                    <w:t xml:space="preserve">${rt_branding_4_2}</w:t>
+                                    <w:t>${rt_branding_4_2}</w:t>
                                   </w:r>
                                 </w:p>
                               </w:tc>
@@ -5068,7 +4929,7 @@
                                       <w:b/>
                                       <w:bCs/>
                                     </w:rPr>
-                                    <w:t xml:space="preserve">${rt_branding_4_1}</w:t>
+                                    <w:t>${rt_branding_4_1}</w:t>
                                   </w:r>
                                 </w:p>
                               </w:tc>
@@ -5080,7 +4941,7 @@
                               <w:tc>
                                 <w:tcPr>
                                   <w:tcW w:w="2864" w:type="dxa"/>
-                                  <w:gridSpan w:val="3"/>
+                                  <w:gridSpan w:val="2"/>
                                   <w:shd w:val="clear" w:color="auto" w:fill="F2F2F2" w:themeFill="background1" w:themeFillShade="F2"/>
                                 </w:tcPr>
                                 <w:p>
@@ -5124,7 +4985,7 @@
                                       <w:b/>
                                       <w:bCs/>
                                     </w:rPr>
-                                    <w:t xml:space="preserve">${avg_branding}</w:t>
+                                    <w:t>${avg_branding}</w:t>
                                   </w:r>
                                 </w:p>
                               </w:tc>
@@ -5136,7 +4997,7 @@
                               <w:tc>
                                 <w:tcPr>
                                   <w:tcW w:w="2864" w:type="dxa"/>
-                                  <w:gridSpan w:val="3"/>
+                                  <w:gridSpan w:val="2"/>
                                   <w:shd w:val="clear" w:color="auto" w:fill="F2F2F2" w:themeFill="background1" w:themeFillShade="F2"/>
                                 </w:tcPr>
                                 <w:p>
@@ -5190,7 +5051,7 @@
                                       <w:b/>
                                       <w:bCs/>
                                     </w:rPr>
-                                    <w:t xml:space="preserve">${interp_branding}</w:t>
+                                    <w:t>${interp_branding}</w:t>
                                   </w:r>
                                 </w:p>
                               </w:tc>
@@ -5202,8 +5063,7 @@
                               <w:tc>
                                 <w:tcPr>
                                   <w:tcW w:w="4344" w:type="dxa"/>
-                                  <w:gridSpan w:val="8"/>
-                                  <w:shd w:val="clear" w:color="auto" w:fill="auto"/>
+                                  <w:gridSpan w:val="7"/>
                                 </w:tcPr>
                                 <w:p>
                                   <w:pPr>
@@ -5251,19 +5111,18 @@
                       </w:tblPr>
                       <w:tblGrid>
                         <w:gridCol w:w="452"/>
-                        <w:gridCol w:w="7"/>
-                        <w:gridCol w:w="2405"/>
-                        <w:gridCol w:w="296"/>
-                        <w:gridCol w:w="296"/>
-                        <w:gridCol w:w="296"/>
-                        <w:gridCol w:w="296"/>
-                        <w:gridCol w:w="296"/>
+                        <w:gridCol w:w="1566"/>
+                        <w:gridCol w:w="2089"/>
+                        <w:gridCol w:w="2089"/>
+                        <w:gridCol w:w="2089"/>
+                        <w:gridCol w:w="2089"/>
+                        <w:gridCol w:w="2089"/>
                       </w:tblGrid>
                       <w:tr>
                         <w:tc>
                           <w:tcPr>
                             <w:tcW w:w="4344" w:type="dxa"/>
-                            <w:gridSpan w:val="8"/>
+                            <w:gridSpan w:val="7"/>
                           </w:tcPr>
                           <w:p>
                             <w:pPr>
@@ -5292,7 +5151,6 @@
                         <w:tc>
                           <w:tcPr>
                             <w:tcW w:w="459" w:type="dxa"/>
-                            <w:gridSpan w:val="2"/>
                           </w:tcPr>
                           <w:p>
                             <w:pPr>
@@ -5477,7 +5335,6 @@
                         <w:tc>
                           <w:tcPr>
                             <w:tcW w:w="459" w:type="dxa"/>
-                            <w:gridSpan w:val="2"/>
                             <w:vAlign w:val="center"/>
                           </w:tcPr>
                           <w:p>
@@ -5540,7 +5397,7 @@
                                 <w:b/>
                                 <w:bCs/>
                               </w:rPr>
-                              <w:t xml:space="preserve">${rt_ux_0_5}</w:t>
+                              <w:t>${rt_ux_0_5}</w:t>
                             </w:r>
                           </w:p>
                         </w:tc>
@@ -5563,7 +5420,7 @@
                                 <w:b/>
                                 <w:bCs/>
                               </w:rPr>
-                              <w:t xml:space="preserve">${rt_ux_0_4}</w:t>
+                              <w:t>${rt_ux_0_4}</w:t>
                             </w:r>
                           </w:p>
                         </w:tc>
@@ -5586,7 +5443,7 @@
                                 <w:b/>
                                 <w:bCs/>
                               </w:rPr>
-                              <w:t xml:space="preserve">${rt_ux_0_3}</w:t>
+                              <w:t>${rt_ux_0_3}</w:t>
                             </w:r>
                           </w:p>
                         </w:tc>
@@ -5609,7 +5466,7 @@
                                 <w:b/>
                                 <w:bCs/>
                               </w:rPr>
-                              <w:t xml:space="preserve">${rt_ux_0_2}</w:t>
+                              <w:t>${rt_ux_0_2}</w:t>
                             </w:r>
                           </w:p>
                         </w:tc>
@@ -5632,7 +5489,7 @@
                                 <w:b/>
                                 <w:bCs/>
                               </w:rPr>
-                              <w:t xml:space="preserve">${rt_ux_0_1}</w:t>
+                              <w:t>${rt_ux_0_1}</w:t>
                             </w:r>
                           </w:p>
                         </w:tc>
@@ -5641,7 +5498,6 @@
                         <w:tc>
                           <w:tcPr>
                             <w:tcW w:w="459" w:type="dxa"/>
-                            <w:gridSpan w:val="2"/>
                             <w:vAlign w:val="center"/>
                           </w:tcPr>
                           <w:p>
@@ -5704,7 +5560,7 @@
                                 <w:b/>
                                 <w:bCs/>
                               </w:rPr>
-                              <w:t xml:space="preserve">${rt_ux_1_5}</w:t>
+                              <w:t>${rt_ux_1_5}</w:t>
                             </w:r>
                           </w:p>
                         </w:tc>
@@ -5727,7 +5583,7 @@
                                 <w:b/>
                                 <w:bCs/>
                               </w:rPr>
-                              <w:t xml:space="preserve">${rt_ux_1_4}</w:t>
+                              <w:t>${rt_ux_1_4}</w:t>
                             </w:r>
                           </w:p>
                         </w:tc>
@@ -5750,7 +5606,7 @@
                                 <w:b/>
                                 <w:bCs/>
                               </w:rPr>
-                              <w:t xml:space="preserve">${rt_ux_1_3}</w:t>
+                              <w:t>${rt_ux_1_3}</w:t>
                             </w:r>
                           </w:p>
                         </w:tc>
@@ -5773,7 +5629,7 @@
                                 <w:b/>
                                 <w:bCs/>
                               </w:rPr>
-                              <w:t xml:space="preserve">${rt_ux_1_2}</w:t>
+                              <w:t>${rt_ux_1_2}</w:t>
                             </w:r>
                           </w:p>
                         </w:tc>
@@ -5796,7 +5652,7 @@
                                 <w:b/>
                                 <w:bCs/>
                               </w:rPr>
-                              <w:t xml:space="preserve">${rt_ux_1_1}</w:t>
+                              <w:t>${rt_ux_1_1}</w:t>
                             </w:r>
                           </w:p>
                         </w:tc>
@@ -5805,7 +5661,6 @@
                         <w:tc>
                           <w:tcPr>
                             <w:tcW w:w="459" w:type="dxa"/>
-                            <w:gridSpan w:val="2"/>
                             <w:vAlign w:val="center"/>
                           </w:tcPr>
                           <w:p>
@@ -5868,7 +5723,7 @@
                                 <w:b/>
                                 <w:bCs/>
                               </w:rPr>
-                              <w:t xml:space="preserve">${rt_ux_2_5}</w:t>
+                              <w:t>${rt_ux_2_5}</w:t>
                             </w:r>
                           </w:p>
                         </w:tc>
@@ -5891,7 +5746,7 @@
                                 <w:b/>
                                 <w:bCs/>
                               </w:rPr>
-                              <w:t xml:space="preserve">${rt_ux_2_4}</w:t>
+                              <w:t>${rt_ux_2_4}</w:t>
                             </w:r>
                           </w:p>
                         </w:tc>
@@ -5914,7 +5769,7 @@
                                 <w:b/>
                                 <w:bCs/>
                               </w:rPr>
-                              <w:t xml:space="preserve">${rt_ux_2_3}</w:t>
+                              <w:t>${rt_ux_2_3}</w:t>
                             </w:r>
                           </w:p>
                         </w:tc>
@@ -5937,7 +5792,7 @@
                                 <w:b/>
                                 <w:bCs/>
                               </w:rPr>
-                              <w:t xml:space="preserve">${rt_ux_2_2}</w:t>
+                              <w:t>${rt_ux_2_2}</w:t>
                             </w:r>
                           </w:p>
                         </w:tc>
@@ -5960,7 +5815,7 @@
                                 <w:b/>
                                 <w:bCs/>
                               </w:rPr>
-                              <w:t xml:space="preserve">${rt_ux_2_1}</w:t>
+                              <w:t>${rt_ux_2_1}</w:t>
                             </w:r>
                           </w:p>
                         </w:tc>
@@ -5969,7 +5824,6 @@
                         <w:tc>
                           <w:tcPr>
                             <w:tcW w:w="459" w:type="dxa"/>
-                            <w:gridSpan w:val="2"/>
                             <w:vAlign w:val="center"/>
                           </w:tcPr>
                           <w:p>
@@ -6032,7 +5886,7 @@
                                 <w:b/>
                                 <w:bCs/>
                               </w:rPr>
-                              <w:t xml:space="preserve">${rt_ux_3_5}</w:t>
+                              <w:t>${rt_ux_3_5}</w:t>
                             </w:r>
                           </w:p>
                         </w:tc>
@@ -6055,7 +5909,7 @@
                                 <w:b/>
                                 <w:bCs/>
                               </w:rPr>
-                              <w:t xml:space="preserve">${rt_ux_3_4}</w:t>
+                              <w:t>${rt_ux_3_4}</w:t>
                             </w:r>
                           </w:p>
                         </w:tc>
@@ -6078,7 +5932,7 @@
                                 <w:b/>
                                 <w:bCs/>
                               </w:rPr>
-                              <w:t xml:space="preserve">${rt_ux_3_3}</w:t>
+                              <w:t>${rt_ux_3_3}</w:t>
                             </w:r>
                           </w:p>
                         </w:tc>
@@ -6101,7 +5955,7 @@
                                 <w:b/>
                                 <w:bCs/>
                               </w:rPr>
-                              <w:t xml:space="preserve">${rt_ux_3_2}</w:t>
+                              <w:t>${rt_ux_3_2}</w:t>
                             </w:r>
                           </w:p>
                         </w:tc>
@@ -6124,7 +5978,7 @@
                                 <w:b/>
                                 <w:bCs/>
                               </w:rPr>
-                              <w:t xml:space="preserve">${rt_ux_3_1}</w:t>
+                              <w:t>${rt_ux_3_1}</w:t>
                             </w:r>
                           </w:p>
                         </w:tc>
@@ -6133,7 +5987,6 @@
                         <w:tc>
                           <w:tcPr>
                             <w:tcW w:w="459" w:type="dxa"/>
-                            <w:gridSpan w:val="2"/>
                             <w:vAlign w:val="center"/>
                           </w:tcPr>
                           <w:p>
@@ -6196,7 +6049,7 @@
                                 <w:b/>
                                 <w:bCs/>
                               </w:rPr>
-                              <w:t xml:space="preserve">${rt_ux_4_5}</w:t>
+                              <w:t>${rt_ux_4_5}</w:t>
                             </w:r>
                           </w:p>
                         </w:tc>
@@ -6219,7 +6072,7 @@
                                 <w:b/>
                                 <w:bCs/>
                               </w:rPr>
-                              <w:t xml:space="preserve">${rt_ux_4_4}</w:t>
+                              <w:t>${rt_ux_4_4}</w:t>
                             </w:r>
                           </w:p>
                         </w:tc>
@@ -6242,7 +6095,7 @@
                                 <w:b/>
                                 <w:bCs/>
                               </w:rPr>
-                              <w:t xml:space="preserve">${rt_ux_4_3}</w:t>
+                              <w:t>${rt_ux_4_3}</w:t>
                             </w:r>
                           </w:p>
                         </w:tc>
@@ -6265,7 +6118,7 @@
                                 <w:b/>
                                 <w:bCs/>
                               </w:rPr>
-                              <w:t xml:space="preserve">${rt_ux_4_2}</w:t>
+                              <w:t>${rt_ux_4_2}</w:t>
                             </w:r>
                           </w:p>
                         </w:tc>
@@ -6288,7 +6141,7 @@
                                 <w:b/>
                                 <w:bCs/>
                               </w:rPr>
-                              <w:t xml:space="preserve">${rt_ux_4_1}</w:t>
+                              <w:t>${rt_ux_4_1}</w:t>
                             </w:r>
                           </w:p>
                         </w:tc>
@@ -6297,7 +6150,6 @@
                         <w:tc>
                           <w:tcPr>
                             <w:tcW w:w="459" w:type="dxa"/>
-                            <w:gridSpan w:val="2"/>
                             <w:vAlign w:val="center"/>
                           </w:tcPr>
                           <w:p>
@@ -6360,7 +6212,7 @@
                                 <w:b/>
                                 <w:bCs/>
                               </w:rPr>
-                              <w:t xml:space="preserve">${rt_ux_5_5}</w:t>
+                              <w:t>${rt_ux_5_5}</w:t>
                             </w:r>
                           </w:p>
                         </w:tc>
@@ -6383,7 +6235,7 @@
                                 <w:b/>
                                 <w:bCs/>
                               </w:rPr>
-                              <w:t xml:space="preserve">${rt_ux_5_4}</w:t>
+                              <w:t>${rt_ux_5_4}</w:t>
                             </w:r>
                           </w:p>
                         </w:tc>
@@ -6406,7 +6258,7 @@
                                 <w:b/>
                                 <w:bCs/>
                               </w:rPr>
-                              <w:t xml:space="preserve">${rt_ux_5_3}</w:t>
+                              <w:t>${rt_ux_5_3}</w:t>
                             </w:r>
                           </w:p>
                         </w:tc>
@@ -6429,7 +6281,7 @@
                                 <w:b/>
                                 <w:bCs/>
                               </w:rPr>
-                              <w:t xml:space="preserve">${rt_ux_5_2}</w:t>
+                              <w:t>${rt_ux_5_2}</w:t>
                             </w:r>
                           </w:p>
                         </w:tc>
@@ -6452,7 +6304,7 @@
                                 <w:b/>
                                 <w:bCs/>
                               </w:rPr>
-                              <w:t xml:space="preserve">${rt_ux_5_1}</w:t>
+                              <w:t>${rt_ux_5_1}</w:t>
                             </w:r>
                           </w:p>
                         </w:tc>
@@ -6464,7 +6316,7 @@
                         <w:tc>
                           <w:tcPr>
                             <w:tcW w:w="2864" w:type="dxa"/>
-                            <w:gridSpan w:val="3"/>
+                            <w:gridSpan w:val="2"/>
                             <w:shd w:val="clear" w:color="auto" w:fill="F2F2F2" w:themeFill="background1" w:themeFillShade="F2"/>
                             <w:vAlign w:val="center"/>
                           </w:tcPr>
@@ -6511,7 +6363,7 @@
                                 <w:b/>
                                 <w:bCs/>
                               </w:rPr>
-                              <w:t xml:space="preserve">${avg_ux}</w:t>
+                              <w:t>${avg_ux}</w:t>
                             </w:r>
                           </w:p>
                         </w:tc>
@@ -6523,7 +6375,7 @@
                         <w:tc>
                           <w:tcPr>
                             <w:tcW w:w="2864" w:type="dxa"/>
-                            <w:gridSpan w:val="3"/>
+                            <w:gridSpan w:val="2"/>
                             <w:shd w:val="clear" w:color="auto" w:fill="F2F2F2" w:themeFill="background1" w:themeFillShade="F2"/>
                             <w:vAlign w:val="center"/>
                           </w:tcPr>
@@ -6580,7 +6432,7 @@
                                 <w:b/>
                                 <w:bCs/>
                               </w:rPr>
-                              <w:t xml:space="preserve">${interp_ux}</w:t>
+                              <w:t>${interp_ux}</w:t>
                             </w:r>
                           </w:p>
                         </w:tc>
@@ -6592,8 +6444,7 @@
                         <w:tc>
                           <w:tcPr>
                             <w:tcW w:w="4344" w:type="dxa"/>
-                            <w:gridSpan w:val="8"/>
-                            <w:shd w:val="clear" w:color="auto" w:fill="auto"/>
+                            <w:gridSpan w:val="7"/>
                             <w:vAlign w:val="center"/>
                           </w:tcPr>
                           <w:p>
@@ -6614,7 +6465,7 @@
                         <w:tc>
                           <w:tcPr>
                             <w:tcW w:w="4344" w:type="dxa"/>
-                            <w:gridSpan w:val="8"/>
+                            <w:gridSpan w:val="7"/>
                             <w:shd w:val="clear" w:color="auto" w:fill="FFFFFF" w:themeFill="background1"/>
                             <w:vAlign w:val="center"/>
                           </w:tcPr>
@@ -6673,7 +6524,6 @@
                         <w:tc>
                           <w:tcPr>
                             <w:tcW w:w="2412" w:type="dxa"/>
-                            <w:gridSpan w:val="2"/>
                             <w:shd w:val="clear" w:color="auto" w:fill="FFFFFF" w:themeFill="background1"/>
                           </w:tcPr>
                           <w:p>
@@ -6858,7 +6708,6 @@
                         <w:tc>
                           <w:tcPr>
                             <w:tcW w:w="2412" w:type="dxa"/>
-                            <w:gridSpan w:val="2"/>
                             <w:shd w:val="clear" w:color="auto" w:fill="FFFFFF" w:themeFill="background1"/>
                           </w:tcPr>
                           <w:p>
@@ -6901,7 +6750,7 @@
                                 <w:b/>
                                 <w:bCs/>
                               </w:rPr>
-                              <w:t xml:space="preserve">${rt_branding_0_5}</w:t>
+                              <w:t>${rt_branding_0_5}</w:t>
                             </w:r>
                           </w:p>
                         </w:tc>
@@ -6925,7 +6774,7 @@
                                 <w:b/>
                                 <w:bCs/>
                               </w:rPr>
-                              <w:t xml:space="preserve">${rt_branding_0_4}</w:t>
+                              <w:t>${rt_branding_0_4}</w:t>
                             </w:r>
                           </w:p>
                         </w:tc>
@@ -6949,7 +6798,7 @@
                                 <w:b/>
                                 <w:bCs/>
                               </w:rPr>
-                              <w:t xml:space="preserve">${rt_branding_0_3}</w:t>
+                              <w:t>${rt_branding_0_3}</w:t>
                             </w:r>
                           </w:p>
                         </w:tc>
@@ -6973,7 +6822,7 @@
                                 <w:b/>
                                 <w:bCs/>
                               </w:rPr>
-                              <w:t xml:space="preserve">${rt_branding_0_2}</w:t>
+                              <w:t>${rt_branding_0_2}</w:t>
                             </w:r>
                           </w:p>
                         </w:tc>
@@ -6997,7 +6846,7 @@
                                 <w:b/>
                                 <w:bCs/>
                               </w:rPr>
-                              <w:t xml:space="preserve">${rt_branding_0_1}</w:t>
+                              <w:t>${rt_branding_0_1}</w:t>
                             </w:r>
                           </w:p>
                         </w:tc>
@@ -7036,7 +6885,6 @@
                         <w:tc>
                           <w:tcPr>
                             <w:tcW w:w="2412" w:type="dxa"/>
-                            <w:gridSpan w:val="2"/>
                             <w:shd w:val="clear" w:color="auto" w:fill="FFFFFF" w:themeFill="background1"/>
                           </w:tcPr>
                           <w:p>
@@ -7079,7 +6927,7 @@
                                 <w:b/>
                                 <w:bCs/>
                               </w:rPr>
-                              <w:t xml:space="preserve">${rt_branding_1_5}</w:t>
+                              <w:t>${rt_branding_1_5}</w:t>
                             </w:r>
                           </w:p>
                         </w:tc>
@@ -7103,7 +6951,7 @@
                                 <w:b/>
                                 <w:bCs/>
                               </w:rPr>
-                              <w:t xml:space="preserve">${rt_branding_1_4}</w:t>
+                              <w:t>${rt_branding_1_4}</w:t>
                             </w:r>
                           </w:p>
                         </w:tc>
@@ -7127,7 +6975,7 @@
                                 <w:b/>
                                 <w:bCs/>
                               </w:rPr>
-                              <w:t xml:space="preserve">${rt_branding_1_3}</w:t>
+                              <w:t>${rt_branding_1_3}</w:t>
                             </w:r>
                           </w:p>
                         </w:tc>
@@ -7151,7 +6999,7 @@
                                 <w:b/>
                                 <w:bCs/>
                               </w:rPr>
-                              <w:t xml:space="preserve">${rt_branding_1_2}</w:t>
+                              <w:t>${rt_branding_1_2}</w:t>
                             </w:r>
                           </w:p>
                         </w:tc>
@@ -7175,7 +7023,7 @@
                                 <w:b/>
                                 <w:bCs/>
                               </w:rPr>
-                              <w:t xml:space="preserve">${rt_branding_1_1}</w:t>
+                              <w:t>${rt_branding_1_1}</w:t>
                             </w:r>
                           </w:p>
                         </w:tc>
@@ -7214,7 +7062,6 @@
                         <w:tc>
                           <w:tcPr>
                             <w:tcW w:w="2412" w:type="dxa"/>
-                            <w:gridSpan w:val="2"/>
                             <w:shd w:val="clear" w:color="auto" w:fill="FFFFFF" w:themeFill="background1"/>
                           </w:tcPr>
                           <w:tbl>
@@ -7230,7 +7077,7 @@
                               <w:tblLook w:val="04A0" w:firstRow="1" w:lastRow="0" w:firstColumn="1" w:lastColumn="0" w:noHBand="0" w:noVBand="1"/>
                             </w:tblPr>
                             <w:tblGrid>
-                              <w:gridCol w:w="2196"/>
+                              <w:gridCol w:w="1350"/>
                             </w:tblGrid>
                             <w:tr>
                               <w:trPr>
@@ -7295,7 +7142,7 @@
                                 <w:b/>
                                 <w:bCs/>
                               </w:rPr>
-                              <w:t xml:space="preserve">${rt_branding_2_5}</w:t>
+                              <w:t>${rt_branding_2_5}</w:t>
                             </w:r>
                           </w:p>
                         </w:tc>
@@ -7319,7 +7166,7 @@
                                 <w:b/>
                                 <w:bCs/>
                               </w:rPr>
-                              <w:t xml:space="preserve">${rt_branding_2_4}</w:t>
+                              <w:t>${rt_branding_2_4}</w:t>
                             </w:r>
                           </w:p>
                         </w:tc>
@@ -7343,7 +7190,7 @@
                                 <w:b/>
                                 <w:bCs/>
                               </w:rPr>
-                              <w:t xml:space="preserve">${rt_branding_2_3}</w:t>
+                              <w:t>${rt_branding_2_3}</w:t>
                             </w:r>
                           </w:p>
                         </w:tc>
@@ -7367,7 +7214,7 @@
                                 <w:b/>
                                 <w:bCs/>
                               </w:rPr>
-                              <w:t xml:space="preserve">${rt_branding_2_2}</w:t>
+                              <w:t>${rt_branding_2_2}</w:t>
                             </w:r>
                           </w:p>
                         </w:tc>
@@ -7391,7 +7238,7 @@
                                 <w:b/>
                                 <w:bCs/>
                               </w:rPr>
-                              <w:t xml:space="preserve">${rt_branding_2_1}</w:t>
+                              <w:t>${rt_branding_2_1}</w:t>
                             </w:r>
                           </w:p>
                         </w:tc>
@@ -7430,7 +7277,6 @@
                         <w:tc>
                           <w:tcPr>
                             <w:tcW w:w="2412" w:type="dxa"/>
-                            <w:gridSpan w:val="2"/>
                             <w:shd w:val="clear" w:color="auto" w:fill="FFFFFF" w:themeFill="background1"/>
                           </w:tcPr>
                           <w:p>
@@ -7473,7 +7319,7 @@
                                 <w:b/>
                                 <w:bCs/>
                               </w:rPr>
-                              <w:t xml:space="preserve">${rt_branding_3_5}</w:t>
+                              <w:t>${rt_branding_3_5}</w:t>
                             </w:r>
                           </w:p>
                         </w:tc>
@@ -7497,7 +7343,7 @@
                                 <w:b/>
                                 <w:bCs/>
                               </w:rPr>
-                              <w:t xml:space="preserve">${rt_branding_3_4}</w:t>
+                              <w:t>${rt_branding_3_4}</w:t>
                             </w:r>
                           </w:p>
                         </w:tc>
@@ -7521,7 +7367,7 @@
                                 <w:b/>
                                 <w:bCs/>
                               </w:rPr>
-                              <w:t xml:space="preserve">${rt_branding_3_3}</w:t>
+                              <w:t>${rt_branding_3_3}</w:t>
                             </w:r>
                           </w:p>
                         </w:tc>
@@ -7545,7 +7391,7 @@
                                 <w:b/>
                                 <w:bCs/>
                               </w:rPr>
-                              <w:t xml:space="preserve">${rt_branding_3_2}</w:t>
+                              <w:t>${rt_branding_3_2}</w:t>
                             </w:r>
                           </w:p>
                         </w:tc>
@@ -7569,7 +7415,7 @@
                                 <w:b/>
                                 <w:bCs/>
                               </w:rPr>
-                              <w:t xml:space="preserve">${rt_branding_3_1}</w:t>
+                              <w:t>${rt_branding_3_1}</w:t>
                             </w:r>
                           </w:p>
                         </w:tc>
@@ -7606,7 +7452,6 @@
                         <w:tc>
                           <w:tcPr>
                             <w:tcW w:w="2412" w:type="dxa"/>
-                            <w:gridSpan w:val="2"/>
                             <w:shd w:val="clear" w:color="auto" w:fill="FFFFFF" w:themeFill="background1"/>
                           </w:tcPr>
                           <w:p>
@@ -7647,7 +7492,7 @@
                                 <w:b/>
                                 <w:bCs/>
                               </w:rPr>
-                              <w:t xml:space="preserve">${rt_branding_4_5}</w:t>
+                              <w:t>${rt_branding_4_5}</w:t>
                             </w:r>
                           </w:p>
                         </w:tc>
@@ -7671,7 +7516,7 @@
                                 <w:b/>
                                 <w:bCs/>
                               </w:rPr>
-                              <w:t xml:space="preserve">${rt_branding_4_4}</w:t>
+                              <w:t>${rt_branding_4_4}</w:t>
                             </w:r>
                           </w:p>
                         </w:tc>
@@ -7695,7 +7540,7 @@
                                 <w:b/>
                                 <w:bCs/>
                               </w:rPr>
-                              <w:t xml:space="preserve">${rt_branding_4_3}</w:t>
+                              <w:t>${rt_branding_4_3}</w:t>
                             </w:r>
                           </w:p>
                         </w:tc>
@@ -7719,7 +7564,7 @@
                                 <w:b/>
                                 <w:bCs/>
                               </w:rPr>
-                              <w:t xml:space="preserve">${rt_branding_4_2}</w:t>
+                              <w:t>${rt_branding_4_2}</w:t>
                             </w:r>
                           </w:p>
                         </w:tc>
@@ -7743,7 +7588,7 @@
                                 <w:b/>
                                 <w:bCs/>
                               </w:rPr>
-                              <w:t xml:space="preserve">${rt_branding_4_1}</w:t>
+                              <w:t>${rt_branding_4_1}</w:t>
                             </w:r>
                           </w:p>
                         </w:tc>
@@ -7755,7 +7600,7 @@
                         <w:tc>
                           <w:tcPr>
                             <w:tcW w:w="2864" w:type="dxa"/>
-                            <w:gridSpan w:val="3"/>
+                            <w:gridSpan w:val="2"/>
                             <w:shd w:val="clear" w:color="auto" w:fill="F2F2F2" w:themeFill="background1" w:themeFillShade="F2"/>
                           </w:tcPr>
                           <w:p>
@@ -7799,7 +7644,7 @@
                                 <w:b/>
                                 <w:bCs/>
                               </w:rPr>
-                              <w:t xml:space="preserve">${avg_branding}</w:t>
+                              <w:t>${avg_branding}</w:t>
                             </w:r>
                           </w:p>
                         </w:tc>
@@ -7811,7 +7656,7 @@
                         <w:tc>
                           <w:tcPr>
                             <w:tcW w:w="2864" w:type="dxa"/>
-                            <w:gridSpan w:val="3"/>
+                            <w:gridSpan w:val="2"/>
                             <w:shd w:val="clear" w:color="auto" w:fill="F2F2F2" w:themeFill="background1" w:themeFillShade="F2"/>
                           </w:tcPr>
                           <w:p>
@@ -7865,7 +7710,7 @@
                                 <w:b/>
                                 <w:bCs/>
                               </w:rPr>
-                              <w:t xml:space="preserve">${interp_branding}</w:t>
+                              <w:t>${interp_branding}</w:t>
                             </w:r>
                           </w:p>
                         </w:tc>
@@ -7877,8 +7722,7 @@
                         <w:tc>
                           <w:tcPr>
                             <w:tcW w:w="4344" w:type="dxa"/>
-                            <w:gridSpan w:val="8"/>
-                            <w:shd w:val="clear" w:color="auto" w:fill="auto"/>
+                            <w:gridSpan w:val="7"/>
                           </w:tcPr>
                           <w:p>
                             <w:pPr>
@@ -7951,13 +7795,13 @@
                             </w:tblPr>
                             <w:tblGrid>
                               <w:gridCol w:w="452"/>
-                              <w:gridCol w:w="7"/>
-                              <w:gridCol w:w="2405"/>
-                              <w:gridCol w:w="296"/>
-                              <w:gridCol w:w="296"/>
-                              <w:gridCol w:w="296"/>
-                              <w:gridCol w:w="296"/>
-                              <w:gridCol w:w="296"/>
+                              <w:gridCol w:w="6"/>
+                              <w:gridCol w:w="1581"/>
+                              <w:gridCol w:w="3091"/>
+                              <w:gridCol w:w="3091"/>
+                              <w:gridCol w:w="3091"/>
+                              <w:gridCol w:w="3091"/>
+                              <w:gridCol w:w="3091"/>
                             </w:tblGrid>
                             <w:tr>
                               <w:tc>
@@ -8240,7 +8084,7 @@
                                       <w:b/>
                                       <w:bCs/>
                                     </w:rPr>
-                                    <w:t xml:space="preserve">${rt_functionality_0_5}</w:t>
+                                    <w:t>${rt_functionality_0_5}</w:t>
                                   </w:r>
                                 </w:p>
                               </w:tc>
@@ -8263,7 +8107,7 @@
                                       <w:b/>
                                       <w:bCs/>
                                     </w:rPr>
-                                    <w:t xml:space="preserve">${rt_functionality_0_4}</w:t>
+                                    <w:t>${rt_functionality_0_4}</w:t>
                                   </w:r>
                                 </w:p>
                               </w:tc>
@@ -8286,7 +8130,7 @@
                                       <w:b/>
                                       <w:bCs/>
                                     </w:rPr>
-                                    <w:t xml:space="preserve">${rt_functionality_0_3}</w:t>
+                                    <w:t>${rt_functionality_0_3}</w:t>
                                   </w:r>
                                 </w:p>
                               </w:tc>
@@ -8309,7 +8153,7 @@
                                       <w:b/>
                                       <w:bCs/>
                                     </w:rPr>
-                                    <w:t xml:space="preserve">${rt_functionality_0_2}</w:t>
+                                    <w:t>${rt_functionality_0_2}</w:t>
                                   </w:r>
                                 </w:p>
                               </w:tc>
@@ -8332,7 +8176,7 @@
                                       <w:b/>
                                       <w:bCs/>
                                     </w:rPr>
-                                    <w:t xml:space="preserve">${rt_functionality_0_1}</w:t>
+                                    <w:t>${rt_functionality_0_1}</w:t>
                                   </w:r>
                                 </w:p>
                               </w:tc>
@@ -8404,7 +8248,7 @@
                                       <w:b/>
                                       <w:bCs/>
                                     </w:rPr>
-                                    <w:t xml:space="preserve">${rt_functionality_1_5}</w:t>
+                                    <w:t>${rt_functionality_1_5}</w:t>
                                   </w:r>
                                 </w:p>
                               </w:tc>
@@ -8427,7 +8271,7 @@
                                       <w:b/>
                                       <w:bCs/>
                                     </w:rPr>
-                                    <w:t xml:space="preserve">${rt_functionality_1_4}</w:t>
+                                    <w:t>${rt_functionality_1_4}</w:t>
                                   </w:r>
                                 </w:p>
                               </w:tc>
@@ -8450,7 +8294,7 @@
                                       <w:b/>
                                       <w:bCs/>
                                     </w:rPr>
-                                    <w:t xml:space="preserve">${rt_functionality_1_3}</w:t>
+                                    <w:t>${rt_functionality_1_3}</w:t>
                                   </w:r>
                                 </w:p>
                               </w:tc>
@@ -8473,7 +8317,7 @@
                                       <w:b/>
                                       <w:bCs/>
                                     </w:rPr>
-                                    <w:t xml:space="preserve">${rt_functionality_1_2}</w:t>
+                                    <w:t>${rt_functionality_1_2}</w:t>
                                   </w:r>
                                 </w:p>
                               </w:tc>
@@ -8496,7 +8340,7 @@
                                       <w:b/>
                                       <w:bCs/>
                                     </w:rPr>
-                                    <w:t xml:space="preserve">${rt_functionality_1_1}</w:t>
+                                    <w:t>${rt_functionality_1_1}</w:t>
                                   </w:r>
                                 </w:p>
                               </w:tc>
@@ -8568,7 +8412,7 @@
                                       <w:b/>
                                       <w:bCs/>
                                     </w:rPr>
-                                    <w:t xml:space="preserve">${rt_functionality_2_5}</w:t>
+                                    <w:t>${rt_functionality_2_5}</w:t>
                                   </w:r>
                                 </w:p>
                               </w:tc>
@@ -8591,7 +8435,7 @@
                                       <w:b/>
                                       <w:bCs/>
                                     </w:rPr>
-                                    <w:t xml:space="preserve">${rt_functionality_2_4}</w:t>
+                                    <w:t>${rt_functionality_2_4}</w:t>
                                   </w:r>
                                 </w:p>
                               </w:tc>
@@ -8614,7 +8458,7 @@
                                       <w:b/>
                                       <w:bCs/>
                                     </w:rPr>
-                                    <w:t xml:space="preserve">${rt_functionality_2_3}</w:t>
+                                    <w:t>${rt_functionality_2_3}</w:t>
                                   </w:r>
                                 </w:p>
                               </w:tc>
@@ -8637,7 +8481,7 @@
                                       <w:b/>
                                       <w:bCs/>
                                     </w:rPr>
-                                    <w:t xml:space="preserve">${rt_functionality_2_2}</w:t>
+                                    <w:t>${rt_functionality_2_2}</w:t>
                                   </w:r>
                                 </w:p>
                               </w:tc>
@@ -8660,7 +8504,7 @@
                                       <w:b/>
                                       <w:bCs/>
                                     </w:rPr>
-                                    <w:t xml:space="preserve">${rt_functionality_2_1}</w:t>
+                                    <w:t>${rt_functionality_2_1}</w:t>
                                   </w:r>
                                 </w:p>
                               </w:tc>
@@ -8732,7 +8576,7 @@
                                       <w:b/>
                                       <w:bCs/>
                                     </w:rPr>
-                                    <w:t xml:space="preserve">${rt_functionality_3_5}</w:t>
+                                    <w:t>${rt_functionality_3_5}</w:t>
                                   </w:r>
                                 </w:p>
                               </w:tc>
@@ -8755,7 +8599,7 @@
                                       <w:b/>
                                       <w:bCs/>
                                     </w:rPr>
-                                    <w:t xml:space="preserve">${rt_functionality_3_4}</w:t>
+                                    <w:t>${rt_functionality_3_4}</w:t>
                                   </w:r>
                                 </w:p>
                               </w:tc>
@@ -8778,7 +8622,7 @@
                                       <w:b/>
                                       <w:bCs/>
                                     </w:rPr>
-                                    <w:t xml:space="preserve">${rt_functionality_3_3}</w:t>
+                                    <w:t>${rt_functionality_3_3}</w:t>
                                   </w:r>
                                 </w:p>
                               </w:tc>
@@ -8801,7 +8645,7 @@
                                       <w:b/>
                                       <w:bCs/>
                                     </w:rPr>
-                                    <w:t xml:space="preserve">${rt_functionality_3_2}</w:t>
+                                    <w:t>${rt_functionality_3_2}</w:t>
                                   </w:r>
                                 </w:p>
                               </w:tc>
@@ -8824,7 +8668,7 @@
                                       <w:b/>
                                       <w:bCs/>
                                     </w:rPr>
-                                    <w:t xml:space="preserve">${rt_functionality_3_1}</w:t>
+                                    <w:t>${rt_functionality_3_1}</w:t>
                                   </w:r>
                                 </w:p>
                               </w:tc>
@@ -8896,7 +8740,7 @@
                                       <w:b/>
                                       <w:bCs/>
                                     </w:rPr>
-                                    <w:t xml:space="preserve">${rt_functionality_4_5}</w:t>
+                                    <w:t>${rt_functionality_4_5}</w:t>
                                   </w:r>
                                 </w:p>
                               </w:tc>
@@ -8919,7 +8763,7 @@
                                       <w:b/>
                                       <w:bCs/>
                                     </w:rPr>
-                                    <w:t xml:space="preserve">${rt_functionality_4_4}</w:t>
+                                    <w:t>${rt_functionality_4_4}</w:t>
                                   </w:r>
                                 </w:p>
                               </w:tc>
@@ -8942,7 +8786,7 @@
                                       <w:b/>
                                       <w:bCs/>
                                     </w:rPr>
-                                    <w:t xml:space="preserve">${rt_functionality_4_3}</w:t>
+                                    <w:t>${rt_functionality_4_3}</w:t>
                                   </w:r>
                                 </w:p>
                               </w:tc>
@@ -8965,7 +8809,7 @@
                                       <w:b/>
                                       <w:bCs/>
                                     </w:rPr>
-                                    <w:t xml:space="preserve">${rt_functionality_4_2}</w:t>
+                                    <w:t>${rt_functionality_4_2}</w:t>
                                   </w:r>
                                 </w:p>
                               </w:tc>
@@ -8988,7 +8832,7 @@
                                       <w:b/>
                                       <w:bCs/>
                                     </w:rPr>
-                                    <w:t xml:space="preserve">${rt_functionality_4_1}</w:t>
+                                    <w:t>${rt_functionality_4_1}</w:t>
                                   </w:r>
                                 </w:p>
                               </w:tc>
@@ -9047,7 +8891,7 @@
                                       <w:b/>
                                       <w:bCs/>
                                     </w:rPr>
-                                    <w:t xml:space="preserve">${avg_functionality}</w:t>
+                                    <w:t>${avg_functionality}</w:t>
                                   </w:r>
                                 </w:p>
                               </w:tc>
@@ -9116,7 +8960,7 @@
                                       <w:b/>
                                       <w:bCs/>
                                     </w:rPr>
-                                    <w:t xml:space="preserve">${interp_functionality}</w:t>
+                                    <w:t>${interp_functionality}</w:t>
                                   </w:r>
                                 </w:p>
                               </w:tc>
@@ -9129,7 +8973,6 @@
                                 <w:tcPr>
                                   <w:tcW w:w="4344" w:type="dxa"/>
                                   <w:gridSpan w:val="8"/>
-                                  <w:shd w:val="clear" w:color="auto" w:fill="auto"/>
                                   <w:vAlign w:val="center"/>
                                 </w:tcPr>
                                 <w:p>
@@ -9427,7 +9270,7 @@
                                       <w:b/>
                                       <w:bCs/>
                                     </w:rPr>
-                                    <w:t xml:space="preserve">${rt_technical_feasibility_0_5}</w:t>
+                                    <w:t>${rt_technical_feasibility_0_5}</w:t>
                                   </w:r>
                                 </w:p>
                               </w:tc>
@@ -9451,7 +9294,7 @@
                                       <w:b/>
                                       <w:bCs/>
                                     </w:rPr>
-                                    <w:t xml:space="preserve">${rt_technical_feasibility_0_4}</w:t>
+                                    <w:t>${rt_technical_feasibility_0_4}</w:t>
                                   </w:r>
                                 </w:p>
                               </w:tc>
@@ -9475,7 +9318,7 @@
                                       <w:b/>
                                       <w:bCs/>
                                     </w:rPr>
-                                    <w:t xml:space="preserve">${rt_technical_feasibility_0_3}</w:t>
+                                    <w:t>${rt_technical_feasibility_0_3}</w:t>
                                   </w:r>
                                 </w:p>
                               </w:tc>
@@ -9499,7 +9342,7 @@
                                       <w:b/>
                                       <w:bCs/>
                                     </w:rPr>
-                                    <w:t xml:space="preserve">${rt_technical_feasibility_0_2}</w:t>
+                                    <w:t>${rt_technical_feasibility_0_2}</w:t>
                                   </w:r>
                                 </w:p>
                               </w:tc>
@@ -9523,7 +9366,7 @@
                                       <w:b/>
                                       <w:bCs/>
                                     </w:rPr>
-                                    <w:t xml:space="preserve">${rt_technical_feasibility_0_1}</w:t>
+                                    <w:t>${rt_technical_feasibility_0_1}</w:t>
                                   </w:r>
                                 </w:p>
                               </w:tc>
@@ -9605,7 +9448,7 @@
                                       <w:b/>
                                       <w:bCs/>
                                     </w:rPr>
-                                    <w:t xml:space="preserve">${rt_technical_feasibility_1_5}</w:t>
+                                    <w:t>${rt_technical_feasibility_1_5}</w:t>
                                   </w:r>
                                 </w:p>
                               </w:tc>
@@ -9629,7 +9472,7 @@
                                       <w:b/>
                                       <w:bCs/>
                                     </w:rPr>
-                                    <w:t xml:space="preserve">${rt_technical_feasibility_1_4}</w:t>
+                                    <w:t>${rt_technical_feasibility_1_4}</w:t>
                                   </w:r>
                                 </w:p>
                               </w:tc>
@@ -9653,7 +9496,7 @@
                                       <w:b/>
                                       <w:bCs/>
                                     </w:rPr>
-                                    <w:t xml:space="preserve">${rt_technical_feasibility_1_3}</w:t>
+                                    <w:t>${rt_technical_feasibility_1_3}</w:t>
                                   </w:r>
                                 </w:p>
                               </w:tc>
@@ -9677,7 +9520,7 @@
                                       <w:b/>
                                       <w:bCs/>
                                     </w:rPr>
-                                    <w:t xml:space="preserve">${rt_technical_feasibility_1_2}</w:t>
+                                    <w:t>${rt_technical_feasibility_1_2}</w:t>
                                   </w:r>
                                 </w:p>
                               </w:tc>
@@ -9701,7 +9544,7 @@
                                       <w:b/>
                                       <w:bCs/>
                                     </w:rPr>
-                                    <w:t xml:space="preserve">${rt_technical_feasibility_1_1}</w:t>
+                                    <w:t>${rt_technical_feasibility_1_1}</w:t>
                                   </w:r>
                                 </w:p>
                               </w:tc>
@@ -9756,7 +9599,7 @@
                                     <w:tblLook w:val="04A0" w:firstRow="1" w:lastRow="0" w:firstColumn="1" w:lastColumn="0" w:noHBand="0" w:noVBand="1"/>
                                   </w:tblPr>
                                   <w:tblGrid>
-                                    <w:gridCol w:w="2196"/>
+                                    <w:gridCol w:w="1371"/>
                                   </w:tblGrid>
                                   <w:tr>
                                     <w:trPr>
@@ -9821,7 +9664,7 @@
                                       <w:b/>
                                       <w:bCs/>
                                     </w:rPr>
-                                    <w:t xml:space="preserve">${rt_technical_feasibility_2_5}</w:t>
+                                    <w:t>${rt_technical_feasibility_2_5}</w:t>
                                   </w:r>
                                 </w:p>
                               </w:tc>
@@ -9845,7 +9688,7 @@
                                       <w:b/>
                                       <w:bCs/>
                                     </w:rPr>
-                                    <w:t xml:space="preserve">${rt_technical_feasibility_2_4}</w:t>
+                                    <w:t>${rt_technical_feasibility_2_4}</w:t>
                                   </w:r>
                                 </w:p>
                               </w:tc>
@@ -9869,7 +9712,7 @@
                                       <w:b/>
                                       <w:bCs/>
                                     </w:rPr>
-                                    <w:t xml:space="preserve">${rt_technical_feasibility_2_3}</w:t>
+                                    <w:t>${rt_technical_feasibility_2_3}</w:t>
                                   </w:r>
                                 </w:p>
                               </w:tc>
@@ -9893,7 +9736,7 @@
                                       <w:b/>
                                       <w:bCs/>
                                     </w:rPr>
-                                    <w:t xml:space="preserve">${rt_technical_feasibility_2_2}</w:t>
+                                    <w:t>${rt_technical_feasibility_2_2}</w:t>
                                   </w:r>
                                 </w:p>
                               </w:tc>
@@ -9917,7 +9760,7 @@
                                       <w:b/>
                                       <w:bCs/>
                                     </w:rPr>
-                                    <w:t xml:space="preserve">${rt_technical_feasibility_2_1}</w:t>
+                                    <w:t>${rt_technical_feasibility_2_1}</w:t>
                                   </w:r>
                                 </w:p>
                               </w:tc>
@@ -9999,7 +9842,7 @@
                                       <w:b/>
                                       <w:bCs/>
                                     </w:rPr>
-                                    <w:t xml:space="preserve">${rt_technical_feasibility_3_5}</w:t>
+                                    <w:t>${rt_technical_feasibility_3_5}</w:t>
                                   </w:r>
                                 </w:p>
                               </w:tc>
@@ -10023,7 +9866,7 @@
                                       <w:b/>
                                       <w:bCs/>
                                     </w:rPr>
-                                    <w:t xml:space="preserve">${rt_technical_feasibility_3_4}</w:t>
+                                    <w:t>${rt_technical_feasibility_3_4}</w:t>
                                   </w:r>
                                 </w:p>
                               </w:tc>
@@ -10047,7 +9890,7 @@
                                       <w:b/>
                                       <w:bCs/>
                                     </w:rPr>
-                                    <w:t xml:space="preserve">${rt_technical_feasibility_3_3}</w:t>
+                                    <w:t>${rt_technical_feasibility_3_3}</w:t>
                                   </w:r>
                                 </w:p>
                               </w:tc>
@@ -10071,7 +9914,7 @@
                                       <w:b/>
                                       <w:bCs/>
                                     </w:rPr>
-                                    <w:t xml:space="preserve">${rt_technical_feasibility_3_2}</w:t>
+                                    <w:t>${rt_technical_feasibility_3_2}</w:t>
                                   </w:r>
                                 </w:p>
                               </w:tc>
@@ -10095,7 +9938,7 @@
                                       <w:b/>
                                       <w:bCs/>
                                     </w:rPr>
-                                    <w:t xml:space="preserve">${rt_technical_feasibility_3_1}</w:t>
+                                    <w:t>${rt_technical_feasibility_3_1}</w:t>
                                   </w:r>
                                 </w:p>
                               </w:tc>
@@ -10173,7 +10016,7 @@
                                       <w:b/>
                                       <w:bCs/>
                                     </w:rPr>
-                                    <w:t xml:space="preserve">${rt_technical_feasibility_4_5}</w:t>
+                                    <w:t>${rt_technical_feasibility_4_5}</w:t>
                                   </w:r>
                                 </w:p>
                               </w:tc>
@@ -10197,7 +10040,7 @@
                                       <w:b/>
                                       <w:bCs/>
                                     </w:rPr>
-                                    <w:t xml:space="preserve">${rt_technical_feasibility_4_4}</w:t>
+                                    <w:t>${rt_technical_feasibility_4_4}</w:t>
                                   </w:r>
                                 </w:p>
                               </w:tc>
@@ -10221,7 +10064,7 @@
                                       <w:b/>
                                       <w:bCs/>
                                     </w:rPr>
-                                    <w:t xml:space="preserve">${rt_technical_feasibility_4_3}</w:t>
+                                    <w:t>${rt_technical_feasibility_4_3}</w:t>
                                   </w:r>
                                 </w:p>
                               </w:tc>
@@ -10245,7 +10088,7 @@
                                       <w:b/>
                                       <w:bCs/>
                                     </w:rPr>
-                                    <w:t xml:space="preserve">${rt_technical_feasibility_4_2}</w:t>
+                                    <w:t>${rt_technical_feasibility_4_2}</w:t>
                                   </w:r>
                                 </w:p>
                               </w:tc>
@@ -10269,7 +10112,7 @@
                                       <w:b/>
                                       <w:bCs/>
                                     </w:rPr>
-                                    <w:t xml:space="preserve">${rt_technical_feasibility_4_1}</w:t>
+                                    <w:t>${rt_technical_feasibility_4_1}</w:t>
                                   </w:r>
                                 </w:p>
                               </w:tc>
@@ -10347,7 +10190,7 @@
                                       <w:b/>
                                       <w:bCs/>
                                     </w:rPr>
-                                    <w:t xml:space="preserve">${rt_technical_feasibility_5_5}</w:t>
+                                    <w:t>${rt_technical_feasibility_5_5}</w:t>
                                   </w:r>
                                 </w:p>
                               </w:tc>
@@ -10371,7 +10214,7 @@
                                       <w:b/>
                                       <w:bCs/>
                                     </w:rPr>
-                                    <w:t xml:space="preserve">${rt_technical_feasibility_5_4}</w:t>
+                                    <w:t>${rt_technical_feasibility_5_4}</w:t>
                                   </w:r>
                                 </w:p>
                               </w:tc>
@@ -10395,7 +10238,7 @@
                                       <w:b/>
                                       <w:bCs/>
                                     </w:rPr>
-                                    <w:t xml:space="preserve">${rt_technical_feasibility_5_3}</w:t>
+                                    <w:t>${rt_technical_feasibility_5_3}</w:t>
                                   </w:r>
                                 </w:p>
                               </w:tc>
@@ -10419,7 +10262,7 @@
                                       <w:b/>
                                       <w:bCs/>
                                     </w:rPr>
-                                    <w:t xml:space="preserve">${rt_technical_feasibility_5_2}</w:t>
+                                    <w:t>${rt_technical_feasibility_5_2}</w:t>
                                   </w:r>
                                 </w:p>
                               </w:tc>
@@ -10443,7 +10286,7 @@
                                       <w:b/>
                                       <w:bCs/>
                                     </w:rPr>
-                                    <w:t xml:space="preserve">${rt_technical_feasibility_5_1}</w:t>
+                                    <w:t>${rt_technical_feasibility_5_1}</w:t>
                                   </w:r>
                                 </w:p>
                               </w:tc>
@@ -10499,7 +10342,7 @@
                                       <w:b/>
                                       <w:bCs/>
                                     </w:rPr>
-                                    <w:t xml:space="preserve">${avg_technical_feasibility}</w:t>
+                                    <w:t>${avg_technical_feasibility}</w:t>
                                   </w:r>
                                 </w:p>
                               </w:tc>
@@ -10565,7 +10408,7 @@
                                       <w:b/>
                                       <w:bCs/>
                                     </w:rPr>
-                                    <w:t xml:space="preserve">${interp_technical_feasibility}</w:t>
+                                    <w:t>${interp_technical_feasibility}</w:t>
                                   </w:r>
                                 </w:p>
                               </w:tc>
@@ -10578,7 +10421,6 @@
                                 <w:tcPr>
                                   <w:tcW w:w="4344" w:type="dxa"/>
                                   <w:gridSpan w:val="8"/>
-                                  <w:shd w:val="clear" w:color="auto" w:fill="auto"/>
                                 </w:tcPr>
                                 <w:p>
                                   <w:pPr>
@@ -10626,13 +10468,13 @@
                       </w:tblPr>
                       <w:tblGrid>
                         <w:gridCol w:w="452"/>
-                        <w:gridCol w:w="7"/>
-                        <w:gridCol w:w="2405"/>
-                        <w:gridCol w:w="296"/>
-                        <w:gridCol w:w="296"/>
-                        <w:gridCol w:w="296"/>
-                        <w:gridCol w:w="296"/>
-                        <w:gridCol w:w="296"/>
+                        <w:gridCol w:w="6"/>
+                        <w:gridCol w:w="1581"/>
+                        <w:gridCol w:w="3091"/>
+                        <w:gridCol w:w="3091"/>
+                        <w:gridCol w:w="3091"/>
+                        <w:gridCol w:w="3091"/>
+                        <w:gridCol w:w="3091"/>
                       </w:tblGrid>
                       <w:tr>
                         <w:tc>
@@ -10915,7 +10757,7 @@
                                 <w:b/>
                                 <w:bCs/>
                               </w:rPr>
-                              <w:t xml:space="preserve">${rt_functionality_0_5}</w:t>
+                              <w:t>${rt_functionality_0_5}</w:t>
                             </w:r>
                           </w:p>
                         </w:tc>
@@ -10938,7 +10780,7 @@
                                 <w:b/>
                                 <w:bCs/>
                               </w:rPr>
-                              <w:t xml:space="preserve">${rt_functionality_0_4}</w:t>
+                              <w:t>${rt_functionality_0_4}</w:t>
                             </w:r>
                           </w:p>
                         </w:tc>
@@ -10961,7 +10803,7 @@
                                 <w:b/>
                                 <w:bCs/>
                               </w:rPr>
-                              <w:t xml:space="preserve">${rt_functionality_0_3}</w:t>
+                              <w:t>${rt_functionality_0_3}</w:t>
                             </w:r>
                           </w:p>
                         </w:tc>
@@ -10984,7 +10826,7 @@
                                 <w:b/>
                                 <w:bCs/>
                               </w:rPr>
-                              <w:t xml:space="preserve">${rt_functionality_0_2}</w:t>
+                              <w:t>${rt_functionality_0_2}</w:t>
                             </w:r>
                           </w:p>
                         </w:tc>
@@ -11007,7 +10849,7 @@
                                 <w:b/>
                                 <w:bCs/>
                               </w:rPr>
-                              <w:t xml:space="preserve">${rt_functionality_0_1}</w:t>
+                              <w:t>${rt_functionality_0_1}</w:t>
                             </w:r>
                           </w:p>
                         </w:tc>
@@ -11079,7 +10921,7 @@
                                 <w:b/>
                                 <w:bCs/>
                               </w:rPr>
-                              <w:t xml:space="preserve">${rt_functionality_1_5}</w:t>
+                              <w:t>${rt_functionality_1_5}</w:t>
                             </w:r>
                           </w:p>
                         </w:tc>
@@ -11102,7 +10944,7 @@
                                 <w:b/>
                                 <w:bCs/>
                               </w:rPr>
-                              <w:t xml:space="preserve">${rt_functionality_1_4}</w:t>
+                              <w:t>${rt_functionality_1_4}</w:t>
                             </w:r>
                           </w:p>
                         </w:tc>
@@ -11125,7 +10967,7 @@
                                 <w:b/>
                                 <w:bCs/>
                               </w:rPr>
-                              <w:t xml:space="preserve">${rt_functionality_1_3}</w:t>
+                              <w:t>${rt_functionality_1_3}</w:t>
                             </w:r>
                           </w:p>
                         </w:tc>
@@ -11148,7 +10990,7 @@
                                 <w:b/>
                                 <w:bCs/>
                               </w:rPr>
-                              <w:t xml:space="preserve">${rt_functionality_1_2}</w:t>
+                              <w:t>${rt_functionality_1_2}</w:t>
                             </w:r>
                           </w:p>
                         </w:tc>
@@ -11171,7 +11013,7 @@
                                 <w:b/>
                                 <w:bCs/>
                               </w:rPr>
-                              <w:t xml:space="preserve">${rt_functionality_1_1}</w:t>
+                              <w:t>${rt_functionality_1_1}</w:t>
                             </w:r>
                           </w:p>
                         </w:tc>
@@ -11243,7 +11085,7 @@
                                 <w:b/>
                                 <w:bCs/>
                               </w:rPr>
-                              <w:t xml:space="preserve">${rt_functionality_2_5}</w:t>
+                              <w:t>${rt_functionality_2_5}</w:t>
                             </w:r>
                           </w:p>
                         </w:tc>
@@ -11266,7 +11108,7 @@
                                 <w:b/>
                                 <w:bCs/>
                               </w:rPr>
-                              <w:t xml:space="preserve">${rt_functionality_2_4}</w:t>
+                              <w:t>${rt_functionality_2_4}</w:t>
                             </w:r>
                           </w:p>
                         </w:tc>
@@ -11289,7 +11131,7 @@
                                 <w:b/>
                                 <w:bCs/>
                               </w:rPr>
-                              <w:t xml:space="preserve">${rt_functionality_2_3}</w:t>
+                              <w:t>${rt_functionality_2_3}</w:t>
                             </w:r>
                           </w:p>
                         </w:tc>
@@ -11312,7 +11154,7 @@
                                 <w:b/>
                                 <w:bCs/>
                               </w:rPr>
-                              <w:t xml:space="preserve">${rt_functionality_2_2}</w:t>
+                              <w:t>${rt_functionality_2_2}</w:t>
                             </w:r>
                           </w:p>
                         </w:tc>
@@ -11335,7 +11177,7 @@
                                 <w:b/>
                                 <w:bCs/>
                               </w:rPr>
-                              <w:t xml:space="preserve">${rt_functionality_2_1}</w:t>
+                              <w:t>${rt_functionality_2_1}</w:t>
                             </w:r>
                           </w:p>
                         </w:tc>
@@ -11407,7 +11249,7 @@
                                 <w:b/>
                                 <w:bCs/>
                               </w:rPr>
-                              <w:t xml:space="preserve">${rt_functionality_3_5}</w:t>
+                              <w:t>${rt_functionality_3_5}</w:t>
                             </w:r>
                           </w:p>
                         </w:tc>
@@ -11430,7 +11272,7 @@
                                 <w:b/>
                                 <w:bCs/>
                               </w:rPr>
-                              <w:t xml:space="preserve">${rt_functionality_3_4}</w:t>
+                              <w:t>${rt_functionality_3_4}</w:t>
                             </w:r>
                           </w:p>
                         </w:tc>
@@ -11453,7 +11295,7 @@
                                 <w:b/>
                                 <w:bCs/>
                               </w:rPr>
-                              <w:t xml:space="preserve">${rt_functionality_3_3}</w:t>
+                              <w:t>${rt_functionality_3_3}</w:t>
                             </w:r>
                           </w:p>
                         </w:tc>
@@ -11476,7 +11318,7 @@
                                 <w:b/>
                                 <w:bCs/>
                               </w:rPr>
-                              <w:t xml:space="preserve">${rt_functionality_3_2}</w:t>
+                              <w:t>${rt_functionality_3_2}</w:t>
                             </w:r>
                           </w:p>
                         </w:tc>
@@ -11499,7 +11341,7 @@
                                 <w:b/>
                                 <w:bCs/>
                               </w:rPr>
-                              <w:t xml:space="preserve">${rt_functionality_3_1}</w:t>
+                              <w:t>${rt_functionality_3_1}</w:t>
                             </w:r>
                           </w:p>
                         </w:tc>
@@ -11571,7 +11413,7 @@
                                 <w:b/>
                                 <w:bCs/>
                               </w:rPr>
-                              <w:t xml:space="preserve">${rt_functionality_4_5}</w:t>
+                              <w:t>${rt_functionality_4_5}</w:t>
                             </w:r>
                           </w:p>
                         </w:tc>
@@ -11594,7 +11436,7 @@
                                 <w:b/>
                                 <w:bCs/>
                               </w:rPr>
-                              <w:t xml:space="preserve">${rt_functionality_4_4}</w:t>
+                              <w:t>${rt_functionality_4_4}</w:t>
                             </w:r>
                           </w:p>
                         </w:tc>
@@ -11617,7 +11459,7 @@
                                 <w:b/>
                                 <w:bCs/>
                               </w:rPr>
-                              <w:t xml:space="preserve">${rt_functionality_4_3}</w:t>
+                              <w:t>${rt_functionality_4_3}</w:t>
                             </w:r>
                           </w:p>
                         </w:tc>
@@ -11640,7 +11482,7 @@
                                 <w:b/>
                                 <w:bCs/>
                               </w:rPr>
-                              <w:t xml:space="preserve">${rt_functionality_4_2}</w:t>
+                              <w:t>${rt_functionality_4_2}</w:t>
                             </w:r>
                           </w:p>
                         </w:tc>
@@ -11663,7 +11505,7 @@
                                 <w:b/>
                                 <w:bCs/>
                               </w:rPr>
-                              <w:t xml:space="preserve">${rt_functionality_4_1}</w:t>
+                              <w:t>${rt_functionality_4_1}</w:t>
                             </w:r>
                           </w:p>
                         </w:tc>
@@ -11722,7 +11564,7 @@
                                 <w:b/>
                                 <w:bCs/>
                               </w:rPr>
-                              <w:t xml:space="preserve">${avg_functionality}</w:t>
+                              <w:t>${avg_functionality}</w:t>
                             </w:r>
                           </w:p>
                         </w:tc>
@@ -11791,7 +11633,7 @@
                                 <w:b/>
                                 <w:bCs/>
                               </w:rPr>
-                              <w:t xml:space="preserve">${interp_functionality}</w:t>
+                              <w:t>${interp_functionality}</w:t>
                             </w:r>
                           </w:p>
                         </w:tc>
@@ -11804,7 +11646,6 @@
                           <w:tcPr>
                             <w:tcW w:w="4344" w:type="dxa"/>
                             <w:gridSpan w:val="8"/>
-                            <w:shd w:val="clear" w:color="auto" w:fill="auto"/>
                             <w:vAlign w:val="center"/>
                           </w:tcPr>
                           <w:p>
@@ -12102,7 +11943,7 @@
                                 <w:b/>
                                 <w:bCs/>
                               </w:rPr>
-                              <w:t xml:space="preserve">${rt_technical_feasibility_0_5}</w:t>
+                              <w:t>${rt_technical_feasibility_0_5}</w:t>
                             </w:r>
                           </w:p>
                         </w:tc>
@@ -12126,7 +11967,7 @@
                                 <w:b/>
                                 <w:bCs/>
                               </w:rPr>
-                              <w:t xml:space="preserve">${rt_technical_feasibility_0_4}</w:t>
+                              <w:t>${rt_technical_feasibility_0_4}</w:t>
                             </w:r>
                           </w:p>
                         </w:tc>
@@ -12150,7 +11991,7 @@
                                 <w:b/>
                                 <w:bCs/>
                               </w:rPr>
-                              <w:t xml:space="preserve">${rt_technical_feasibility_0_3}</w:t>
+                              <w:t>${rt_technical_feasibility_0_3}</w:t>
                             </w:r>
                           </w:p>
                         </w:tc>
@@ -12174,7 +12015,7 @@
                                 <w:b/>
                                 <w:bCs/>
                               </w:rPr>
-                              <w:t xml:space="preserve">${rt_technical_feasibility_0_2}</w:t>
+                              <w:t>${rt_technical_feasibility_0_2}</w:t>
                             </w:r>
                           </w:p>
                         </w:tc>
@@ -12198,7 +12039,7 @@
                                 <w:b/>
                                 <w:bCs/>
                               </w:rPr>
-                              <w:t xml:space="preserve">${rt_technical_feasibility_0_1}</w:t>
+                              <w:t>${rt_technical_feasibility_0_1}</w:t>
                             </w:r>
                           </w:p>
                         </w:tc>
@@ -12280,7 +12121,7 @@
                                 <w:b/>
                                 <w:bCs/>
                               </w:rPr>
-                              <w:t xml:space="preserve">${rt_technical_feasibility_1_5}</w:t>
+                              <w:t>${rt_technical_feasibility_1_5}</w:t>
                             </w:r>
                           </w:p>
                         </w:tc>
@@ -12304,7 +12145,7 @@
                                 <w:b/>
                                 <w:bCs/>
                               </w:rPr>
-                              <w:t xml:space="preserve">${rt_technical_feasibility_1_4}</w:t>
+                              <w:t>${rt_technical_feasibility_1_4}</w:t>
                             </w:r>
                           </w:p>
                         </w:tc>
@@ -12328,7 +12169,7 @@
                                 <w:b/>
                                 <w:bCs/>
                               </w:rPr>
-                              <w:t xml:space="preserve">${rt_technical_feasibility_1_3}</w:t>
+                              <w:t>${rt_technical_feasibility_1_3}</w:t>
                             </w:r>
                           </w:p>
                         </w:tc>
@@ -12352,7 +12193,7 @@
                                 <w:b/>
                                 <w:bCs/>
                               </w:rPr>
-                              <w:t xml:space="preserve">${rt_technical_feasibility_1_2}</w:t>
+                              <w:t>${rt_technical_feasibility_1_2}</w:t>
                             </w:r>
                           </w:p>
                         </w:tc>
@@ -12376,7 +12217,7 @@
                                 <w:b/>
                                 <w:bCs/>
                               </w:rPr>
-                              <w:t xml:space="preserve">${rt_technical_feasibility_1_1}</w:t>
+                              <w:t>${rt_technical_feasibility_1_1}</w:t>
                             </w:r>
                           </w:p>
                         </w:tc>
@@ -12431,7 +12272,7 @@
                               <w:tblLook w:val="04A0" w:firstRow="1" w:lastRow="0" w:firstColumn="1" w:lastColumn="0" w:noHBand="0" w:noVBand="1"/>
                             </w:tblPr>
                             <w:tblGrid>
-                              <w:gridCol w:w="2196"/>
+                              <w:gridCol w:w="1371"/>
                             </w:tblGrid>
                             <w:tr>
                               <w:trPr>
@@ -12496,7 +12337,7 @@
                                 <w:b/>
                                 <w:bCs/>
                               </w:rPr>
-                              <w:t xml:space="preserve">${rt_technical_feasibility_2_5}</w:t>
+                              <w:t>${rt_technical_feasibility_2_5}</w:t>
                             </w:r>
                           </w:p>
                         </w:tc>
@@ -12520,7 +12361,7 @@
                                 <w:b/>
                                 <w:bCs/>
                               </w:rPr>
-                              <w:t xml:space="preserve">${rt_technical_feasibility_2_4}</w:t>
+                              <w:t>${rt_technical_feasibility_2_4}</w:t>
                             </w:r>
                           </w:p>
                         </w:tc>
@@ -12544,7 +12385,7 @@
                                 <w:b/>
                                 <w:bCs/>
                               </w:rPr>
-                              <w:t xml:space="preserve">${rt_technical_feasibility_2_3}</w:t>
+                              <w:t>${rt_technical_feasibility_2_3}</w:t>
                             </w:r>
                           </w:p>
                         </w:tc>
@@ -12568,7 +12409,7 @@
                                 <w:b/>
                                 <w:bCs/>
                               </w:rPr>
-                              <w:t xml:space="preserve">${rt_technical_feasibility_2_2}</w:t>
+                              <w:t>${rt_technical_feasibility_2_2}</w:t>
                             </w:r>
                           </w:p>
                         </w:tc>
@@ -12592,7 +12433,7 @@
                                 <w:b/>
                                 <w:bCs/>
                               </w:rPr>
-                              <w:t xml:space="preserve">${rt_technical_feasibility_2_1}</w:t>
+                              <w:t>${rt_technical_feasibility_2_1}</w:t>
                             </w:r>
                           </w:p>
                         </w:tc>
@@ -12674,7 +12515,7 @@
                                 <w:b/>
                                 <w:bCs/>
                               </w:rPr>
-                              <w:t xml:space="preserve">${rt_technical_feasibility_3_5}</w:t>
+                              <w:t>${rt_technical_feasibility_3_5}</w:t>
                             </w:r>
                           </w:p>
                         </w:tc>
@@ -12698,7 +12539,7 @@
                                 <w:b/>
                                 <w:bCs/>
                               </w:rPr>
-                              <w:t xml:space="preserve">${rt_technical_feasibility_3_4}</w:t>
+                              <w:t>${rt_technical_feasibility_3_4}</w:t>
                             </w:r>
                           </w:p>
                         </w:tc>
@@ -12722,7 +12563,7 @@
                                 <w:b/>
                                 <w:bCs/>
                               </w:rPr>
-                              <w:t xml:space="preserve">${rt_technical_feasibility_3_3}</w:t>
+                              <w:t>${rt_technical_feasibility_3_3}</w:t>
                             </w:r>
                           </w:p>
                         </w:tc>
@@ -12746,7 +12587,7 @@
                                 <w:b/>
                                 <w:bCs/>
                               </w:rPr>
-                              <w:t xml:space="preserve">${rt_technical_feasibility_3_2}</w:t>
+                              <w:t>${rt_technical_feasibility_3_2}</w:t>
                             </w:r>
                           </w:p>
                         </w:tc>
@@ -12770,7 +12611,7 @@
                                 <w:b/>
                                 <w:bCs/>
                               </w:rPr>
-                              <w:t xml:space="preserve">${rt_technical_feasibility_3_1}</w:t>
+                              <w:t>${rt_technical_feasibility_3_1}</w:t>
                             </w:r>
                           </w:p>
                         </w:tc>
@@ -12848,7 +12689,7 @@
                                 <w:b/>
                                 <w:bCs/>
                               </w:rPr>
-                              <w:t xml:space="preserve">${rt_technical_feasibility_4_5}</w:t>
+                              <w:t>${rt_technical_feasibility_4_5}</w:t>
                             </w:r>
                           </w:p>
                         </w:tc>
@@ -12872,7 +12713,7 @@
                                 <w:b/>
                                 <w:bCs/>
                               </w:rPr>
-                              <w:t xml:space="preserve">${rt_technical_feasibility_4_4}</w:t>
+                              <w:t>${rt_technical_feasibility_4_4}</w:t>
                             </w:r>
                           </w:p>
                         </w:tc>
@@ -12896,7 +12737,7 @@
                                 <w:b/>
                                 <w:bCs/>
                               </w:rPr>
-                              <w:t xml:space="preserve">${rt_technical_feasibility_4_3}</w:t>
+                              <w:t>${rt_technical_feasibility_4_3}</w:t>
                             </w:r>
                           </w:p>
                         </w:tc>
@@ -12920,7 +12761,7 @@
                                 <w:b/>
                                 <w:bCs/>
                               </w:rPr>
-                              <w:t xml:space="preserve">${rt_technical_feasibility_4_2}</w:t>
+                              <w:t>${rt_technical_feasibility_4_2}</w:t>
                             </w:r>
                           </w:p>
                         </w:tc>
@@ -12944,7 +12785,7 @@
                                 <w:b/>
                                 <w:bCs/>
                               </w:rPr>
-                              <w:t xml:space="preserve">${rt_technical_feasibility_4_1}</w:t>
+                              <w:t>${rt_technical_feasibility_4_1}</w:t>
                             </w:r>
                           </w:p>
                         </w:tc>
@@ -13022,7 +12863,7 @@
                                 <w:b/>
                                 <w:bCs/>
                               </w:rPr>
-                              <w:t xml:space="preserve">${rt_technical_feasibility_5_5}</w:t>
+                              <w:t>${rt_technical_feasibility_5_5}</w:t>
                             </w:r>
                           </w:p>
                         </w:tc>
@@ -13046,7 +12887,7 @@
                                 <w:b/>
                                 <w:bCs/>
                               </w:rPr>
-                              <w:t xml:space="preserve">${rt_technical_feasibility_5_4}</w:t>
+                              <w:t>${rt_technical_feasibility_5_4}</w:t>
                             </w:r>
                           </w:p>
                         </w:tc>
@@ -13070,7 +12911,7 @@
                                 <w:b/>
                                 <w:bCs/>
                               </w:rPr>
-                              <w:t xml:space="preserve">${rt_technical_feasibility_5_3}</w:t>
+                              <w:t>${rt_technical_feasibility_5_3}</w:t>
                             </w:r>
                           </w:p>
                         </w:tc>
@@ -13094,7 +12935,7 @@
                                 <w:b/>
                                 <w:bCs/>
                               </w:rPr>
-                              <w:t xml:space="preserve">${rt_technical_feasibility_5_2}</w:t>
+                              <w:t>${rt_technical_feasibility_5_2}</w:t>
                             </w:r>
                           </w:p>
                         </w:tc>
@@ -13118,7 +12959,7 @@
                                 <w:b/>
                                 <w:bCs/>
                               </w:rPr>
-                              <w:t xml:space="preserve">${rt_technical_feasibility_5_1}</w:t>
+                              <w:t>${rt_technical_feasibility_5_1}</w:t>
                             </w:r>
                           </w:p>
                         </w:tc>
@@ -13174,7 +13015,7 @@
                                 <w:b/>
                                 <w:bCs/>
                               </w:rPr>
-                              <w:t xml:space="preserve">${avg_technical_feasibility}</w:t>
+                              <w:t>${avg_technical_feasibility}</w:t>
                             </w:r>
                           </w:p>
                         </w:tc>
@@ -13240,7 +13081,7 @@
                                 <w:b/>
                                 <w:bCs/>
                               </w:rPr>
-                              <w:t xml:space="preserve">${interp_technical_feasibility}</w:t>
+                              <w:t>${interp_technical_feasibility}</w:t>
                             </w:r>
                           </w:p>
                         </w:tc>
@@ -13253,7 +13094,6 @@
                           <w:tcPr>
                             <w:tcW w:w="4344" w:type="dxa"/>
                             <w:gridSpan w:val="8"/>
-                            <w:shd w:val="clear" w:color="auto" w:fill="auto"/>
                           </w:tcPr>
                           <w:p>
                             <w:pPr>
@@ -13505,13 +13345,13 @@
                               <w:tblLook w:val="04A0" w:firstRow="1" w:lastRow="0" w:firstColumn="1" w:lastColumn="0" w:noHBand="0" w:noVBand="1"/>
                             </w:tblPr>
                             <w:tblGrid>
-                              <w:gridCol w:w="459"/>
-                              <w:gridCol w:w="2405"/>
-                              <w:gridCol w:w="296"/>
-                              <w:gridCol w:w="296"/>
-                              <w:gridCol w:w="296"/>
-                              <w:gridCol w:w="296"/>
-                              <w:gridCol w:w="296"/>
+                              <w:gridCol w:w="452"/>
+                              <w:gridCol w:w="1146"/>
+                              <w:gridCol w:w="2663"/>
+                              <w:gridCol w:w="2663"/>
+                              <w:gridCol w:w="2663"/>
+                              <w:gridCol w:w="2663"/>
+                              <w:gridCol w:w="2663"/>
                             </w:tblGrid>
                             <w:tr>
                               <w:tc>
@@ -13792,7 +13632,7 @@
                                       <w:b/>
                                       <w:bCs/>
                                     </w:rPr>
-                                    <w:t xml:space="preserve">${rt_maintainability_0_5}</w:t>
+                                    <w:t>${rt_maintainability_0_5}</w:t>
                                   </w:r>
                                 </w:p>
                               </w:tc>
@@ -13815,7 +13655,7 @@
                                       <w:b/>
                                       <w:bCs/>
                                     </w:rPr>
-                                    <w:t xml:space="preserve">${rt_maintainability_0_4}</w:t>
+                                    <w:t>${rt_maintainability_0_4}</w:t>
                                   </w:r>
                                 </w:p>
                               </w:tc>
@@ -13838,7 +13678,7 @@
                                       <w:b/>
                                       <w:bCs/>
                                     </w:rPr>
-                                    <w:t xml:space="preserve">${rt_maintainability_0_3}</w:t>
+                                    <w:t>${rt_maintainability_0_3}</w:t>
                                   </w:r>
                                 </w:p>
                               </w:tc>
@@ -13861,7 +13701,7 @@
                                       <w:b/>
                                       <w:bCs/>
                                     </w:rPr>
-                                    <w:t xml:space="preserve">${rt_maintainability_0_2}</w:t>
+                                    <w:t>${rt_maintainability_0_2}</w:t>
                                   </w:r>
                                 </w:p>
                               </w:tc>
@@ -13884,7 +13724,7 @@
                                       <w:b/>
                                       <w:bCs/>
                                     </w:rPr>
-                                    <w:t xml:space="preserve">${rt_maintainability_0_1}</w:t>
+                                    <w:t>${rt_maintainability_0_1}</w:t>
                                   </w:r>
                                 </w:p>
                               </w:tc>
@@ -13955,7 +13795,7 @@
                                       <w:b/>
                                       <w:bCs/>
                                     </w:rPr>
-                                    <w:t xml:space="preserve">${rt_maintainability_1_5}</w:t>
+                                    <w:t>${rt_maintainability_1_5}</w:t>
                                   </w:r>
                                 </w:p>
                               </w:tc>
@@ -13978,7 +13818,7 @@
                                       <w:b/>
                                       <w:bCs/>
                                     </w:rPr>
-                                    <w:t xml:space="preserve">${rt_maintainability_1_4}</w:t>
+                                    <w:t>${rt_maintainability_1_4}</w:t>
                                   </w:r>
                                 </w:p>
                               </w:tc>
@@ -14001,7 +13841,7 @@
                                       <w:b/>
                                       <w:bCs/>
                                     </w:rPr>
-                                    <w:t xml:space="preserve">${rt_maintainability_1_3}</w:t>
+                                    <w:t>${rt_maintainability_1_3}</w:t>
                                   </w:r>
                                 </w:p>
                               </w:tc>
@@ -14024,7 +13864,7 @@
                                       <w:b/>
                                       <w:bCs/>
                                     </w:rPr>
-                                    <w:t xml:space="preserve">${rt_maintainability_1_2}</w:t>
+                                    <w:t>${rt_maintainability_1_2}</w:t>
                                   </w:r>
                                 </w:p>
                               </w:tc>
@@ -14047,7 +13887,7 @@
                                       <w:b/>
                                       <w:bCs/>
                                     </w:rPr>
-                                    <w:t xml:space="preserve">${rt_maintainability_1_1}</w:t>
+                                    <w:t>${rt_maintainability_1_1}</w:t>
                                   </w:r>
                                 </w:p>
                               </w:tc>
@@ -14118,7 +13958,7 @@
                                       <w:b/>
                                       <w:bCs/>
                                     </w:rPr>
-                                    <w:t xml:space="preserve">${rt_maintainability_2_5}</w:t>
+                                    <w:t>${rt_maintainability_2_5}</w:t>
                                   </w:r>
                                 </w:p>
                               </w:tc>
@@ -14141,7 +13981,7 @@
                                       <w:b/>
                                       <w:bCs/>
                                     </w:rPr>
-                                    <w:t xml:space="preserve">${rt_maintainability_2_4}</w:t>
+                                    <w:t>${rt_maintainability_2_4}</w:t>
                                   </w:r>
                                 </w:p>
                               </w:tc>
@@ -14164,7 +14004,7 @@
                                       <w:b/>
                                       <w:bCs/>
                                     </w:rPr>
-                                    <w:t xml:space="preserve">${rt_maintainability_2_3}</w:t>
+                                    <w:t>${rt_maintainability_2_3}</w:t>
                                   </w:r>
                                 </w:p>
                               </w:tc>
@@ -14187,7 +14027,7 @@
                                       <w:b/>
                                       <w:bCs/>
                                     </w:rPr>
-                                    <w:t xml:space="preserve">${rt_maintainability_2_2}</w:t>
+                                    <w:t>${rt_maintainability_2_2}</w:t>
                                   </w:r>
                                 </w:p>
                               </w:tc>
@@ -14210,7 +14050,7 @@
                                       <w:b/>
                                       <w:bCs/>
                                     </w:rPr>
-                                    <w:t xml:space="preserve">${rt_maintainability_2_1}</w:t>
+                                    <w:t>${rt_maintainability_2_1}</w:t>
                                   </w:r>
                                 </w:p>
                               </w:tc>
@@ -14281,7 +14121,7 @@
                                       <w:b/>
                                       <w:bCs/>
                                     </w:rPr>
-                                    <w:t xml:space="preserve">${rt_maintainability_3_5}</w:t>
+                                    <w:t>${rt_maintainability_3_5}</w:t>
                                   </w:r>
                                 </w:p>
                               </w:tc>
@@ -14304,7 +14144,7 @@
                                       <w:b/>
                                       <w:bCs/>
                                     </w:rPr>
-                                    <w:t xml:space="preserve">${rt_maintainability_3_4}</w:t>
+                                    <w:t>${rt_maintainability_3_4}</w:t>
                                   </w:r>
                                 </w:p>
                               </w:tc>
@@ -14327,7 +14167,7 @@
                                       <w:b/>
                                       <w:bCs/>
                                     </w:rPr>
-                                    <w:t xml:space="preserve">${rt_maintainability_3_3}</w:t>
+                                    <w:t>${rt_maintainability_3_3}</w:t>
                                   </w:r>
                                 </w:p>
                               </w:tc>
@@ -14350,7 +14190,7 @@
                                       <w:b/>
                                       <w:bCs/>
                                     </w:rPr>
-                                    <w:t xml:space="preserve">${rt_maintainability_3_2}</w:t>
+                                    <w:t>${rt_maintainability_3_2}</w:t>
                                   </w:r>
                                 </w:p>
                               </w:tc>
@@ -14373,7 +14213,7 @@
                                       <w:b/>
                                       <w:bCs/>
                                     </w:rPr>
-                                    <w:t xml:space="preserve">${rt_maintainability_3_1}</w:t>
+                                    <w:t>${rt_maintainability_3_1}</w:t>
                                   </w:r>
                                 </w:p>
                               </w:tc>
@@ -14444,7 +14284,7 @@
                                       <w:b/>
                                       <w:bCs/>
                                     </w:rPr>
-                                    <w:t xml:space="preserve">${rt_maintainability_4_5}</w:t>
+                                    <w:t>${rt_maintainability_4_5}</w:t>
                                   </w:r>
                                 </w:p>
                               </w:tc>
@@ -14467,7 +14307,7 @@
                                       <w:b/>
                                       <w:bCs/>
                                     </w:rPr>
-                                    <w:t xml:space="preserve">${rt_maintainability_4_4}</w:t>
+                                    <w:t>${rt_maintainability_4_4}</w:t>
                                   </w:r>
                                 </w:p>
                               </w:tc>
@@ -14490,7 +14330,7 @@
                                       <w:b/>
                                       <w:bCs/>
                                     </w:rPr>
-                                    <w:t xml:space="preserve">${rt_maintainability_4_3}</w:t>
+                                    <w:t>${rt_maintainability_4_3}</w:t>
                                   </w:r>
                                 </w:p>
                               </w:tc>
@@ -14513,7 +14353,7 @@
                                       <w:b/>
                                       <w:bCs/>
                                     </w:rPr>
-                                    <w:t xml:space="preserve">${rt_maintainability_4_2}</w:t>
+                                    <w:t>${rt_maintainability_4_2}</w:t>
                                   </w:r>
                                 </w:p>
                               </w:tc>
@@ -14536,7 +14376,7 @@
                                       <w:b/>
                                       <w:bCs/>
                                     </w:rPr>
-                                    <w:t xml:space="preserve">${rt_maintainability_4_1}</w:t>
+                                    <w:t>${rt_maintainability_4_1}</w:t>
                                   </w:r>
                                 </w:p>
                               </w:tc>
@@ -14595,7 +14435,7 @@
                                       <w:b/>
                                       <w:bCs/>
                                     </w:rPr>
-                                    <w:t xml:space="preserve">${avg_maintainability}</w:t>
+                                    <w:t>${avg_maintainability}</w:t>
                                   </w:r>
                                 </w:p>
                               </w:tc>
@@ -14664,7 +14504,7 @@
                                       <w:b/>
                                       <w:bCs/>
                                     </w:rPr>
-                                    <w:t xml:space="preserve">${interp_maintainability}</w:t>
+                                    <w:t>${interp_maintainability}</w:t>
                                   </w:r>
                                 </w:p>
                               </w:tc>
@@ -14703,13 +14543,13 @@
                         <w:tblLook w:val="04A0" w:firstRow="1" w:lastRow="0" w:firstColumn="1" w:lastColumn="0" w:noHBand="0" w:noVBand="1"/>
                       </w:tblPr>
                       <w:tblGrid>
-                        <w:gridCol w:w="459"/>
-                        <w:gridCol w:w="2405"/>
-                        <w:gridCol w:w="296"/>
-                        <w:gridCol w:w="296"/>
-                        <w:gridCol w:w="296"/>
-                        <w:gridCol w:w="296"/>
-                        <w:gridCol w:w="296"/>
+                        <w:gridCol w:w="452"/>
+                        <w:gridCol w:w="1146"/>
+                        <w:gridCol w:w="2663"/>
+                        <w:gridCol w:w="2663"/>
+                        <w:gridCol w:w="2663"/>
+                        <w:gridCol w:w="2663"/>
+                        <w:gridCol w:w="2663"/>
                       </w:tblGrid>
                       <w:tr>
                         <w:tc>
@@ -14990,7 +14830,7 @@
                                 <w:b/>
                                 <w:bCs/>
                               </w:rPr>
-                              <w:t xml:space="preserve">${rt_maintainability_0_5}</w:t>
+                              <w:t>${rt_maintainability_0_5}</w:t>
                             </w:r>
                           </w:p>
                         </w:tc>
@@ -15013,7 +14853,7 @@
                                 <w:b/>
                                 <w:bCs/>
                               </w:rPr>
-                              <w:t xml:space="preserve">${rt_maintainability_0_4}</w:t>
+                              <w:t>${rt_maintainability_0_4}</w:t>
                             </w:r>
                           </w:p>
                         </w:tc>
@@ -15036,7 +14876,7 @@
                                 <w:b/>
                                 <w:bCs/>
                               </w:rPr>
-                              <w:t xml:space="preserve">${rt_maintainability_0_3}</w:t>
+                              <w:t>${rt_maintainability_0_3}</w:t>
                             </w:r>
                           </w:p>
                         </w:tc>
@@ -15059,7 +14899,7 @@
                                 <w:b/>
                                 <w:bCs/>
                               </w:rPr>
-                              <w:t xml:space="preserve">${rt_maintainability_0_2}</w:t>
+                              <w:t>${rt_maintainability_0_2}</w:t>
                             </w:r>
                           </w:p>
                         </w:tc>
@@ -15082,7 +14922,7 @@
                                 <w:b/>
                                 <w:bCs/>
                               </w:rPr>
-                              <w:t xml:space="preserve">${rt_maintainability_0_1}</w:t>
+                              <w:t>${rt_maintainability_0_1}</w:t>
                             </w:r>
                           </w:p>
                         </w:tc>
@@ -15153,7 +14993,7 @@
                                 <w:b/>
                                 <w:bCs/>
                               </w:rPr>
-                              <w:t xml:space="preserve">${rt_maintainability_1_5}</w:t>
+                              <w:t>${rt_maintainability_1_5}</w:t>
                             </w:r>
                           </w:p>
                         </w:tc>
@@ -15176,7 +15016,7 @@
                                 <w:b/>
                                 <w:bCs/>
                               </w:rPr>
-                              <w:t xml:space="preserve">${rt_maintainability_1_4}</w:t>
+                              <w:t>${rt_maintainability_1_4}</w:t>
                             </w:r>
                           </w:p>
                         </w:tc>
@@ -15199,7 +15039,7 @@
                                 <w:b/>
                                 <w:bCs/>
                               </w:rPr>
-                              <w:t xml:space="preserve">${rt_maintainability_1_3}</w:t>
+                              <w:t>${rt_maintainability_1_3}</w:t>
                             </w:r>
                           </w:p>
                         </w:tc>
@@ -15222,7 +15062,7 @@
                                 <w:b/>
                                 <w:bCs/>
                               </w:rPr>
-                              <w:t xml:space="preserve">${rt_maintainability_1_2}</w:t>
+                              <w:t>${rt_maintainability_1_2}</w:t>
                             </w:r>
                           </w:p>
                         </w:tc>
@@ -15245,7 +15085,7 @@
                                 <w:b/>
                                 <w:bCs/>
                               </w:rPr>
-                              <w:t xml:space="preserve">${rt_maintainability_1_1}</w:t>
+                              <w:t>${rt_maintainability_1_1}</w:t>
                             </w:r>
                           </w:p>
                         </w:tc>
@@ -15316,7 +15156,7 @@
                                 <w:b/>
                                 <w:bCs/>
                               </w:rPr>
-                              <w:t xml:space="preserve">${rt_maintainability_2_5}</w:t>
+                              <w:t>${rt_maintainability_2_5}</w:t>
                             </w:r>
                           </w:p>
                         </w:tc>
@@ -15339,7 +15179,7 @@
                                 <w:b/>
                                 <w:bCs/>
                               </w:rPr>
-                              <w:t xml:space="preserve">${rt_maintainability_2_4}</w:t>
+                              <w:t>${rt_maintainability_2_4}</w:t>
                             </w:r>
                           </w:p>
                         </w:tc>
@@ -15362,7 +15202,7 @@
                                 <w:b/>
                                 <w:bCs/>
                               </w:rPr>
-                              <w:t xml:space="preserve">${rt_maintainability_2_3}</w:t>
+                              <w:t>${rt_maintainability_2_3}</w:t>
                             </w:r>
                           </w:p>
                         </w:tc>
@@ -15385,7 +15225,7 @@
                                 <w:b/>
                                 <w:bCs/>
                               </w:rPr>
-                              <w:t xml:space="preserve">${rt_maintainability_2_2}</w:t>
+                              <w:t>${rt_maintainability_2_2}</w:t>
                             </w:r>
                           </w:p>
                         </w:tc>
@@ -15408,7 +15248,7 @@
                                 <w:b/>
                                 <w:bCs/>
                               </w:rPr>
-                              <w:t xml:space="preserve">${rt_maintainability_2_1}</w:t>
+                              <w:t>${rt_maintainability_2_1}</w:t>
                             </w:r>
                           </w:p>
                         </w:tc>
@@ -15479,7 +15319,7 @@
                                 <w:b/>
                                 <w:bCs/>
                               </w:rPr>
-                              <w:t xml:space="preserve">${rt_maintainability_3_5}</w:t>
+                              <w:t>${rt_maintainability_3_5}</w:t>
                             </w:r>
                           </w:p>
                         </w:tc>
@@ -15502,7 +15342,7 @@
                                 <w:b/>
                                 <w:bCs/>
                               </w:rPr>
-                              <w:t xml:space="preserve">${rt_maintainability_3_4}</w:t>
+                              <w:t>${rt_maintainability_3_4}</w:t>
                             </w:r>
                           </w:p>
                         </w:tc>
@@ -15525,7 +15365,7 @@
                                 <w:b/>
                                 <w:bCs/>
                               </w:rPr>
-                              <w:t xml:space="preserve">${rt_maintainability_3_3}</w:t>
+                              <w:t>${rt_maintainability_3_3}</w:t>
                             </w:r>
                           </w:p>
                         </w:tc>
@@ -15548,7 +15388,7 @@
                                 <w:b/>
                                 <w:bCs/>
                               </w:rPr>
-                              <w:t xml:space="preserve">${rt_maintainability_3_2}</w:t>
+                              <w:t>${rt_maintainability_3_2}</w:t>
                             </w:r>
                           </w:p>
                         </w:tc>
@@ -15571,7 +15411,7 @@
                                 <w:b/>
                                 <w:bCs/>
                               </w:rPr>
-                              <w:t xml:space="preserve">${rt_maintainability_3_1}</w:t>
+                              <w:t>${rt_maintainability_3_1}</w:t>
                             </w:r>
                           </w:p>
                         </w:tc>
@@ -15642,7 +15482,7 @@
                                 <w:b/>
                                 <w:bCs/>
                               </w:rPr>
-                              <w:t xml:space="preserve">${rt_maintainability_4_5}</w:t>
+                              <w:t>${rt_maintainability_4_5}</w:t>
                             </w:r>
                           </w:p>
                         </w:tc>
@@ -15665,7 +15505,7 @@
                                 <w:b/>
                                 <w:bCs/>
                               </w:rPr>
-                              <w:t xml:space="preserve">${rt_maintainability_4_4}</w:t>
+                              <w:t>${rt_maintainability_4_4}</w:t>
                             </w:r>
                           </w:p>
                         </w:tc>
@@ -15688,7 +15528,7 @@
                                 <w:b/>
                                 <w:bCs/>
                               </w:rPr>
-                              <w:t xml:space="preserve">${rt_maintainability_4_3}</w:t>
+                              <w:t>${rt_maintainability_4_3}</w:t>
                             </w:r>
                           </w:p>
                         </w:tc>
@@ -15711,7 +15551,7 @@
                                 <w:b/>
                                 <w:bCs/>
                               </w:rPr>
-                              <w:t xml:space="preserve">${rt_maintainability_4_2}</w:t>
+                              <w:t>${rt_maintainability_4_2}</w:t>
                             </w:r>
                           </w:p>
                         </w:tc>
@@ -15734,7 +15574,7 @@
                                 <w:b/>
                                 <w:bCs/>
                               </w:rPr>
-                              <w:t xml:space="preserve">${rt_maintainability_4_1}</w:t>
+                              <w:t>${rt_maintainability_4_1}</w:t>
                             </w:r>
                           </w:p>
                         </w:tc>
@@ -15793,7 +15633,7 @@
                                 <w:b/>
                                 <w:bCs/>
                               </w:rPr>
-                              <w:t xml:space="preserve">${avg_maintainability}</w:t>
+                              <w:t>${avg_maintainability}</w:t>
                             </w:r>
                           </w:p>
                         </w:tc>
@@ -15862,7 +15702,7 @@
                                 <w:b/>
                                 <w:bCs/>
                               </w:rPr>
-                              <w:t xml:space="preserve">${interp_maintainability}</w:t>
+                              <w:t>${interp_maintainability}</w:t>
                             </w:r>
                           </w:p>
                         </w:tc>
@@ -15926,13 +15766,13 @@
                               <w:tblLook w:val="04A0" w:firstRow="1" w:lastRow="0" w:firstColumn="1" w:lastColumn="0" w:noHBand="0" w:noVBand="1"/>
                             </w:tblPr>
                             <w:tblGrid>
-                              <w:gridCol w:w="459"/>
-                              <w:gridCol w:w="2405"/>
-                              <w:gridCol w:w="296"/>
-                              <w:gridCol w:w="296"/>
-                              <w:gridCol w:w="296"/>
-                              <w:gridCol w:w="296"/>
-                              <w:gridCol w:w="296"/>
+                              <w:gridCol w:w="452"/>
+                              <w:gridCol w:w="1296"/>
+                              <w:gridCol w:w="1966"/>
+                              <w:gridCol w:w="1966"/>
+                              <w:gridCol w:w="1966"/>
+                              <w:gridCol w:w="1966"/>
+                              <w:gridCol w:w="1966"/>
                             </w:tblGrid>
                             <w:tr>
                               <w:tc>
@@ -16213,7 +16053,7 @@
                                       <w:b/>
                                       <w:bCs/>
                                     </w:rPr>
-                                    <w:t xml:space="preserve">${rt_security_0_5}</w:t>
+                                    <w:t>${rt_security_0_5}</w:t>
                                   </w:r>
                                 </w:p>
                               </w:tc>
@@ -16236,7 +16076,7 @@
                                       <w:b/>
                                       <w:bCs/>
                                     </w:rPr>
-                                    <w:t xml:space="preserve">${rt_security_0_4}</w:t>
+                                    <w:t>${rt_security_0_4}</w:t>
                                   </w:r>
                                 </w:p>
                               </w:tc>
@@ -16259,7 +16099,7 @@
                                       <w:b/>
                                       <w:bCs/>
                                     </w:rPr>
-                                    <w:t xml:space="preserve">${rt_security_0_3}</w:t>
+                                    <w:t>${rt_security_0_3}</w:t>
                                   </w:r>
                                 </w:p>
                               </w:tc>
@@ -16282,7 +16122,7 @@
                                       <w:b/>
                                       <w:bCs/>
                                     </w:rPr>
-                                    <w:t xml:space="preserve">${rt_security_0_2}</w:t>
+                                    <w:t>${rt_security_0_2}</w:t>
                                   </w:r>
                                 </w:p>
                               </w:tc>
@@ -16305,7 +16145,7 @@
                                       <w:b/>
                                       <w:bCs/>
                                     </w:rPr>
-                                    <w:t xml:space="preserve">${rt_security_0_1}</w:t>
+                                    <w:t>${rt_security_0_1}</w:t>
                                   </w:r>
                                 </w:p>
                               </w:tc>
@@ -16376,7 +16216,7 @@
                                       <w:b/>
                                       <w:bCs/>
                                     </w:rPr>
-                                    <w:t xml:space="preserve">${rt_security_1_5}</w:t>
+                                    <w:t>${rt_security_1_5}</w:t>
                                   </w:r>
                                 </w:p>
                               </w:tc>
@@ -16399,7 +16239,7 @@
                                       <w:b/>
                                       <w:bCs/>
                                     </w:rPr>
-                                    <w:t xml:space="preserve">${rt_security_1_4}</w:t>
+                                    <w:t>${rt_security_1_4}</w:t>
                                   </w:r>
                                 </w:p>
                               </w:tc>
@@ -16422,7 +16262,7 @@
                                       <w:b/>
                                       <w:bCs/>
                                     </w:rPr>
-                                    <w:t xml:space="preserve">${rt_security_1_3}</w:t>
+                                    <w:t>${rt_security_1_3}</w:t>
                                   </w:r>
                                 </w:p>
                               </w:tc>
@@ -16445,7 +16285,7 @@
                                       <w:b/>
                                       <w:bCs/>
                                     </w:rPr>
-                                    <w:t xml:space="preserve">${rt_security_1_2}</w:t>
+                                    <w:t>${rt_security_1_2}</w:t>
                                   </w:r>
                                 </w:p>
                               </w:tc>
@@ -16468,7 +16308,7 @@
                                       <w:b/>
                                       <w:bCs/>
                                     </w:rPr>
-                                    <w:t xml:space="preserve">${rt_security_1_1}</w:t>
+                                    <w:t>${rt_security_1_1}</w:t>
                                   </w:r>
                                 </w:p>
                               </w:tc>
@@ -16539,7 +16379,7 @@
                                       <w:b/>
                                       <w:bCs/>
                                     </w:rPr>
-                                    <w:t xml:space="preserve">${rt_security_2_5}</w:t>
+                                    <w:t>${rt_security_2_5}</w:t>
                                   </w:r>
                                 </w:p>
                               </w:tc>
@@ -16562,7 +16402,7 @@
                                       <w:b/>
                                       <w:bCs/>
                                     </w:rPr>
-                                    <w:t xml:space="preserve">${rt_security_2_4}</w:t>
+                                    <w:t>${rt_security_2_4}</w:t>
                                   </w:r>
                                 </w:p>
                               </w:tc>
@@ -16585,7 +16425,7 @@
                                       <w:b/>
                                       <w:bCs/>
                                     </w:rPr>
-                                    <w:t xml:space="preserve">${rt_security_2_3}</w:t>
+                                    <w:t>${rt_security_2_3}</w:t>
                                   </w:r>
                                 </w:p>
                               </w:tc>
@@ -16608,7 +16448,7 @@
                                       <w:b/>
                                       <w:bCs/>
                                     </w:rPr>
-                                    <w:t xml:space="preserve">${rt_security_2_2}</w:t>
+                                    <w:t>${rt_security_2_2}</w:t>
                                   </w:r>
                                 </w:p>
                               </w:tc>
@@ -16631,7 +16471,7 @@
                                       <w:b/>
                                       <w:bCs/>
                                     </w:rPr>
-                                    <w:t xml:space="preserve">${rt_security_2_1}</w:t>
+                                    <w:t>${rt_security_2_1}</w:t>
                                   </w:r>
                                 </w:p>
                               </w:tc>
@@ -16702,7 +16542,7 @@
                                       <w:b/>
                                       <w:bCs/>
                                     </w:rPr>
-                                    <w:t xml:space="preserve">${rt_security_3_5}</w:t>
+                                    <w:t>${rt_security_3_5}</w:t>
                                   </w:r>
                                 </w:p>
                               </w:tc>
@@ -16725,7 +16565,7 @@
                                       <w:b/>
                                       <w:bCs/>
                                     </w:rPr>
-                                    <w:t xml:space="preserve">${rt_security_3_4}</w:t>
+                                    <w:t>${rt_security_3_4}</w:t>
                                   </w:r>
                                 </w:p>
                               </w:tc>
@@ -16748,7 +16588,7 @@
                                       <w:b/>
                                       <w:bCs/>
                                     </w:rPr>
-                                    <w:t xml:space="preserve">${rt_security_3_3}</w:t>
+                                    <w:t>${rt_security_3_3}</w:t>
                                   </w:r>
                                 </w:p>
                               </w:tc>
@@ -16771,7 +16611,7 @@
                                       <w:b/>
                                       <w:bCs/>
                                     </w:rPr>
-                                    <w:t xml:space="preserve">${rt_security_3_2}</w:t>
+                                    <w:t>${rt_security_3_2}</w:t>
                                   </w:r>
                                 </w:p>
                               </w:tc>
@@ -16794,7 +16634,7 @@
                                       <w:b/>
                                       <w:bCs/>
                                     </w:rPr>
-                                    <w:t xml:space="preserve">${rt_security_3_1}</w:t>
+                                    <w:t>${rt_security_3_1}</w:t>
                                   </w:r>
                                 </w:p>
                               </w:tc>
@@ -16865,7 +16705,7 @@
                                       <w:b/>
                                       <w:bCs/>
                                     </w:rPr>
-                                    <w:t xml:space="preserve">${rt_security_4_5}</w:t>
+                                    <w:t>${rt_security_4_5}</w:t>
                                   </w:r>
                                 </w:p>
                               </w:tc>
@@ -16888,7 +16728,7 @@
                                       <w:b/>
                                       <w:bCs/>
                                     </w:rPr>
-                                    <w:t xml:space="preserve">${rt_security_4_4}</w:t>
+                                    <w:t>${rt_security_4_4}</w:t>
                                   </w:r>
                                 </w:p>
                               </w:tc>
@@ -16911,7 +16751,7 @@
                                       <w:b/>
                                       <w:bCs/>
                                     </w:rPr>
-                                    <w:t xml:space="preserve">${rt_security_4_3}</w:t>
+                                    <w:t>${rt_security_4_3}</w:t>
                                   </w:r>
                                 </w:p>
                               </w:tc>
@@ -16934,7 +16774,7 @@
                                       <w:b/>
                                       <w:bCs/>
                                     </w:rPr>
-                                    <w:t xml:space="preserve">${rt_security_4_2}</w:t>
+                                    <w:t>${rt_security_4_2}</w:t>
                                   </w:r>
                                 </w:p>
                               </w:tc>
@@ -16957,7 +16797,7 @@
                                       <w:b/>
                                       <w:bCs/>
                                     </w:rPr>
-                                    <w:t xml:space="preserve">${rt_security_4_1}</w:t>
+                                    <w:t>${rt_security_4_1}</w:t>
                                   </w:r>
                                 </w:p>
                               </w:tc>
@@ -17016,7 +16856,7 @@
                                       <w:b/>
                                       <w:bCs/>
                                     </w:rPr>
-                                    <w:t xml:space="preserve">${avg_security}</w:t>
+                                    <w:t>${avg_security}</w:t>
                                   </w:r>
                                 </w:p>
                               </w:tc>
@@ -17085,7 +16925,7 @@
                                       <w:b/>
                                       <w:bCs/>
                                     </w:rPr>
-                                    <w:t xml:space="preserve">${interp_security}</w:t>
+                                    <w:t>${interp_security}</w:t>
                                   </w:r>
                                 </w:p>
                               </w:tc>
@@ -17124,13 +16964,13 @@
                         <w:tblLook w:val="04A0" w:firstRow="1" w:lastRow="0" w:firstColumn="1" w:lastColumn="0" w:noHBand="0" w:noVBand="1"/>
                       </w:tblPr>
                       <w:tblGrid>
-                        <w:gridCol w:w="459"/>
-                        <w:gridCol w:w="2405"/>
-                        <w:gridCol w:w="296"/>
-                        <w:gridCol w:w="296"/>
-                        <w:gridCol w:w="296"/>
-                        <w:gridCol w:w="296"/>
-                        <w:gridCol w:w="296"/>
+                        <w:gridCol w:w="452"/>
+                        <w:gridCol w:w="1296"/>
+                        <w:gridCol w:w="1966"/>
+                        <w:gridCol w:w="1966"/>
+                        <w:gridCol w:w="1966"/>
+                        <w:gridCol w:w="1966"/>
+                        <w:gridCol w:w="1966"/>
                       </w:tblGrid>
                       <w:tr>
                         <w:tc>
@@ -17411,7 +17251,7 @@
                                 <w:b/>
                                 <w:bCs/>
                               </w:rPr>
-                              <w:t xml:space="preserve">${rt_security_0_5}</w:t>
+                              <w:t>${rt_security_0_5}</w:t>
                             </w:r>
                           </w:p>
                         </w:tc>
@@ -17434,7 +17274,7 @@
                                 <w:b/>
                                 <w:bCs/>
                               </w:rPr>
-                              <w:t xml:space="preserve">${rt_security_0_4}</w:t>
+                              <w:t>${rt_security_0_4}</w:t>
                             </w:r>
                           </w:p>
                         </w:tc>
@@ -17457,7 +17297,7 @@
                                 <w:b/>
                                 <w:bCs/>
                               </w:rPr>
-                              <w:t xml:space="preserve">${rt_security_0_3}</w:t>
+                              <w:t>${rt_security_0_3}</w:t>
                             </w:r>
                           </w:p>
                         </w:tc>
@@ -17480,7 +17320,7 @@
                                 <w:b/>
                                 <w:bCs/>
                               </w:rPr>
-                              <w:t xml:space="preserve">${rt_security_0_2}</w:t>
+                              <w:t>${rt_security_0_2}</w:t>
                             </w:r>
                           </w:p>
                         </w:tc>
@@ -17503,7 +17343,7 @@
                                 <w:b/>
                                 <w:bCs/>
                               </w:rPr>
-                              <w:t xml:space="preserve">${rt_security_0_1}</w:t>
+                              <w:t>${rt_security_0_1}</w:t>
                             </w:r>
                           </w:p>
                         </w:tc>
@@ -17574,7 +17414,7 @@
                                 <w:b/>
                                 <w:bCs/>
                               </w:rPr>
-                              <w:t xml:space="preserve">${rt_security_1_5}</w:t>
+                              <w:t>${rt_security_1_5}</w:t>
                             </w:r>
                           </w:p>
                         </w:tc>
@@ -17597,7 +17437,7 @@
                                 <w:b/>
                                 <w:bCs/>
                               </w:rPr>
-                              <w:t xml:space="preserve">${rt_security_1_4}</w:t>
+                              <w:t>${rt_security_1_4}</w:t>
                             </w:r>
                           </w:p>
                         </w:tc>
@@ -17620,7 +17460,7 @@
                                 <w:b/>
                                 <w:bCs/>
                               </w:rPr>
-                              <w:t xml:space="preserve">${rt_security_1_3}</w:t>
+                              <w:t>${rt_security_1_3}</w:t>
                             </w:r>
                           </w:p>
                         </w:tc>
@@ -17643,7 +17483,7 @@
                                 <w:b/>
                                 <w:bCs/>
                               </w:rPr>
-                              <w:t xml:space="preserve">${rt_security_1_2}</w:t>
+                              <w:t>${rt_security_1_2}</w:t>
                             </w:r>
                           </w:p>
                         </w:tc>
@@ -17666,7 +17506,7 @@
                                 <w:b/>
                                 <w:bCs/>
                               </w:rPr>
-                              <w:t xml:space="preserve">${rt_security_1_1}</w:t>
+                              <w:t>${rt_security_1_1}</w:t>
                             </w:r>
                           </w:p>
                         </w:tc>
@@ -17737,7 +17577,7 @@
                                 <w:b/>
                                 <w:bCs/>
                               </w:rPr>
-                              <w:t xml:space="preserve">${rt_security_2_5}</w:t>
+                              <w:t>${rt_security_2_5}</w:t>
                             </w:r>
                           </w:p>
                         </w:tc>
@@ -17760,7 +17600,7 @@
                                 <w:b/>
                                 <w:bCs/>
                               </w:rPr>
-                              <w:t xml:space="preserve">${rt_security_2_4}</w:t>
+                              <w:t>${rt_security_2_4}</w:t>
                             </w:r>
                           </w:p>
                         </w:tc>
@@ -17783,7 +17623,7 @@
                                 <w:b/>
                                 <w:bCs/>
                               </w:rPr>
-                              <w:t xml:space="preserve">${rt_security_2_3}</w:t>
+                              <w:t>${rt_security_2_3}</w:t>
                             </w:r>
                           </w:p>
                         </w:tc>
@@ -17806,7 +17646,7 @@
                                 <w:b/>
                                 <w:bCs/>
                               </w:rPr>
-                              <w:t xml:space="preserve">${rt_security_2_2}</w:t>
+                              <w:t>${rt_security_2_2}</w:t>
                             </w:r>
                           </w:p>
                         </w:tc>
@@ -17829,7 +17669,7 @@
                                 <w:b/>
                                 <w:bCs/>
                               </w:rPr>
-                              <w:t xml:space="preserve">${rt_security_2_1}</w:t>
+                              <w:t>${rt_security_2_1}</w:t>
                             </w:r>
                           </w:p>
                         </w:tc>
@@ -17900,7 +17740,7 @@
                                 <w:b/>
                                 <w:bCs/>
                               </w:rPr>
-                              <w:t xml:space="preserve">${rt_security_3_5}</w:t>
+                              <w:t>${rt_security_3_5}</w:t>
                             </w:r>
                           </w:p>
                         </w:tc>
@@ -17923,7 +17763,7 @@
                                 <w:b/>
                                 <w:bCs/>
                               </w:rPr>
-                              <w:t xml:space="preserve">${rt_security_3_4}</w:t>
+                              <w:t>${rt_security_3_4}</w:t>
                             </w:r>
                           </w:p>
                         </w:tc>
@@ -17946,7 +17786,7 @@
                                 <w:b/>
                                 <w:bCs/>
                               </w:rPr>
-                              <w:t xml:space="preserve">${rt_security_3_3}</w:t>
+                              <w:t>${rt_security_3_3}</w:t>
                             </w:r>
                           </w:p>
                         </w:tc>
@@ -17969,7 +17809,7 @@
                                 <w:b/>
                                 <w:bCs/>
                               </w:rPr>
-                              <w:t xml:space="preserve">${rt_security_3_2}</w:t>
+                              <w:t>${rt_security_3_2}</w:t>
                             </w:r>
                           </w:p>
                         </w:tc>
@@ -17992,7 +17832,7 @@
                                 <w:b/>
                                 <w:bCs/>
                               </w:rPr>
-                              <w:t xml:space="preserve">${rt_security_3_1}</w:t>
+                              <w:t>${rt_security_3_1}</w:t>
                             </w:r>
                           </w:p>
                         </w:tc>
@@ -18063,7 +17903,7 @@
                                 <w:b/>
                                 <w:bCs/>
                               </w:rPr>
-                              <w:t xml:space="preserve">${rt_security_4_5}</w:t>
+                              <w:t>${rt_security_4_5}</w:t>
                             </w:r>
                           </w:p>
                         </w:tc>
@@ -18086,7 +17926,7 @@
                                 <w:b/>
                                 <w:bCs/>
                               </w:rPr>
-                              <w:t xml:space="preserve">${rt_security_4_4}</w:t>
+                              <w:t>${rt_security_4_4}</w:t>
                             </w:r>
                           </w:p>
                         </w:tc>
@@ -18109,7 +17949,7 @@
                                 <w:b/>
                                 <w:bCs/>
                               </w:rPr>
-                              <w:t xml:space="preserve">${rt_security_4_3}</w:t>
+                              <w:t>${rt_security_4_3}</w:t>
                             </w:r>
                           </w:p>
                         </w:tc>
@@ -18132,7 +17972,7 @@
                                 <w:b/>
                                 <w:bCs/>
                               </w:rPr>
-                              <w:t xml:space="preserve">${rt_security_4_2}</w:t>
+                              <w:t>${rt_security_4_2}</w:t>
                             </w:r>
                           </w:p>
                         </w:tc>
@@ -18155,7 +17995,7 @@
                                 <w:b/>
                                 <w:bCs/>
                               </w:rPr>
-                              <w:t xml:space="preserve">${rt_security_4_1}</w:t>
+                              <w:t>${rt_security_4_1}</w:t>
                             </w:r>
                           </w:p>
                         </w:tc>
@@ -18214,7 +18054,7 @@
                                 <w:b/>
                                 <w:bCs/>
                               </w:rPr>
-                              <w:t xml:space="preserve">${avg_security}</w:t>
+                              <w:t>${avg_security}</w:t>
                             </w:r>
                           </w:p>
                         </w:tc>
@@ -18283,7 +18123,7 @@
                                 <w:b/>
                                 <w:bCs/>
                               </w:rPr>
-                              <w:t xml:space="preserve">${interp_security}</w:t>
+                              <w:t>${interp_security}</w:t>
                             </w:r>
                           </w:p>
                         </w:tc>
@@ -19310,7 +19150,7 @@
       </w:tblPr>
       <w:tblGrid>
         <w:gridCol w:w="3060"/>
-        <w:gridCol w:w="1350"/>
+        <w:gridCol w:w="2871"/>
       </w:tblGrid>
       <w:tr>
         <w:trPr>
@@ -19435,7 +19275,7 @@
                 <w:b/>
                 <w:bCs/>
               </w:rPr>
-              <w:t xml:space="preserve">${sum_ux}</w:t>
+              <w:t>${sum_ux}</w:t>
             </w:r>
           </w:p>
         </w:tc>
@@ -19490,7 +19330,7 @@
                 <w:b/>
                 <w:bCs/>
               </w:rPr>
-              <w:t xml:space="preserve">${sum_branding}</w:t>
+              <w:t>${sum_branding}</w:t>
             </w:r>
           </w:p>
         </w:tc>
@@ -19545,7 +19385,7 @@
                 <w:b/>
                 <w:bCs/>
               </w:rPr>
-              <w:t xml:space="preserve">${sum_functionality}</w:t>
+              <w:t>${sum_functionality}</w:t>
             </w:r>
           </w:p>
         </w:tc>
@@ -19600,7 +19440,7 @@
                 <w:b/>
                 <w:bCs/>
               </w:rPr>
-              <w:t xml:space="preserve">${sum_technical_feasibility}</w:t>
+              <w:t>${sum_technical_feasibility}</w:t>
             </w:r>
           </w:p>
         </w:tc>
@@ -19655,7 +19495,7 @@
                 <w:b/>
                 <w:bCs/>
               </w:rPr>
-              <w:t xml:space="preserve">${sum_security}</w:t>
+              <w:t>${sum_security}</w:t>
             </w:r>
           </w:p>
         </w:tc>
@@ -19712,7 +19552,7 @@
                 <w:b/>
                 <w:bCs/>
               </w:rPr>
-              <w:t xml:space="preserve">${sum_maintainability}</w:t>
+              <w:t>${sum_maintainability}</w:t>
             </w:r>
           </w:p>
         </w:tc>
@@ -19780,7 +19620,7 @@
                 <w:b/>
                 <w:bCs/>
               </w:rPr>
-              <w:t xml:space="preserve">${sum_total}</w:t>
+              <w:t>${sum_total}</w:t>
             </w:r>
           </w:p>
         </w:tc>
@@ -19838,7 +19678,7 @@
                 <w:b/>
                 <w:bCs/>
               </w:rPr>
-              <w:t xml:space="preserve">${sum_overall_interp}</w:t>
+              <w:t>${sum_overall_interp}</w:t>
             </w:r>
           </w:p>
         </w:tc>
@@ -19943,15 +19783,15 @@
                               <w:rPr>
                                 <w:sz w:val="24"/>
                                 <w:szCs w:val="24"/>
-                              </w:rPr>
-                            </w:pPr>
-                            <w:r>
-                              <w:rPr>
-                                <w:rFonts w:ascii="Times New Roman" w:hAnsi="Times New Roman" w:eastAsia="Times New Roman" w:cs="Times New Roman"/>
-                                <w:sz w:val="22"/>
-                                <w:szCs w:val="22"/>
-                              </w:rPr>
-                              <w:t xml:space="preserve">${recommendations}</w:t>
+                                <w:u w:val="single"/>
+                              </w:rPr>
+                            </w:pPr>
+                            <w:r>
+                              <w:rPr>
+                                <w:rFonts w:ascii="Times New Roman" w:eastAsia="Times New Roman" w:hAnsi="Times New Roman" w:cs="Times New Roman"/>
+                                <w:u w:val="single"/>
+                              </w:rPr>
+                              <w:t>${recommendations}</w:t>
                             </w:r>
                           </w:p>
                         </w:txbxContent>
@@ -19979,15 +19819,15 @@
                         <w:rPr>
                           <w:sz w:val="24"/>
                           <w:szCs w:val="24"/>
+                          <w:u w:val="single"/>
                         </w:rPr>
                       </w:pPr>
                       <w:r>
                         <w:rPr>
-                          <w:rFonts w:ascii="Times New Roman" w:hAnsi="Times New Roman" w:eastAsia="Times New Roman" w:cs="Times New Roman"/>
-                          <w:sz w:val="22"/>
-                          <w:szCs w:val="22"/>
+                          <w:rFonts w:ascii="Times New Roman" w:eastAsia="Times New Roman" w:hAnsi="Times New Roman" w:cs="Times New Roman"/>
+                          <w:u w:val="single"/>
                         </w:rPr>
-                        <w:t xml:space="preserve">${recommendations}</w:t>
+                        <w:t>${recommendations}</w:t>
                       </w:r>
                     </w:p>
                   </w:txbxContent>
@@ -20158,8 +19998,7 @@
           <w:sz w:val="24"/>
           <w:szCs w:val="24"/>
         </w:rPr>
-        <w:lastRenderedPageBreak/>
-        <w:t xml:space="preserve">${validated_by_label}</w:t>
+        <w:t>${validated_by_label}</w:t>
       </w:r>
     </w:p>
     <w:p>
@@ -20177,6 +20016,7 @@
           <w:bCs/>
           <w:noProof/>
         </w:rPr>
+        <w:lastRenderedPageBreak/>
         <mc:AlternateContent>
           <mc:Choice Requires="wps">
             <w:drawing>
@@ -20268,7 +20108,7 @@
                                 <w:bCs/>
                                 <w:u w:val="single"/>
                               </w:rPr>
-                              <w:t xml:space="preserve">${validated_by_name}</w:t>
+                              <w:t>${validated_by_name}</w:t>
                             </w:r>
                           </w:p>
                           <w:p>
@@ -20292,12 +20132,12 @@
                               <w:rPr>
                                 <w:rFonts w:ascii="Times New Roman" w:eastAsia="Times New Roman" w:hAnsi="Times New Roman" w:cs="Times New Roman"/>
                                 <w:b/>
+                                <w:bCs/>
                                 <w:i/>
                                 <w:iCs/>
-                                <w:bCs/>
                                 <w:u w:val="single"/>
                               </w:rPr>
-                              <w:t xml:space="preserve">${validated_by_position}</w:t>
+                              <w:t>${validated_by_position}</w:t>
                             </w:r>
                           </w:p>
                           <w:p>
@@ -20324,7 +20164,7 @@
                                 <w:bCs/>
                                 <w:u w:val="single"/>
                               </w:rPr>
-                              <w:t xml:space="preserve">${validated_by_contact}</w:t>
+                              <w:t>${validated_by_contact}</w:t>
                             </w:r>
                           </w:p>
                           <w:p>
@@ -20351,7 +20191,7 @@
                                 <w:bCs/>
                                 <w:u w:val="single"/>
                               </w:rPr>
-                              <w:t xml:space="preserve">${validated_by_date}</w:t>
+                              <w:t>${validated_by_date}</w:t>
                             </w:r>
                           </w:p>
                           <w:p/>
@@ -20429,7 +20269,7 @@
                           <w:bCs/>
                           <w:u w:val="single"/>
                         </w:rPr>
-                        <w:t xml:space="preserve">${validated_by_name}</w:t>
+                        <w:t>${validated_by_name}</w:t>
                       </w:r>
                     </w:p>
                     <w:p>
@@ -20453,12 +20293,12 @@
                         <w:rPr>
                           <w:rFonts w:ascii="Times New Roman" w:eastAsia="Times New Roman" w:hAnsi="Times New Roman" w:cs="Times New Roman"/>
                           <w:b/>
+                          <w:bCs/>
                           <w:i/>
                           <w:iCs/>
-                          <w:bCs/>
                           <w:u w:val="single"/>
                         </w:rPr>
-                        <w:t xml:space="preserve">${validated_by_position}</w:t>
+                        <w:t>${validated_by_position}</w:t>
                       </w:r>
                     </w:p>
                     <w:p>
@@ -20485,7 +20325,7 @@
                           <w:bCs/>
                           <w:u w:val="single"/>
                         </w:rPr>
-                        <w:t xml:space="preserve">${validated_by_contact}</w:t>
+                        <w:t>${validated_by_contact}</w:t>
                       </w:r>
                     </w:p>
                     <w:p>
@@ -20512,7 +20352,7 @@
                           <w:bCs/>
                           <w:u w:val="single"/>
                         </w:rPr>
-                        <w:t xml:space="preserve">${validated_by_date}</w:t>
+                        <w:t>${validated_by_date}</w:t>
                       </w:r>
                     </w:p>
                     <w:p/>
@@ -20626,7 +20466,7 @@
           <w:szCs w:val="24"/>
           <w:lang w:val="en-US"/>
         </w:rPr>
-        <w:t xml:space="preserve">${noted_by_label} </w:t>
+        <w:t>${noted_by_label} </w:t>
       </w:r>
     </w:p>
     <w:p>
@@ -20653,7 +20493,7 @@
           <w:u w:val="single"/>
           <w:lang w:val="en-US"/>
         </w:rPr>
-        <w:t xml:space="preserve">${noted_by_name}</w:t>
+        <w:t>${noted_by_name}</w:t>
       </w:r>
     </w:p>
     <w:p>
@@ -20671,7 +20511,7 @@
           <w:iCs/>
           <w:lang w:val="en-US"/>
         </w:rPr>
-        <w:t xml:space="preserve">${noted_by_position}</w:t>
+        <w:t>${noted_by_position}</w:t>
       </w:r>
     </w:p>
     <w:p>
@@ -20723,16 +20563,7 @@
           <w:szCs w:val="24"/>
           <w:lang w:val="en-US"/>
         </w:rPr>
-        <w:t xml:space="preserve">${approved_by_label} </w:t>
-      </w:r>
-      <w:r>
-        <w:rPr>
-          <w:rFonts w:ascii="Times New Roman" w:eastAsia="Times New Roman" w:hAnsi="Times New Roman" w:cs="Times New Roman"/>
-          <w:b/>
-          <w:bCs/>
-          <w:lang w:val="en-US"/>
-        </w:rPr>
-        <w:t xml:space="preserve"/>
+        <w:t>${approved_by_label} </w:t>
       </w:r>
     </w:p>
     <w:p>
@@ -20761,7 +20592,7 @@
           <w:u w:val="single"/>
           <w:lang w:val="en-US"/>
         </w:rPr>
-        <w:t xml:space="preserve">${approved_by_name}</w:t>
+        <w:t>${approved_by_name}</w:t>
       </w:r>
     </w:p>
     <w:p>
@@ -20780,7 +20611,7 @@
           <w:iCs/>
           <w:lang w:val="en-US"/>
         </w:rPr>
-        <w:t xml:space="preserve">${approved_by_position_1}</w:t>
+        <w:t>${approved_by_position_1}</w:t>
       </w:r>
     </w:p>
     <w:sectPr>
@@ -24147,6 +23978,7 @@
   <w:style w:type="character" w:default="1" w:styleId="DefaultParagraphFont">
     <w:name w:val="Default Paragraph Font"/>
     <w:uiPriority w:val="1"/>
+    <w:semiHidden/>
     <w:unhideWhenUsed/>
   </w:style>
   <w:style w:type="table" w:default="1" w:styleId="TableNormal">
@@ -24900,6 +24732,15 @@
 </file>
 
 <file path=customXml/item1.xml><?xml version="1.0" encoding="utf-8"?>
+<?mso-contentType ?>
+<FormTemplates xmlns="http://schemas.microsoft.com/sharepoint/v3/contenttype/forms">
+  <Display>DocumentLibraryForm</Display>
+  <Edit>DocumentLibraryForm</Edit>
+  <New>DocumentLibraryForm</New>
+</FormTemplates>
+</file>
+
+<file path=customXml/item2.xml><?xml version="1.0" encoding="utf-8"?>
 <p:properties xmlns:p="http://schemas.microsoft.com/office/2006/metadata/properties" xmlns:xsi="http://www.w3.org/2001/XMLSchema-instance" xmlns:pc="http://schemas.microsoft.com/office/infopath/2007/PartnerControls">
   <documentManagement>
     <lcf76f155ced4ddcb4097134ff3c332f xmlns="3eb70eef-0276-44fc-bfbe-a8ec26fe024c">
@@ -24909,16 +24750,11 @@
 </p:properties>
 </file>
 
-<file path=customXml/item2.xml><?xml version="1.0" encoding="utf-8"?>
-<?mso-contentType ?>
-<FormTemplates xmlns="http://schemas.microsoft.com/sharepoint/v3/contenttype/forms">
-  <Display>DocumentLibraryForm</Display>
-  <Edit>DocumentLibraryForm</Edit>
-  <New>DocumentLibraryForm</New>
-</FormTemplates>
+<file path=customXml/item3.xml><?xml version="1.0" encoding="utf-8"?>
+<b:Sources xmlns:b="http://schemas.openxmlformats.org/officeDocument/2006/bibliography" xmlns="http://schemas.openxmlformats.org/officeDocument/2006/bibliography" SelectedStyle="\APASixthEditionOfficeOnline.xsl" StyleName="APA" Version="6"/>
 </file>
 
-<file path=customXml/item3.xml><?xml version="1.0" encoding="utf-8"?>
+<file path=customXml/item4.xml><?xml version="1.0" encoding="utf-8"?>
 <ct:contentTypeSchema xmlns:ct="http://schemas.microsoft.com/office/2006/metadata/contentType" xmlns:ma="http://schemas.microsoft.com/office/2006/metadata/properties/metaAttributes" ct:_="" ma:_="" ma:contentTypeName="Document" ma:contentTypeID="0x010100284C20252FB83D4990DDE337F2298EA8" ma:contentTypeVersion="11" ma:contentTypeDescription="Create a new document." ma:contentTypeScope="" ma:versionID="2a58c6aa86b2961e42ead1e4bd750d82">
   <xsd:schema xmlns:xsd="http://www.w3.org/2001/XMLSchema" xmlns:xs="http://www.w3.org/2001/XMLSchema" xmlns:p="http://schemas.microsoft.com/office/2006/metadata/properties" xmlns:ns2="3eb70eef-0276-44fc-bfbe-a8ec26fe024c" targetNamespace="http://schemas.microsoft.com/office/2006/metadata/properties" ma:root="true" ma:fieldsID="e6d7b9b50d1fae1123554066672d30be" ns2:_="">
     <xsd:import namespace="3eb70eef-0276-44fc-bfbe-a8ec26fe024c"/>
@@ -25102,11 +24938,15 @@
 </ct:contentTypeSchema>
 </file>
 
-<file path=customXml/item4.xml><?xml version="1.0" encoding="utf-8"?>
-<b:Sources xmlns:b="http://schemas.openxmlformats.org/officeDocument/2006/bibliography" xmlns="http://schemas.openxmlformats.org/officeDocument/2006/bibliography" SelectedStyle="\APASixthEditionOfficeOnline.xsl" StyleName="APA" Version="6"/>
+<file path=customXml/itemProps1.xml><?xml version="1.0" encoding="utf-8"?>
+<ds:datastoreItem xmlns:ds="http://schemas.openxmlformats.org/officeDocument/2006/customXml" ds:itemID="{F80D7DBB-ABB0-4C15-882D-D70E50BCB65E}">
+  <ds:schemaRefs>
+    <ds:schemaRef ds:uri="http://schemas.microsoft.com/sharepoint/v3/contenttype/forms"/>
+  </ds:schemaRefs>
+</ds:datastoreItem>
 </file>
 
-<file path=customXml/itemProps1.xml><?xml version="1.0" encoding="utf-8"?>
+<file path=customXml/itemProps2.xml><?xml version="1.0" encoding="utf-8"?>
 <ds:datastoreItem xmlns:ds="http://schemas.openxmlformats.org/officeDocument/2006/customXml" ds:itemID="{D5D89C5C-DE68-4023-9FE3-DF5B9198EF80}">
   <ds:schemaRefs>
     <ds:schemaRef ds:uri="http://schemas.microsoft.com/office/2006/metadata/properties"/>
@@ -25116,15 +24956,15 @@
 </ds:datastoreItem>
 </file>
 
-<file path=customXml/itemProps2.xml><?xml version="1.0" encoding="utf-8"?>
-<ds:datastoreItem xmlns:ds="http://schemas.openxmlformats.org/officeDocument/2006/customXml" ds:itemID="{F80D7DBB-ABB0-4C15-882D-D70E50BCB65E}">
+<file path=customXml/itemProps3.xml><?xml version="1.0" encoding="utf-8"?>
+<ds:datastoreItem xmlns:ds="http://schemas.openxmlformats.org/officeDocument/2006/customXml" ds:itemID="{C2B5D5DA-574B-4D1E-84BF-FFA7B7263156}">
   <ds:schemaRefs>
-    <ds:schemaRef ds:uri="http://schemas.microsoft.com/sharepoint/v3/contenttype/forms"/>
+    <ds:schemaRef ds:uri="http://schemas.openxmlformats.org/officeDocument/2006/bibliography"/>
   </ds:schemaRefs>
 </ds:datastoreItem>
 </file>
 
-<file path=customXml/itemProps3.xml><?xml version="1.0" encoding="utf-8"?>
+<file path=customXml/itemProps4.xml><?xml version="1.0" encoding="utf-8"?>
 <ds:datastoreItem xmlns:ds="http://schemas.openxmlformats.org/officeDocument/2006/customXml" ds:itemID="{012A1452-DA44-4B01-8419-D52252C09279}">
   <ds:schemaRefs>
     <ds:schemaRef ds:uri="http://schemas.microsoft.com/office/2006/metadata/contentType"/>
@@ -25140,12 +24980,4 @@
     <ds:schemaRef ds:uri="http://schemas.microsoft.com/internal/obd"/>
   </ds:schemaRefs>
 </ds:datastoreItem>
-</file>
-
-<file path=customXml/itemProps4.xml><?xml version="1.0" encoding="utf-8"?>
-<ds:datastoreItem xmlns:ds="http://schemas.openxmlformats.org/officeDocument/2006/customXml" ds:itemID="{C2B5D5DA-574B-4D1E-84BF-FFA7B7263156}">
-  <ds:schemaRefs>
-    <ds:schemaRef ds:uri="http://schemas.openxmlformats.org/officeDocument/2006/bibliography"/>
-  </ds:schemaRefs>
-</ds:datastoreItem>
 </file>
--- a/resources/document-templates/doc8-prototype-validation-template.docx
+++ b/resources/document-templates/doc8-prototype-validation-template.docx
@@ -13345,19 +13345,20 @@
                               <w:tblLook w:val="04A0" w:firstRow="1" w:lastRow="0" w:firstColumn="1" w:lastColumn="0" w:noHBand="0" w:noVBand="1"/>
                             </w:tblPr>
                             <w:tblGrid>
-                              <w:gridCol w:w="452"/>
-                              <w:gridCol w:w="1146"/>
-                              <w:gridCol w:w="2663"/>
-                              <w:gridCol w:w="2663"/>
-                              <w:gridCol w:w="2663"/>
-                              <w:gridCol w:w="2663"/>
-                              <w:gridCol w:w="2663"/>
+                              <w:gridCol w:w="459"/>
+                              <w:gridCol w:w="1641"/>
+                              <w:gridCol w:w="764"/>
+                              <w:gridCol w:w="296"/>
+                              <w:gridCol w:w="296"/>
+                              <w:gridCol w:w="296"/>
+                              <w:gridCol w:w="296"/>
+                              <w:gridCol w:w="296"/>
                             </w:tblGrid>
                             <w:tr>
                               <w:tc>
                                 <w:tcPr>
                                   <w:tcW w:w="4344" w:type="dxa"/>
-                                  <w:gridSpan w:val="7"/>
+                                  <w:gridSpan w:val="8"/>
                                 </w:tcPr>
                                 <w:p>
                                   <w:pPr>
@@ -13412,6 +13413,7 @@
                               <w:tc>
                                 <w:tcPr>
                                   <w:tcW w:w="2405" w:type="dxa"/>
+                                  <w:gridSpan w:val="2"/>
                                 </w:tcPr>
                                 <w:p>
                                   <w:pPr>
@@ -13594,6 +13596,7 @@
                               <w:tc>
                                 <w:tcPr>
                                   <w:tcW w:w="2405" w:type="dxa"/>
+                                  <w:gridSpan w:val="2"/>
                                 </w:tcPr>
                                 <w:p>
                                   <w:pPr>
@@ -13757,6 +13760,7 @@
                               <w:tc>
                                 <w:tcPr>
                                   <w:tcW w:w="2405" w:type="dxa"/>
+                                  <w:gridSpan w:val="2"/>
                                 </w:tcPr>
                                 <w:p>
                                   <w:pPr>
@@ -13920,6 +13924,7 @@
                               <w:tc>
                                 <w:tcPr>
                                   <w:tcW w:w="2405" w:type="dxa"/>
+                                  <w:gridSpan w:val="2"/>
                                 </w:tcPr>
                                 <w:p>
                                   <w:pPr>
@@ -14083,6 +14088,7 @@
                               <w:tc>
                                 <w:tcPr>
                                   <w:tcW w:w="2405" w:type="dxa"/>
+                                  <w:gridSpan w:val="2"/>
                                 </w:tcPr>
                                 <w:p>
                                   <w:pPr>
@@ -14246,6 +14252,7 @@
                               <w:tc>
                                 <w:tcPr>
                                   <w:tcW w:w="2405" w:type="dxa"/>
+                                  <w:gridSpan w:val="2"/>
                                 </w:tcPr>
                                 <w:p>
                                   <w:pPr>
@@ -14387,7 +14394,7 @@
                               </w:trPr>
                               <w:tc>
                                 <w:tcPr>
-                                  <w:tcW w:w="2864" w:type="dxa"/>
+                                  <w:tcW w:w="2100" w:type="dxa"/>
                                   <w:gridSpan w:val="2"/>
                                   <w:shd w:val="clear" w:color="auto" w:fill="F2F2F2" w:themeFill="background1" w:themeFillShade="F2"/>
                                   <w:vAlign w:val="center"/>
@@ -14416,8 +14423,8 @@
                               </w:tc>
                               <w:tc>
                                 <w:tcPr>
-                                  <w:tcW w:w="1480" w:type="dxa"/>
-                                  <w:gridSpan w:val="5"/>
+                                  <w:tcW w:w="2244" w:type="dxa"/>
+                                  <w:gridSpan w:val="6"/>
                                   <w:shd w:val="clear" w:color="auto" w:fill="F2F2F2" w:themeFill="background1" w:themeFillShade="F2"/>
                                 </w:tcPr>
                                 <w:p>
@@ -14446,7 +14453,7 @@
                               </w:trPr>
                               <w:tc>
                                 <w:tcPr>
-                                  <w:tcW w:w="2864" w:type="dxa"/>
+                                  <w:tcW w:w="2100" w:type="dxa"/>
                                   <w:gridSpan w:val="2"/>
                                   <w:shd w:val="clear" w:color="auto" w:fill="F2F2F2" w:themeFill="background1" w:themeFillShade="F2"/>
                                   <w:vAlign w:val="center"/>
@@ -14485,8 +14492,8 @@
                               </w:tc>
                               <w:tc>
                                 <w:tcPr>
-                                  <w:tcW w:w="1480" w:type="dxa"/>
-                                  <w:gridSpan w:val="5"/>
+                                  <w:tcW w:w="2244" w:type="dxa"/>
+                                  <w:gridSpan w:val="6"/>
                                   <w:shd w:val="clear" w:color="auto" w:fill="F2F2F2" w:themeFill="background1" w:themeFillShade="F2"/>
                                 </w:tcPr>
                                 <w:p>
@@ -14543,19 +14550,20 @@
                         <w:tblLook w:val="04A0" w:firstRow="1" w:lastRow="0" w:firstColumn="1" w:lastColumn="0" w:noHBand="0" w:noVBand="1"/>
                       </w:tblPr>
                       <w:tblGrid>
-                        <w:gridCol w:w="452"/>
-                        <w:gridCol w:w="1146"/>
-                        <w:gridCol w:w="2663"/>
-                        <w:gridCol w:w="2663"/>
-                        <w:gridCol w:w="2663"/>
-                        <w:gridCol w:w="2663"/>
-                        <w:gridCol w:w="2663"/>
+                        <w:gridCol w:w="459"/>
+                        <w:gridCol w:w="1641"/>
+                        <w:gridCol w:w="764"/>
+                        <w:gridCol w:w="296"/>
+                        <w:gridCol w:w="296"/>
+                        <w:gridCol w:w="296"/>
+                        <w:gridCol w:w="296"/>
+                        <w:gridCol w:w="296"/>
                       </w:tblGrid>
                       <w:tr>
                         <w:tc>
                           <w:tcPr>
                             <w:tcW w:w="4344" w:type="dxa"/>
-                            <w:gridSpan w:val="7"/>
+                            <w:gridSpan w:val="8"/>
                           </w:tcPr>
                           <w:p>
                             <w:pPr>
@@ -14610,6 +14618,7 @@
                         <w:tc>
                           <w:tcPr>
                             <w:tcW w:w="2405" w:type="dxa"/>
+                            <w:gridSpan w:val="2"/>
                           </w:tcPr>
                           <w:p>
                             <w:pPr>
@@ -14792,6 +14801,7 @@
                         <w:tc>
                           <w:tcPr>
                             <w:tcW w:w="2405" w:type="dxa"/>
+                            <w:gridSpan w:val="2"/>
                           </w:tcPr>
                           <w:p>
                             <w:pPr>
@@ -14955,6 +14965,7 @@
                         <w:tc>
                           <w:tcPr>
                             <w:tcW w:w="2405" w:type="dxa"/>
+                            <w:gridSpan w:val="2"/>
                           </w:tcPr>
                           <w:p>
                             <w:pPr>
@@ -15118,6 +15129,7 @@
                         <w:tc>
                           <w:tcPr>
                             <w:tcW w:w="2405" w:type="dxa"/>
+                            <w:gridSpan w:val="2"/>
                           </w:tcPr>
                           <w:p>
                             <w:pPr>
@@ -15281,6 +15293,7 @@
                         <w:tc>
                           <w:tcPr>
                             <w:tcW w:w="2405" w:type="dxa"/>
+                            <w:gridSpan w:val="2"/>
                           </w:tcPr>
                           <w:p>
                             <w:pPr>
@@ -15444,6 +15457,7 @@
                         <w:tc>
                           <w:tcPr>
                             <w:tcW w:w="2405" w:type="dxa"/>
+                            <w:gridSpan w:val="2"/>
                           </w:tcPr>
                           <w:p>
                             <w:pPr>
@@ -15585,7 +15599,7 @@
                         </w:trPr>
                         <w:tc>
                           <w:tcPr>
-                            <w:tcW w:w="2864" w:type="dxa"/>
+                            <w:tcW w:w="2100" w:type="dxa"/>
                             <w:gridSpan w:val="2"/>
                             <w:shd w:val="clear" w:color="auto" w:fill="F2F2F2" w:themeFill="background1" w:themeFillShade="F2"/>
                             <w:vAlign w:val="center"/>
@@ -15614,8 +15628,8 @@
                         </w:tc>
                         <w:tc>
                           <w:tcPr>
-                            <w:tcW w:w="1480" w:type="dxa"/>
-                            <w:gridSpan w:val="5"/>
+                            <w:tcW w:w="2244" w:type="dxa"/>
+                            <w:gridSpan w:val="6"/>
                             <w:shd w:val="clear" w:color="auto" w:fill="F2F2F2" w:themeFill="background1" w:themeFillShade="F2"/>
                           </w:tcPr>
                           <w:p>
@@ -15644,7 +15658,7 @@
                         </w:trPr>
                         <w:tc>
                           <w:tcPr>
-                            <w:tcW w:w="2864" w:type="dxa"/>
+                            <w:tcW w:w="2100" w:type="dxa"/>
                             <w:gridSpan w:val="2"/>
                             <w:shd w:val="clear" w:color="auto" w:fill="F2F2F2" w:themeFill="background1" w:themeFillShade="F2"/>
                             <w:vAlign w:val="center"/>
@@ -15683,8 +15697,8 @@
                         </w:tc>
                         <w:tc>
                           <w:tcPr>
-                            <w:tcW w:w="1480" w:type="dxa"/>
-                            <w:gridSpan w:val="5"/>
+                            <w:tcW w:w="2244" w:type="dxa"/>
+                            <w:gridSpan w:val="6"/>
                             <w:shd w:val="clear" w:color="auto" w:fill="F2F2F2" w:themeFill="background1" w:themeFillShade="F2"/>
                           </w:tcPr>
                           <w:p>
@@ -15766,19 +15780,20 @@
                               <w:tblLook w:val="04A0" w:firstRow="1" w:lastRow="0" w:firstColumn="1" w:lastColumn="0" w:noHBand="0" w:noVBand="1"/>
                             </w:tblPr>
                             <w:tblGrid>
-                              <w:gridCol w:w="452"/>
-                              <w:gridCol w:w="1296"/>
-                              <w:gridCol w:w="1966"/>
-                              <w:gridCol w:w="1966"/>
-                              <w:gridCol w:w="1966"/>
-                              <w:gridCol w:w="1966"/>
-                              <w:gridCol w:w="1966"/>
+                              <w:gridCol w:w="459"/>
+                              <w:gridCol w:w="1641"/>
+                              <w:gridCol w:w="764"/>
+                              <w:gridCol w:w="296"/>
+                              <w:gridCol w:w="296"/>
+                              <w:gridCol w:w="296"/>
+                              <w:gridCol w:w="296"/>
+                              <w:gridCol w:w="296"/>
                             </w:tblGrid>
                             <w:tr>
                               <w:tc>
                                 <w:tcPr>
                                   <w:tcW w:w="4344" w:type="dxa"/>
-                                  <w:gridSpan w:val="7"/>
+                                  <w:gridSpan w:val="8"/>
                                 </w:tcPr>
                                 <w:p>
                                   <w:pPr>
@@ -15833,6 +15848,7 @@
                               <w:tc>
                                 <w:tcPr>
                                   <w:tcW w:w="2405" w:type="dxa"/>
+                                  <w:gridSpan w:val="2"/>
                                 </w:tcPr>
                                 <w:p>
                                   <w:pPr>
@@ -16015,6 +16031,7 @@
                               <w:tc>
                                 <w:tcPr>
                                   <w:tcW w:w="2405" w:type="dxa"/>
+                                  <w:gridSpan w:val="2"/>
                                 </w:tcPr>
                                 <w:p>
                                   <w:pPr>
@@ -16178,6 +16195,7 @@
                               <w:tc>
                                 <w:tcPr>
                                   <w:tcW w:w="2405" w:type="dxa"/>
+                                  <w:gridSpan w:val="2"/>
                                 </w:tcPr>
                                 <w:p>
                                   <w:pPr>
@@ -16341,6 +16359,7 @@
                               <w:tc>
                                 <w:tcPr>
                                   <w:tcW w:w="2405" w:type="dxa"/>
+                                  <w:gridSpan w:val="2"/>
                                 </w:tcPr>
                                 <w:p>
                                   <w:pPr>
@@ -16504,6 +16523,7 @@
                               <w:tc>
                                 <w:tcPr>
                                   <w:tcW w:w="2405" w:type="dxa"/>
+                                  <w:gridSpan w:val="2"/>
                                 </w:tcPr>
                                 <w:p>
                                   <w:pPr>
@@ -16667,6 +16687,7 @@
                               <w:tc>
                                 <w:tcPr>
                                   <w:tcW w:w="2405" w:type="dxa"/>
+                                  <w:gridSpan w:val="2"/>
                                 </w:tcPr>
                                 <w:p>
                                   <w:pPr>
@@ -16808,7 +16829,7 @@
                               </w:trPr>
                               <w:tc>
                                 <w:tcPr>
-                                  <w:tcW w:w="2864" w:type="dxa"/>
+                                  <w:tcW w:w="2100" w:type="dxa"/>
                                   <w:gridSpan w:val="2"/>
                                   <w:shd w:val="clear" w:color="auto" w:fill="F2F2F2" w:themeFill="background1" w:themeFillShade="F2"/>
                                   <w:vAlign w:val="center"/>
@@ -16837,8 +16858,8 @@
                               </w:tc>
                               <w:tc>
                                 <w:tcPr>
-                                  <w:tcW w:w="1480" w:type="dxa"/>
-                                  <w:gridSpan w:val="5"/>
+                                  <w:tcW w:w="2244" w:type="dxa"/>
+                                  <w:gridSpan w:val="6"/>
                                   <w:shd w:val="clear" w:color="auto" w:fill="F2F2F2" w:themeFill="background1" w:themeFillShade="F2"/>
                                 </w:tcPr>
                                 <w:p>
@@ -16867,7 +16888,7 @@
                               </w:trPr>
                               <w:tc>
                                 <w:tcPr>
-                                  <w:tcW w:w="2864" w:type="dxa"/>
+                                  <w:tcW w:w="2100" w:type="dxa"/>
                                   <w:gridSpan w:val="2"/>
                                   <w:shd w:val="clear" w:color="auto" w:fill="F2F2F2" w:themeFill="background1" w:themeFillShade="F2"/>
                                   <w:vAlign w:val="center"/>
@@ -16906,8 +16927,8 @@
                               </w:tc>
                               <w:tc>
                                 <w:tcPr>
-                                  <w:tcW w:w="1480" w:type="dxa"/>
-                                  <w:gridSpan w:val="5"/>
+                                  <w:tcW w:w="2244" w:type="dxa"/>
+                                  <w:gridSpan w:val="6"/>
                                   <w:shd w:val="clear" w:color="auto" w:fill="F2F2F2" w:themeFill="background1" w:themeFillShade="F2"/>
                                 </w:tcPr>
                                 <w:p>
@@ -16964,19 +16985,20 @@
                         <w:tblLook w:val="04A0" w:firstRow="1" w:lastRow="0" w:firstColumn="1" w:lastColumn="0" w:noHBand="0" w:noVBand="1"/>
                       </w:tblPr>
                       <w:tblGrid>
-                        <w:gridCol w:w="452"/>
-                        <w:gridCol w:w="1296"/>
-                        <w:gridCol w:w="1966"/>
-                        <w:gridCol w:w="1966"/>
-                        <w:gridCol w:w="1966"/>
-                        <w:gridCol w:w="1966"/>
-                        <w:gridCol w:w="1966"/>
+                        <w:gridCol w:w="459"/>
+                        <w:gridCol w:w="1641"/>
+                        <w:gridCol w:w="764"/>
+                        <w:gridCol w:w="296"/>
+                        <w:gridCol w:w="296"/>
+                        <w:gridCol w:w="296"/>
+                        <w:gridCol w:w="296"/>
+                        <w:gridCol w:w="296"/>
                       </w:tblGrid>
                       <w:tr>
                         <w:tc>
                           <w:tcPr>
                             <w:tcW w:w="4344" w:type="dxa"/>
-                            <w:gridSpan w:val="7"/>
+                            <w:gridSpan w:val="8"/>
                           </w:tcPr>
                           <w:p>
                             <w:pPr>
@@ -17031,6 +17053,7 @@
                         <w:tc>
                           <w:tcPr>
                             <w:tcW w:w="2405" w:type="dxa"/>
+                            <w:gridSpan w:val="2"/>
                           </w:tcPr>
                           <w:p>
                             <w:pPr>
@@ -17213,6 +17236,7 @@
                         <w:tc>
                           <w:tcPr>
                             <w:tcW w:w="2405" w:type="dxa"/>
+                            <w:gridSpan w:val="2"/>
                           </w:tcPr>
                           <w:p>
                             <w:pPr>
@@ -17376,6 +17400,7 @@
                         <w:tc>
                           <w:tcPr>
                             <w:tcW w:w="2405" w:type="dxa"/>
+                            <w:gridSpan w:val="2"/>
                           </w:tcPr>
                           <w:p>
                             <w:pPr>
@@ -17539,6 +17564,7 @@
                         <w:tc>
                           <w:tcPr>
                             <w:tcW w:w="2405" w:type="dxa"/>
+                            <w:gridSpan w:val="2"/>
                           </w:tcPr>
                           <w:p>
                             <w:pPr>
@@ -17702,6 +17728,7 @@
                         <w:tc>
                           <w:tcPr>
                             <w:tcW w:w="2405" w:type="dxa"/>
+                            <w:gridSpan w:val="2"/>
                           </w:tcPr>
                           <w:p>
                             <w:pPr>
@@ -17865,6 +17892,7 @@
                         <w:tc>
                           <w:tcPr>
                             <w:tcW w:w="2405" w:type="dxa"/>
+                            <w:gridSpan w:val="2"/>
                           </w:tcPr>
                           <w:p>
                             <w:pPr>
@@ -18006,7 +18034,7 @@
                         </w:trPr>
                         <w:tc>
                           <w:tcPr>
-                            <w:tcW w:w="2864" w:type="dxa"/>
+                            <w:tcW w:w="2100" w:type="dxa"/>
                             <w:gridSpan w:val="2"/>
                             <w:shd w:val="clear" w:color="auto" w:fill="F2F2F2" w:themeFill="background1" w:themeFillShade="F2"/>
                             <w:vAlign w:val="center"/>
@@ -18035,8 +18063,8 @@
                         </w:tc>
                         <w:tc>
                           <w:tcPr>
-                            <w:tcW w:w="1480" w:type="dxa"/>
-                            <w:gridSpan w:val="5"/>
+                            <w:tcW w:w="2244" w:type="dxa"/>
+                            <w:gridSpan w:val="6"/>
                             <w:shd w:val="clear" w:color="auto" w:fill="F2F2F2" w:themeFill="background1" w:themeFillShade="F2"/>
                           </w:tcPr>
                           <w:p>
@@ -18065,7 +18093,7 @@
                         </w:trPr>
                         <w:tc>
                           <w:tcPr>
-                            <w:tcW w:w="2864" w:type="dxa"/>
+                            <w:tcW w:w="2100" w:type="dxa"/>
                             <w:gridSpan w:val="2"/>
                             <w:shd w:val="clear" w:color="auto" w:fill="F2F2F2" w:themeFill="background1" w:themeFillShade="F2"/>
                             <w:vAlign w:val="center"/>
@@ -18104,8 +18132,8 @@
                         </w:tc>
                         <w:tc>
                           <w:tcPr>
-                            <w:tcW w:w="1480" w:type="dxa"/>
-                            <w:gridSpan w:val="5"/>
+                            <w:tcW w:w="2244" w:type="dxa"/>
+                            <w:gridSpan w:val="6"/>
                             <w:shd w:val="clear" w:color="auto" w:fill="F2F2F2" w:themeFill="background1" w:themeFillShade="F2"/>
                           </w:tcPr>
                           <w:p>

--- a/resources/document-templates/doc8-prototype-validation-template.docx
+++ b/resources/document-templates/doc8-prototype-validation-template.docx
@@ -193,7 +193,7 @@
         <mc:AlternateContent>
           <mc:Choice Requires="wps">
             <w:drawing>
-              <wp:anchor distT="0" distB="0" distL="114300" distR="114300" simplePos="0" relativeHeight="251664384" behindDoc="0" locked="0" layoutInCell="1" allowOverlap="1" wp14:anchorId="06C008A7" wp14:editId="2A1B829F">
+              <wp:anchor distT="0" distB="0" distL="114300" distR="114300" simplePos="0" relativeHeight="251664384" behindDoc="0" locked="0" layoutInCell="1" allowOverlap="1" wp14:anchorId="06C008A7" wp14:editId="07F6F2D0">
                 <wp:simplePos x="0" y="0"/>
                 <wp:positionH relativeFrom="column">
                   <wp:posOffset>-171450</wp:posOffset>
@@ -1715,7 +1715,7 @@
         <mc:AlternateContent>
           <mc:Choice Requires="wps">
             <w:drawing>
-              <wp:anchor distT="0" distB="0" distL="114300" distR="114300" simplePos="0" relativeHeight="251666432" behindDoc="1" locked="0" layoutInCell="1" allowOverlap="1" wp14:anchorId="24712541" wp14:editId="7E9EB891">
+              <wp:anchor distT="0" distB="0" distL="114300" distR="114300" simplePos="0" relativeHeight="251666432" behindDoc="1" locked="0" layoutInCell="1" allowOverlap="1" wp14:anchorId="24712541" wp14:editId="235827AE">
                 <wp:simplePos x="0" y="0"/>
                 <wp:positionH relativeFrom="margin">
                   <wp:posOffset>-222885</wp:posOffset>
@@ -13345,14 +13345,14 @@
                               <w:tblLook w:val="04A0" w:firstRow="1" w:lastRow="0" w:firstColumn="1" w:lastColumn="0" w:noHBand="0" w:noVBand="1"/>
                             </w:tblPr>
                             <w:tblGrid>
-                              <w:gridCol w:w="459"/>
-                              <w:gridCol w:w="1641"/>
-                              <w:gridCol w:w="764"/>
-                              <w:gridCol w:w="296"/>
-                              <w:gridCol w:w="296"/>
-                              <w:gridCol w:w="296"/>
-                              <w:gridCol w:w="296"/>
-                              <w:gridCol w:w="296"/>
+                              <w:gridCol w:w="457"/>
+                              <w:gridCol w:w="917"/>
+                              <w:gridCol w:w="238"/>
+                              <w:gridCol w:w="2663"/>
+                              <w:gridCol w:w="2663"/>
+                              <w:gridCol w:w="2663"/>
+                              <w:gridCol w:w="2663"/>
+                              <w:gridCol w:w="2663"/>
                             </w:tblGrid>
                             <w:tr>
                               <w:tc>
@@ -14550,14 +14550,14 @@
                         <w:tblLook w:val="04A0" w:firstRow="1" w:lastRow="0" w:firstColumn="1" w:lastColumn="0" w:noHBand="0" w:noVBand="1"/>
                       </w:tblPr>
                       <w:tblGrid>
-                        <w:gridCol w:w="459"/>
-                        <w:gridCol w:w="1641"/>
-                        <w:gridCol w:w="764"/>
-                        <w:gridCol w:w="296"/>
-                        <w:gridCol w:w="296"/>
-                        <w:gridCol w:w="296"/>
-                        <w:gridCol w:w="296"/>
-                        <w:gridCol w:w="296"/>
+                        <w:gridCol w:w="457"/>
+                        <w:gridCol w:w="917"/>
+                        <w:gridCol w:w="238"/>
+                        <w:gridCol w:w="2663"/>
+                        <w:gridCol w:w="2663"/>
+                        <w:gridCol w:w="2663"/>
+                        <w:gridCol w:w="2663"/>
+                        <w:gridCol w:w="2663"/>
                       </w:tblGrid>
                       <w:tr>
                         <w:tc>
@@ -15780,14 +15780,14 @@
                               <w:tblLook w:val="04A0" w:firstRow="1" w:lastRow="0" w:firstColumn="1" w:lastColumn="0" w:noHBand="0" w:noVBand="1"/>
                             </w:tblPr>
                             <w:tblGrid>
-                              <w:gridCol w:w="459"/>
-                              <w:gridCol w:w="1641"/>
-                              <w:gridCol w:w="764"/>
-                              <w:gridCol w:w="296"/>
-                              <w:gridCol w:w="296"/>
-                              <w:gridCol w:w="296"/>
-                              <w:gridCol w:w="296"/>
-                              <w:gridCol w:w="296"/>
+                              <w:gridCol w:w="452"/>
+                              <w:gridCol w:w="1033"/>
+                              <w:gridCol w:w="264"/>
+                              <w:gridCol w:w="1966"/>
+                              <w:gridCol w:w="1966"/>
+                              <w:gridCol w:w="1966"/>
+                              <w:gridCol w:w="1966"/>
+                              <w:gridCol w:w="1966"/>
                             </w:tblGrid>
                             <w:tr>
                               <w:tc>
@@ -16985,14 +16985,14 @@
                         <w:tblLook w:val="04A0" w:firstRow="1" w:lastRow="0" w:firstColumn="1" w:lastColumn="0" w:noHBand="0" w:noVBand="1"/>
                       </w:tblPr>
                       <w:tblGrid>
-                        <w:gridCol w:w="459"/>
-                        <w:gridCol w:w="1641"/>
-                        <w:gridCol w:w="764"/>
-                        <w:gridCol w:w="296"/>
-                        <w:gridCol w:w="296"/>
-                        <w:gridCol w:w="296"/>
-                        <w:gridCol w:w="296"/>
-                        <w:gridCol w:w="296"/>
+                        <w:gridCol w:w="452"/>
+                        <w:gridCol w:w="1033"/>
+                        <w:gridCol w:w="264"/>
+                        <w:gridCol w:w="1966"/>
+                        <w:gridCol w:w="1966"/>
+                        <w:gridCol w:w="1966"/>
+                        <w:gridCol w:w="1966"/>
+                        <w:gridCol w:w="1966"/>
                       </w:tblGrid>
                       <w:tr>
                         <w:tc>
@@ -20488,8 +20488,6 @@
       <w:r>
         <w:rPr>
           <w:rFonts w:ascii="Times New Roman" w:eastAsia="Times New Roman" w:hAnsi="Times New Roman" w:cs="Times New Roman"/>
-          <w:b/>
-          <w:bCs/>
           <w:sz w:val="24"/>
           <w:szCs w:val="24"/>
           <w:lang w:val="en-US"/>
@@ -20585,8 +20583,6 @@
       <w:r>
         <w:rPr>
           <w:rFonts w:ascii="Times New Roman" w:eastAsia="Times New Roman" w:hAnsi="Times New Roman" w:cs="Times New Roman"/>
-          <w:b/>
-          <w:bCs/>
           <w:sz w:val="24"/>
           <w:szCs w:val="24"/>
           <w:lang w:val="en-US"/>
@@ -24760,29 +24756,6 @@
 </file>
 
 <file path=customXml/item1.xml><?xml version="1.0" encoding="utf-8"?>
-<?mso-contentType ?>
-<FormTemplates xmlns="http://schemas.microsoft.com/sharepoint/v3/contenttype/forms">
-  <Display>DocumentLibraryForm</Display>
-  <Edit>DocumentLibraryForm</Edit>
-  <New>DocumentLibraryForm</New>
-</FormTemplates>
-</file>
-
-<file path=customXml/item2.xml><?xml version="1.0" encoding="utf-8"?>
-<p:properties xmlns:p="http://schemas.microsoft.com/office/2006/metadata/properties" xmlns:xsi="http://www.w3.org/2001/XMLSchema-instance" xmlns:pc="http://schemas.microsoft.com/office/infopath/2007/PartnerControls">
-  <documentManagement>
-    <lcf76f155ced4ddcb4097134ff3c332f xmlns="3eb70eef-0276-44fc-bfbe-a8ec26fe024c">
-      <Terms xmlns="http://schemas.microsoft.com/office/infopath/2007/PartnerControls"/>
-    </lcf76f155ced4ddcb4097134ff3c332f>
-  </documentManagement>
-</p:properties>
-</file>
-
-<file path=customXml/item3.xml><?xml version="1.0" encoding="utf-8"?>
-<b:Sources xmlns:b="http://schemas.openxmlformats.org/officeDocument/2006/bibliography" xmlns="http://schemas.openxmlformats.org/officeDocument/2006/bibliography" SelectedStyle="\APASixthEditionOfficeOnline.xsl" StyleName="APA" Version="6"/>
-</file>
-
-<file path=customXml/item4.xml><?xml version="1.0" encoding="utf-8"?>
 <ct:contentTypeSchema xmlns:ct="http://schemas.microsoft.com/office/2006/metadata/contentType" xmlns:ma="http://schemas.microsoft.com/office/2006/metadata/properties/metaAttributes" ct:_="" ma:_="" ma:contentTypeName="Document" ma:contentTypeID="0x010100284C20252FB83D4990DDE337F2298EA8" ma:contentTypeVersion="11" ma:contentTypeDescription="Create a new document." ma:contentTypeScope="" ma:versionID="2a58c6aa86b2961e42ead1e4bd750d82">
   <xsd:schema xmlns:xsd="http://www.w3.org/2001/XMLSchema" xmlns:xs="http://www.w3.org/2001/XMLSchema" xmlns:p="http://schemas.microsoft.com/office/2006/metadata/properties" xmlns:ns2="3eb70eef-0276-44fc-bfbe-a8ec26fe024c" targetNamespace="http://schemas.microsoft.com/office/2006/metadata/properties" ma:root="true" ma:fieldsID="e6d7b9b50d1fae1123554066672d30be" ns2:_="">
     <xsd:import namespace="3eb70eef-0276-44fc-bfbe-a8ec26fe024c"/>
@@ -24966,33 +24939,30 @@
 </ct:contentTypeSchema>
 </file>
 
-<file path=customXml/itemProps1.xml><?xml version="1.0" encoding="utf-8"?>
-<ds:datastoreItem xmlns:ds="http://schemas.openxmlformats.org/officeDocument/2006/customXml" ds:itemID="{F80D7DBB-ABB0-4C15-882D-D70E50BCB65E}">
-  <ds:schemaRefs>
-    <ds:schemaRef ds:uri="http://schemas.microsoft.com/sharepoint/v3/contenttype/forms"/>
-  </ds:schemaRefs>
-</ds:datastoreItem>
+<file path=customXml/item2.xml><?xml version="1.0" encoding="utf-8"?>
+<b:Sources xmlns:b="http://schemas.openxmlformats.org/officeDocument/2006/bibliography" xmlns="http://schemas.openxmlformats.org/officeDocument/2006/bibliography" SelectedStyle="\APASixthEditionOfficeOnline.xsl" StyleName="APA" Version="6"/>
 </file>
 
-<file path=customXml/itemProps2.xml><?xml version="1.0" encoding="utf-8"?>
-<ds:datastoreItem xmlns:ds="http://schemas.openxmlformats.org/officeDocument/2006/customXml" ds:itemID="{D5D89C5C-DE68-4023-9FE3-DF5B9198EF80}">
-  <ds:schemaRefs>
-    <ds:schemaRef ds:uri="http://schemas.microsoft.com/office/2006/metadata/properties"/>
-    <ds:schemaRef ds:uri="http://schemas.microsoft.com/office/infopath/2007/PartnerControls"/>
-    <ds:schemaRef ds:uri="3eb70eef-0276-44fc-bfbe-a8ec26fe024c"/>
-  </ds:schemaRefs>
-</ds:datastoreItem>
+<file path=customXml/item3.xml><?xml version="1.0" encoding="utf-8"?>
+<p:properties xmlns:p="http://schemas.microsoft.com/office/2006/metadata/properties" xmlns:xsi="http://www.w3.org/2001/XMLSchema-instance" xmlns:pc="http://schemas.microsoft.com/office/infopath/2007/PartnerControls">
+  <documentManagement>
+    <lcf76f155ced4ddcb4097134ff3c332f xmlns="3eb70eef-0276-44fc-bfbe-a8ec26fe024c">
+      <Terms xmlns="http://schemas.microsoft.com/office/infopath/2007/PartnerControls"/>
+    </lcf76f155ced4ddcb4097134ff3c332f>
+  </documentManagement>
+</p:properties>
 </file>
 
-<file path=customXml/itemProps3.xml><?xml version="1.0" encoding="utf-8"?>
-<ds:datastoreItem xmlns:ds="http://schemas.openxmlformats.org/officeDocument/2006/customXml" ds:itemID="{C2B5D5DA-574B-4D1E-84BF-FFA7B7263156}">
-  <ds:schemaRefs>
-    <ds:schemaRef ds:uri="http://schemas.openxmlformats.org/officeDocument/2006/bibliography"/>
-  </ds:schemaRefs>
-</ds:datastoreItem>
+<file path=customXml/item4.xml><?xml version="1.0" encoding="utf-8"?>
+<?mso-contentType ?>
+<FormTemplates xmlns="http://schemas.microsoft.com/sharepoint/v3/contenttype/forms">
+  <Display>DocumentLibraryForm</Display>
+  <Edit>DocumentLibraryForm</Edit>
+  <New>DocumentLibraryForm</New>
+</FormTemplates>
 </file>
 
-<file path=customXml/itemProps4.xml><?xml version="1.0" encoding="utf-8"?>
+<file path=customXml/itemProps1.xml><?xml version="1.0" encoding="utf-8"?>
 <ds:datastoreItem xmlns:ds="http://schemas.openxmlformats.org/officeDocument/2006/customXml" ds:itemID="{012A1452-DA44-4B01-8419-D52252C09279}">
   <ds:schemaRefs>
     <ds:schemaRef ds:uri="http://schemas.microsoft.com/office/2006/metadata/contentType"/>
@@ -25008,4 +24978,30 @@
     <ds:schemaRef ds:uri="http://schemas.microsoft.com/internal/obd"/>
   </ds:schemaRefs>
 </ds:datastoreItem>
+</file>
+
+<file path=customXml/itemProps2.xml><?xml version="1.0" encoding="utf-8"?>
+<ds:datastoreItem xmlns:ds="http://schemas.openxmlformats.org/officeDocument/2006/customXml" ds:itemID="{C2B5D5DA-574B-4D1E-84BF-FFA7B7263156}">
+  <ds:schemaRefs>
+    <ds:schemaRef ds:uri="http://schemas.openxmlformats.org/officeDocument/2006/bibliography"/>
+  </ds:schemaRefs>
+</ds:datastoreItem>
+</file>
+
+<file path=customXml/itemProps3.xml><?xml version="1.0" encoding="utf-8"?>
+<ds:datastoreItem xmlns:ds="http://schemas.openxmlformats.org/officeDocument/2006/customXml" ds:itemID="{D5D89C5C-DE68-4023-9FE3-DF5B9198EF80}">
+  <ds:schemaRefs>
+    <ds:schemaRef ds:uri="http://schemas.microsoft.com/office/2006/metadata/properties"/>
+    <ds:schemaRef ds:uri="http://schemas.microsoft.com/office/infopath/2007/PartnerControls"/>
+    <ds:schemaRef ds:uri="3eb70eef-0276-44fc-bfbe-a8ec26fe024c"/>
+  </ds:schemaRefs>
+</ds:datastoreItem>
+</file>
+
+<file path=customXml/itemProps4.xml><?xml version="1.0" encoding="utf-8"?>
+<ds:datastoreItem xmlns:ds="http://schemas.openxmlformats.org/officeDocument/2006/customXml" ds:itemID="{F80D7DBB-ABB0-4C15-882D-D70E50BCB65E}">
+  <ds:schemaRefs>
+    <ds:schemaRef ds:uri="http://schemas.microsoft.com/sharepoint/v3/contenttype/forms"/>
+  </ds:schemaRefs>
+</ds:datastoreItem>
 </file>
--- a/resources/document-templates/doc8-prototype-validation-template.docx
+++ b/resources/document-templates/doc8-prototype-validation-template.docx
@@ -20012,6 +20012,7 @@
     </w:p>
     <w:p>
       <w:pPr>
+        <w:keepNext/>
         <w:rPr>
           <w:rFonts w:ascii="Times New Roman" w:eastAsia="Times New Roman" w:hAnsi="Times New Roman" w:cs="Times New Roman"/>
           <w:b/>
@@ -20086,6 +20087,7 @@
                         <w:txbxContent>
                           <w:p>
                             <w:pPr>
+                              <w:keepNext/>
                               <w:rPr>
                                 <w:rFonts w:ascii="Times New Roman" w:hAnsi="Times New Roman" w:cs="Times New Roman"/>
                                 <w:b/>
@@ -20103,6 +20105,7 @@
                           </w:p>
                           <w:p>
                             <w:pPr>
+                              <w:keepNext/>
                               <w:rPr>
                                 <w:rFonts w:ascii="Times New Roman" w:hAnsi="Times New Roman" w:cs="Times New Roman"/>
                                 <w:b/>
@@ -20114,6 +20117,7 @@
                           </w:p>
                           <w:p>
                             <w:pPr>
+                              <w:keepNext/>
                               <w:spacing w:line="360" w:lineRule="auto"/>
                               <w:rPr>
                                 <w:rFonts w:ascii="Times New Roman" w:eastAsia="Times New Roman" w:hAnsi="Times New Roman" w:cs="Times New Roman"/>
@@ -20480,6 +20484,7 @@
     </w:p>
     <w:p>
       <w:pPr>
+        <w:keepNext/>
         <w:rPr>
           <w:rFonts w:ascii="Times New Roman" w:eastAsia="Times New Roman" w:hAnsi="Times New Roman" w:cs="Times New Roman"/>
           <w:lang w:val="en-US"/>
@@ -20497,6 +20502,7 @@
     </w:p>
     <w:p>
       <w:pPr>
+        <w:keepNext/>
         <w:rPr>
           <w:rFonts w:ascii="Times New Roman" w:eastAsia="Times New Roman" w:hAnsi="Times New Roman" w:cs="Times New Roman"/>
           <w:lang w:val="en-US"/>
@@ -20505,6 +20511,7 @@
     </w:p>
     <w:p>
       <w:pPr>
+        <w:keepNext/>
         <w:spacing w:after="0" w:line="240" w:lineRule="auto"/>
         <w:rPr>
           <w:rFonts w:ascii="Times New Roman" w:eastAsia="Times New Roman" w:hAnsi="Times New Roman" w:cs="Times New Roman"/>
@@ -20574,6 +20581,7 @@
     </w:p>
     <w:p>
       <w:pPr>
+        <w:keepNext/>
         <w:ind w:left="4130"/>
         <w:rPr>
           <w:rFonts w:ascii="Times New Roman" w:eastAsia="Times New Roman" w:hAnsi="Times New Roman" w:cs="Times New Roman"/>
@@ -20592,6 +20600,7 @@
     </w:p>
     <w:p>
       <w:pPr>
+        <w:keepNext/>
         <w:ind w:left="2880"/>
         <w:rPr>
           <w:rFonts w:ascii="Times New Roman" w:eastAsia="Times New Roman" w:hAnsi="Times New Roman" w:cs="Times New Roman"/>
@@ -20601,6 +20610,7 @@
     </w:p>
     <w:p>
       <w:pPr>
+        <w:keepNext/>
         <w:spacing w:after="0"/>
         <w:ind w:left="4130"/>
         <w:rPr>
